--- a/download/VFK_MCLUB_推廣計劃報告.docx
+++ b/download/VFK_MCLUB_推廣計劃報告.docx
@@ -24,25 +24,21 @@
         <w:tc>
           <w:tcPr>
             <w:tcW w:type="pct" w:w="100%"/>
-            <w:tcBorders>
-              <w:top w:val="none" w:color="FFFFFF" w:sz="0"/>
-              <w:left w:val="none" w:color="FFFFFF" w:sz="0"/>
-              <w:bottom w:val="none" w:color="FFFFFF" w:sz="0"/>
-              <w:right w:val="none" w:color="FFFFFF" w:sz="0"/>
-            </w:tcBorders>
-            <w:shd w:fill="0F2027" w:val="clear"/>
+            <w:shd w:fill="1A1A1A" w:val="clear"/>
+            <w:tcMar>
+              <w:left w:type="dxa" w:w="1800"/>
+              <w:right w:type="dxa" w:w="1800"/>
+            </w:tcMar>
             <w:vAlign w:val="top"/>
           </w:tcPr>
           <w:p>
             <w:pPr>
-              <w:spacing w:before="4500"/>
-            </w:pPr>
-          </w:p>
-          <w:p>
-            <w:pPr>
-              <w:spacing w:after="60" w:line="920" w:lineRule="atLeast"/>
-              <w:ind w:left="1200"/>
-              <w:jc w:val="left"/>
+              <w:spacing w:before="4800"/>
+            </w:pPr>
+          </w:p>
+          <w:p>
+            <w:pPr>
+              <w:spacing w:after="100" w:before="200" w:line="900" w:lineRule="atLeast"/>
             </w:pPr>
             <w:r>
               <w:rPr>
@@ -50,117 +46,60 @@
                 <w:b/>
                 <w:bCs/>
                 <w:color w:val="FFFFFF"/>
-                <w:sz w:val="80"/>
-                <w:szCs w:val="80"/>
-              </w:rPr>
-              <w:t xml:space="preserve">VFK健康食品×MCL</w:t>
-            </w:r>
-          </w:p>
-          <w:p>
-            <w:pPr>
-              <w:spacing w:after="60" w:line="920" w:lineRule="atLeast"/>
-              <w:ind w:left="1200"/>
-              <w:jc w:val="left"/>
+                <w:sz w:val="72"/>
+                <w:szCs w:val="72"/>
+              </w:rPr>
+              <w:t xml:space="preserve">VFK 健康產品 × MCLUB 會員制</w:t>
+            </w:r>
+          </w:p>
+          <w:p>
+            <w:pPr>
+              <w:spacing w:after="100" w:before="200" w:line="600" w:lineRule="atLeast"/>
             </w:pPr>
             <w:r>
               <w:rPr>
                 <w:rFonts w:ascii="Calibri" w:eastAsia="SimHei"/>
-                <w:b/>
-                <w:bCs/>
-                <w:color w:val="FFFFFF"/>
-                <w:sz w:val="80"/>
-                <w:szCs w:val="80"/>
-              </w:rPr>
-              <w:t xml:space="preserve">UB會員制推廣計劃報告</w:t>
+                <w:color w:val="B0B8C0"/>
+                <w:sz w:val="44"/>
+                <w:szCs w:val="44"/>
+              </w:rPr>
+              <w:t xml:space="preserve">推廣計劃報告</w:t>
             </w:r>
           </w:p>
           <w:p>
             <w:pPr>
               <w:pBdr>
-                <w:bottom w:val="single" w:color="D4AF37" w:sz="18" w:space="8"/>
+                <w:top w:val="single" w:color="C9A84C" w:sz="6" w:space="12"/>
               </w:pBdr>
-              <w:spacing w:after="200" w:before="200"/>
-              <w:ind w:left="1200"/>
-            </w:pPr>
-          </w:p>
-          <w:p>
-            <w:pPr>
-              <w:spacing w:after="80" w:line="400"/>
-              <w:ind w:left="1200"/>
-              <w:jc w:val="left"/>
-            </w:pPr>
-            <w:r>
-              <w:rPr>
-                <w:rFonts w:ascii="Calibri" w:eastAsia="Microsoft YaHei"/>
-                <w:color w:val="B0B8C0"/>
-                <w:sz w:val="28"/>
-                <w:szCs w:val="28"/>
-              </w:rPr>
-              <w:t xml:space="preserve">百盛大通家族辦公室 | PZC Group</w:t>
-            </w:r>
-          </w:p>
-          <w:p>
-            <w:pPr>
-              <w:spacing w:after="120" w:line="340"/>
-              <w:ind w:left="1200"/>
-              <w:jc w:val="left"/>
-            </w:pPr>
-            <w:r>
-              <w:rPr>
-                <w:rFonts w:ascii="Calibri"/>
-                <w:color w:val="90989F"/>
-                <w:sz w:val="22"/>
-                <w:szCs w:val="22"/>
-              </w:rPr>
-              <w:t xml:space="preserve">VFK Health Products × MCLUB Membership Promotion Plan</w:t>
-            </w:r>
-          </w:p>
-          <w:p>
-            <w:pPr>
-              <w:spacing w:after="60" w:line="300"/>
-              <w:ind w:left="1200"/>
-              <w:jc w:val="left"/>
+              <w:spacing w:before="600"/>
+            </w:pPr>
+          </w:p>
+          <w:p>
+            <w:pPr>
+              <w:spacing w:after="60" w:before="300"/>
             </w:pPr>
             <w:r>
               <w:rPr>
                 <w:rFonts w:ascii="Calibri" w:eastAsia="Microsoft YaHei"/>
                 <w:color w:val="90989F"/>
-                <w:sz w:val="20"/>
-                <w:szCs w:val="20"/>
-              </w:rPr>
-              <w:t xml:space="preserve">報告版本：v1.0</w:t>
-            </w:r>
-          </w:p>
-          <w:p>
-            <w:pPr>
-              <w:spacing w:after="60" w:line="300"/>
-              <w:ind w:left="1200"/>
-              <w:jc w:val="left"/>
+                <w:sz w:val="24"/>
+                <w:szCs w:val="24"/>
+              </w:rPr>
+              <w:t xml:space="preserve">百盛大通家族辦公室 | PZC Group</w:t>
+            </w:r>
+          </w:p>
+          <w:p>
+            <w:pPr>
+              <w:spacing w:after="60"/>
             </w:pPr>
             <w:r>
               <w:rPr>
                 <w:rFonts w:ascii="Calibri" w:eastAsia="Microsoft YaHei"/>
                 <w:color w:val="90989F"/>
-                <w:sz w:val="20"/>
-                <w:szCs w:val="20"/>
-              </w:rPr>
-              <w:t xml:space="preserve">日期：2026年6月</w:t>
-            </w:r>
-          </w:p>
-          <w:p>
-            <w:pPr>
-              <w:spacing w:after="60" w:line="300"/>
-              <w:ind w:left="1200"/>
-              <w:jc w:val="left"/>
-            </w:pPr>
-            <w:r>
-              <w:rPr>
-                <w:rFonts w:ascii="Calibri" w:eastAsia="Microsoft YaHei"/>
-                <w:color w:val="90989F"/>
-                <w:sz w:val="20"/>
-                <w:szCs w:val="20"/>
-              </w:rPr>
-              <w:t xml:space="preserve">機構：PZC Group — MCLUB Family Office</w:t>
+                <w:sz w:val="24"/>
+                <w:szCs w:val="24"/>
+              </w:rPr>
+              <w:t xml:space="preserve">2026年6月</w:t>
             </w:r>
           </w:p>
         </w:tc>
@@ -178,24 +117,23 @@
     </w:p>
     <w:p>
       <w:pPr>
-        <w:spacing w:after="400"/>
+        <w:spacing w:after="360" w:before="480"/>
         <w:jc w:val="center"/>
       </w:pPr>
       <w:r>
         <w:rPr>
-          <w:rFonts w:ascii="Calibri" w:eastAsia="SimHei"/>
+          <w:rFonts w:ascii="Times New Roman" w:eastAsia="SimHei"/>
           <w:b/>
           <w:bCs/>
-          <w:color w:val="0F2027"/>
-          <w:sz w:val="36"/>
-          <w:szCs w:val="36"/>
+          <w:sz w:val="32"/>
+          <w:szCs w:val="32"/>
         </w:rPr>
-        <w:t xml:space="preserve">目錄</w:t>
+        <w:t xml:space="preserve">目  錄</w:t>
       </w:r>
     </w:p>
     <w:sdt>
       <w:sdtPr>
-        <w:alias w:val="目錄"/>
+        <w:alias w:val="Table of Contents"/>
       </w:sdtPr>
       <w:sdtContent>
         <w:p>
@@ -203,7 +141,7 @@
             <w:fldChar w:fldCharType="begin" w:dirty="true"/>
           </w:r>
           <w:r>
-            <w:instrText xml:space="preserve">TOC \h \o "1-3"</w:instrText>
+            <w:instrText xml:space="preserve">TOC \h \o "1-2"</w:instrText>
           </w:r>
           <w:r>
             <w:fldChar w:fldCharType="separate"/>
@@ -222,7 +160,7 @@
               <w:rPr>
                 <w:rStyle w:val="Hyperlink"/>
               </w:rPr>
-              <w:t>一、執行摘要</w:t>
+              <w:t>第一章  執行摘要</w:t>
             </w:r>
             <w:r>
               <w:tab/>
@@ -257,7 +195,7 @@
               <w:rPr>
                 <w:rStyle w:val="Hyperlink"/>
               </w:rPr>
-              <w:t>二、產品概覽</w:t>
+              <w:t>第二章  背景與目標</w:t>
             </w:r>
             <w:r>
               <w:tab/>
@@ -293,7 +231,7 @@
               <w:rPr>
                 <w:rStyle w:val="Hyperlink"/>
               </w:rPr>
-              <w:t>2.1 VFK品牌定位</w:t>
+              <w:t>一、項目背景</w:t>
             </w:r>
             <w:r>
               <w:tab/>
@@ -329,7 +267,7 @@
               <w:rPr>
                 <w:rStyle w:val="Hyperlink"/>
               </w:rPr>
-              <w:t>2.2 棘心產品：VFK消內脂營養品</w:t>
+              <w:t>二、報告目標</w:t>
             </w:r>
             <w:r>
               <w:tab/>
@@ -339,6 +277,41 @@
             </w:r>
             <w:r>
               <w:instrText xml:space="preserve"> PAGEREF _Toc100003 \h </w:instrText>
+            </w:r>
+            <w:r>
+              <w:fldChar w:fldCharType="separate"/>
+            </w:r>
+            <w:r>
+              <w:t>2</w:t>
+            </w:r>
+            <w:r>
+              <w:fldChar w:fldCharType="end"/>
+            </w:r>
+          </w:hyperlink>
+        </w:p>
+        <w:p>
+          <w:pPr>
+            <w:pStyle w:val="9"/>
+            <w:tabs>
+              <w:tab w:val="right" w:leader="dot" w:pos="9026"/>
+            </w:tabs>
+            <w:spacing w:before="120" w:after="60"/>
+          </w:pPr>
+          <w:hyperlink w:anchor="_Toc100004" w:history="1">
+            <w:r>
+              <w:rPr>
+                <w:rStyle w:val="Hyperlink"/>
+              </w:rPr>
+              <w:t>第三章  VFK 健康產品概覽</w:t>
+            </w:r>
+            <w:r>
+              <w:tab/>
+            </w:r>
+            <w:r>
+              <w:fldChar w:fldCharType="begin"/>
+            </w:r>
+            <w:r>
+              <w:instrText xml:space="preserve"> PAGEREF _Toc100004 \h </w:instrText>
             </w:r>
             <w:r>
               <w:fldChar w:fldCharType="separate"/>
@@ -360,12 +333,12 @@
             </w:tabs>
             <w:spacing w:before="120" w:after="60"/>
           </w:pPr>
-          <w:hyperlink w:anchor="_Toc100004" w:history="1">
+          <w:hyperlink w:anchor="_Toc100005" w:history="1">
             <w:r>
               <w:rPr>
                 <w:rStyle w:val="Hyperlink"/>
               </w:rPr>
-              <w:t>2.3 產品競爭優勢</w:t>
+              <w:t>一、旗艦產品：VFK 消內脂營養品</w:t>
             </w:r>
             <w:r>
               <w:tab/>
@@ -374,48 +347,13 @@
               <w:fldChar w:fldCharType="begin"/>
             </w:r>
             <w:r>
-              <w:instrText xml:space="preserve"> PAGEREF _Toc100004 \h </w:instrText>
+              <w:instrText xml:space="preserve"> PAGEREF _Toc100005 \h </w:instrText>
             </w:r>
             <w:r>
               <w:fldChar w:fldCharType="separate"/>
             </w:r>
             <w:r>
               <w:t>2</w:t>
-            </w:r>
-            <w:r>
-              <w:fldChar w:fldCharType="end"/>
-            </w:r>
-          </w:hyperlink>
-        </w:p>
-        <w:p>
-          <w:pPr>
-            <w:pStyle w:val="9"/>
-            <w:tabs>
-              <w:tab w:val="right" w:leader="dot" w:pos="9026"/>
-            </w:tabs>
-            <w:spacing w:before="120" w:after="60"/>
-          </w:pPr>
-          <w:hyperlink w:anchor="_Toc100005" w:history="1">
-            <w:r>
-              <w:rPr>
-                <w:rStyle w:val="Hyperlink"/>
-              </w:rPr>
-              <w:t>三、四種進場方案×MCLUB會員制整合</w:t>
-            </w:r>
-            <w:r>
-              <w:tab/>
-            </w:r>
-            <w:r>
-              <w:fldChar w:fldCharType="begin"/>
-            </w:r>
-            <w:r>
-              <w:instrText xml:space="preserve"> PAGEREF _Toc100005 \h </w:instrText>
-            </w:r>
-            <w:r>
-              <w:fldChar w:fldCharType="separate"/>
-            </w:r>
-            <w:r>
-              <w:t>3</w:t>
             </w:r>
             <w:r>
               <w:fldChar w:fldCharType="end"/>
@@ -436,7 +374,7 @@
               <w:rPr>
                 <w:rStyle w:val="Hyperlink"/>
               </w:rPr>
-              <w:t>3.1 方案一：$1,980 / 150BV — Plan A 入門級</w:t>
+              <w:t>二、產品優勢與市場定位</w:t>
             </w:r>
             <w:r>
               <w:tab/>
@@ -460,8 +398,7 @@
         </w:p>
         <w:p>
           <w:pPr>
-            <w:pStyle w:val="11"/>
-            <w:ind w:left="360"/>
+            <w:pStyle w:val="9"/>
             <w:tabs>
               <w:tab w:val="right" w:leader="dot" w:pos="9026"/>
             </w:tabs>
@@ -472,7 +409,7 @@
               <w:rPr>
                 <w:rStyle w:val="Hyperlink"/>
               </w:rPr>
-              <w:t>3.2 方案二：$8,800 / 750BV — Plan B 進階級</w:t>
+              <w:t>第四章  四種進場方案</w:t>
             </w:r>
             <w:r>
               <w:tab/>
@@ -508,7 +445,7 @@
               <w:rPr>
                 <w:rStyle w:val="Hyperlink"/>
               </w:rPr>
-              <w:t>3.3 方案三：$16,800 / 1,500BV — Plan B+ 中高級</w:t>
+              <w:t>一、方案一（HK$1,980 / 150BV）— Plan A 入門級</w:t>
             </w:r>
             <w:r>
               <w:tab/>
@@ -523,7 +460,7 @@
               <w:fldChar w:fldCharType="separate"/>
             </w:r>
             <w:r>
-              <w:t>4</w:t>
+              <w:t>3</w:t>
             </w:r>
             <w:r>
               <w:fldChar w:fldCharType="end"/>
@@ -544,7 +481,7 @@
               <w:rPr>
                 <w:rStyle w:val="Hyperlink"/>
               </w:rPr>
-              <w:t>3.4 方案四：$33,800 / 3,000BV — Plan C 高端 + 家族辦公室服務★</w:t>
+              <w:t>二、方案二（HK$8,800 / 750BV）— Plan B 進階級</w:t>
             </w:r>
             <w:r>
               <w:tab/>
@@ -560,76 +497,6 @@
             </w:r>
             <w:r>
               <w:t>4</w:t>
-            </w:r>
-            <w:r>
-              <w:fldChar w:fldCharType="end"/>
-            </w:r>
-          </w:hyperlink>
-        </w:p>
-        <w:p>
-          <w:pPr>
-            <w:pStyle w:val="9"/>
-            <w:tabs>
-              <w:tab w:val="right" w:leader="dot" w:pos="9026"/>
-            </w:tabs>
-            <w:spacing w:before="120" w:after="60"/>
-          </w:pPr>
-          <w:hyperlink w:anchor="_Toc100010" w:history="1">
-            <w:r>
-              <w:rPr>
-                <w:rStyle w:val="Hyperlink"/>
-              </w:rPr>
-              <w:t>四、統一會員路徑：從健康到財富</w:t>
-            </w:r>
-            <w:r>
-              <w:tab/>
-            </w:r>
-            <w:r>
-              <w:fldChar w:fldCharType="begin"/>
-            </w:r>
-            <w:r>
-              <w:instrText xml:space="preserve"> PAGEREF _Toc100010 \h </w:instrText>
-            </w:r>
-            <w:r>
-              <w:fldChar w:fldCharType="separate"/>
-            </w:r>
-            <w:r>
-              <w:t>4</w:t>
-            </w:r>
-            <w:r>
-              <w:fldChar w:fldCharType="end"/>
-            </w:r>
-          </w:hyperlink>
-        </w:p>
-        <w:p>
-          <w:pPr>
-            <w:pStyle w:val="9"/>
-            <w:tabs>
-              <w:tab w:val="right" w:leader="dot" w:pos="9026"/>
-            </w:tabs>
-            <w:spacing w:before="120" w:after="60"/>
-          </w:pPr>
-          <w:hyperlink w:anchor="_Toc100011" w:history="1">
-            <w:r>
-              <w:rPr>
-                <w:rStyle w:val="Hyperlink"/>
-              </w:rPr>
-              <w:t>五、七階無限晉升機制</w:t>
-            </w:r>
-            <w:r>
-              <w:tab/>
-            </w:r>
-            <w:r>
-              <w:fldChar w:fldCharType="begin"/>
-            </w:r>
-            <w:r>
-              <w:instrText xml:space="preserve"> PAGEREF _Toc100011 \h </w:instrText>
-            </w:r>
-            <w:r>
-              <w:fldChar w:fldCharType="separate"/>
-            </w:r>
-            <w:r>
-              <w:t>5</w:t>
             </w:r>
             <w:r>
               <w:fldChar w:fldCharType="end"/>
@@ -645,12 +512,83 @@
             </w:tabs>
             <w:spacing w:before="120" w:after="60"/>
           </w:pPr>
+          <w:hyperlink w:anchor="_Toc100010" w:history="1">
+            <w:r>
+              <w:rPr>
+                <w:rStyle w:val="Hyperlink"/>
+              </w:rPr>
+              <w:t>三、方案三（HK$16,800 / 1,500BV）— Plan B+ 中高級</w:t>
+            </w:r>
+            <w:r>
+              <w:tab/>
+            </w:r>
+            <w:r>
+              <w:fldChar w:fldCharType="begin"/>
+            </w:r>
+            <w:r>
+              <w:instrText xml:space="preserve"> PAGEREF _Toc100010 \h </w:instrText>
+            </w:r>
+            <w:r>
+              <w:fldChar w:fldCharType="separate"/>
+            </w:r>
+            <w:r>
+              <w:t>4</w:t>
+            </w:r>
+            <w:r>
+              <w:fldChar w:fldCharType="end"/>
+            </w:r>
+          </w:hyperlink>
+        </w:p>
+        <w:p>
+          <w:pPr>
+            <w:pStyle w:val="11"/>
+            <w:ind w:left="360"/>
+            <w:tabs>
+              <w:tab w:val="right" w:leader="dot" w:pos="9026"/>
+            </w:tabs>
+            <w:spacing w:before="120" w:after="60"/>
+          </w:pPr>
+          <w:hyperlink w:anchor="_Toc100011" w:history="1">
+            <w:r>
+              <w:rPr>
+                <w:rStyle w:val="Hyperlink"/>
+              </w:rPr>
+              <w:t>四、方案四（HK$33,800 / 3,000BV）— Plan C 高端 + 家族辦公室 ★</w:t>
+            </w:r>
+            <w:r>
+              <w:tab/>
+            </w:r>
+            <w:r>
+              <w:fldChar w:fldCharType="begin"/>
+            </w:r>
+            <w:r>
+              <w:instrText xml:space="preserve"> PAGEREF _Toc100011 \h </w:instrText>
+            </w:r>
+            <w:r>
+              <w:fldChar w:fldCharType="separate"/>
+            </w:r>
+            <w:r>
+              <w:t>4</w:t>
+            </w:r>
+            <w:r>
+              <w:fldChar w:fldCharType="end"/>
+            </w:r>
+          </w:hyperlink>
+        </w:p>
+        <w:p>
+          <w:pPr>
+            <w:pStyle w:val="9"/>
+            <w:tabs>
+              <w:tab w:val="right" w:leader="dot" w:pos="9026"/>
+            </w:tabs>
+            <w:spacing w:before="120" w:after="60"/>
+          </w:pPr>
           <w:hyperlink w:anchor="_Toc100012" w:history="1">
             <w:r>
               <w:rPr>
                 <w:rStyle w:val="Hyperlink"/>
               </w:rPr>
-              <w:t>5.1 晉升條件</w:t>
+              <w:t>第五章  MCLUB 會員制度</w:t>
             </w:r>
             <w:r>
               <w:tab/>
@@ -686,7 +624,7 @@
               <w:rPr>
                 <w:rStyle w:val="Hyperlink"/>
               </w:rPr>
-              <w:t>5.2 BV積分計算規則</w:t>
+              <w:t>一、會員層次體系</w:t>
             </w:r>
             <w:r>
               <w:tab/>
@@ -696,41 +634,6 @@
             </w:r>
             <w:r>
               <w:instrText xml:space="preserve"> PAGEREF _Toc100013 \h </w:instrText>
-            </w:r>
-            <w:r>
-              <w:fldChar w:fldCharType="separate"/>
-            </w:r>
-            <w:r>
-              <w:t>5</w:t>
-            </w:r>
-            <w:r>
-              <w:fldChar w:fldCharType="end"/>
-            </w:r>
-          </w:hyperlink>
-        </w:p>
-        <w:p>
-          <w:pPr>
-            <w:pStyle w:val="9"/>
-            <w:tabs>
-              <w:tab w:val="right" w:leader="dot" w:pos="9026"/>
-            </w:tabs>
-            <w:spacing w:before="120" w:after="60"/>
-          </w:pPr>
-          <w:hyperlink w:anchor="_Toc100014" w:history="1">
-            <w:r>
-              <w:rPr>
-                <w:rStyle w:val="Hyperlink"/>
-              </w:rPr>
-              <w:t>六、推廣策略</w:t>
-            </w:r>
-            <w:r>
-              <w:tab/>
-            </w:r>
-            <w:r>
-              <w:fldChar w:fldCharType="begin"/>
-            </w:r>
-            <w:r>
-              <w:instrText xml:space="preserve"> PAGEREF _Toc100014 \h </w:instrText>
             </w:r>
             <w:r>
               <w:fldChar w:fldCharType="separate"/>
@@ -752,12 +655,47 @@
             </w:tabs>
             <w:spacing w:before="120" w:after="60"/>
           </w:pPr>
+          <w:hyperlink w:anchor="_Toc100014" w:history="1">
+            <w:r>
+              <w:rPr>
+                <w:rStyle w:val="Hyperlink"/>
+              </w:rPr>
+              <w:t>二、會員路徑規劃</w:t>
+            </w:r>
+            <w:r>
+              <w:tab/>
+            </w:r>
+            <w:r>
+              <w:fldChar w:fldCharType="begin"/>
+            </w:r>
+            <w:r>
+              <w:instrText xml:space="preserve"> PAGEREF _Toc100014 \h </w:instrText>
+            </w:r>
+            <w:r>
+              <w:fldChar w:fldCharType="separate"/>
+            </w:r>
+            <w:r>
+              <w:t>5</w:t>
+            </w:r>
+            <w:r>
+              <w:fldChar w:fldCharType="end"/>
+            </w:r>
+          </w:hyperlink>
+        </w:p>
+        <w:p>
+          <w:pPr>
+            <w:pStyle w:val="9"/>
+            <w:tabs>
+              <w:tab w:val="right" w:leader="dot" w:pos="9026"/>
+            </w:tabs>
+            <w:spacing w:before="120" w:after="60"/>
+          </w:pPr>
           <w:hyperlink w:anchor="_Toc100015" w:history="1">
             <w:r>
               <w:rPr>
                 <w:rStyle w:val="Hyperlink"/>
               </w:rPr>
-              <w:t>6.1 直接推廣（D2C）</w:t>
+              <w:t>第六章  七階無限晉升機制</w:t>
             </w:r>
             <w:r>
               <w:tab/>
@@ -772,7 +710,7 @@
               <w:fldChar w:fldCharType="separate"/>
             </w:r>
             <w:r>
-              <w:t>6</w:t>
+              <w:t>5</w:t>
             </w:r>
             <w:r>
               <w:fldChar w:fldCharType="end"/>
@@ -793,7 +731,7 @@
               <w:rPr>
                 <w:rStyle w:val="Hyperlink"/>
               </w:rPr>
-              <w:t>6.2 團隊建設推廣</w:t>
+              <w:t>一、晉升條件與運作機制</w:t>
             </w:r>
             <w:r>
               <w:tab/>
@@ -829,7 +767,7 @@
               <w:rPr>
                 <w:rStyle w:val="Hyperlink"/>
               </w:rPr>
-              <w:t>6.3 B2B2C渠道合作</w:t>
+              <w:t>二、晉升路徑與收益預期</w:t>
             </w:r>
             <w:r>
               <w:tab/>
@@ -864,7 +802,7 @@
               <w:rPr>
                 <w:rStyle w:val="Hyperlink"/>
               </w:rPr>
-              <w:t>七、執行路線圖</w:t>
+              <w:t>第七章  四層鎖定模型（絲路模型）</w:t>
             </w:r>
             <w:r>
               <w:tab/>
@@ -888,7 +826,8 @@
         </w:p>
         <w:p>
           <w:pPr>
-            <w:pStyle w:val="9"/>
+            <w:pStyle w:val="11"/>
+            <w:ind w:left="360"/>
             <w:tabs>
               <w:tab w:val="right" w:leader="dot" w:pos="9026"/>
             </w:tabs>
@@ -899,7 +838,7 @@
               <w:rPr>
                 <w:rStyle w:val="Hyperlink"/>
               </w:rPr>
-              <w:t>八、風險管理</w:t>
+              <w:t>一、資訊鎖定：知識即連結</w:t>
             </w:r>
             <w:r>
               <w:tab/>
@@ -935,7 +874,7 @@
               <w:rPr>
                 <w:rStyle w:val="Hyperlink"/>
               </w:rPr>
-              <w:t>8.1 合規風險</w:t>
+              <w:t>二、社交鎖定：人脈即資產</w:t>
             </w:r>
             <w:r>
               <w:tab/>
@@ -971,7 +910,7 @@
               <w:rPr>
                 <w:rStyle w:val="Hyperlink"/>
               </w:rPr>
-              <w:t>8.2 產品風險</w:t>
+              <w:t>三、服務鎖定：依賴即留存</w:t>
             </w:r>
             <w:r>
               <w:tab/>
@@ -1007,7 +946,7 @@
               <w:rPr>
                 <w:rStyle w:val="Hyperlink"/>
               </w:rPr>
-              <w:t>8.3 團隊風險</w:t>
+              <w:t>四、結構鎖定：架構即護城河</w:t>
             </w:r>
             <w:r>
               <w:tab/>
@@ -1023,6 +962,148 @@
             </w:r>
             <w:r>
               <w:t>7</w:t>
+            </w:r>
+            <w:r>
+              <w:fldChar w:fldCharType="end"/>
+            </w:r>
+          </w:hyperlink>
+        </w:p>
+        <w:p>
+          <w:pPr>
+            <w:pStyle w:val="9"/>
+            <w:tabs>
+              <w:tab w:val="right" w:leader="dot" w:pos="9026"/>
+            </w:tabs>
+            <w:spacing w:before="120" w:after="60"/>
+          </w:pPr>
+          <w:hyperlink w:anchor="_Toc100023" w:history="1">
+            <w:r>
+              <w:rPr>
+                <w:rStyle w:val="Hyperlink"/>
+              </w:rPr>
+              <w:t>第八章  統一會員路徑：從健康到財富</w:t>
+            </w:r>
+            <w:r>
+              <w:tab/>
+            </w:r>
+            <w:r>
+              <w:fldChar w:fldCharType="begin"/>
+            </w:r>
+            <w:r>
+              <w:instrText xml:space="preserve"> PAGEREF _Toc100023 \h </w:instrText>
+            </w:r>
+            <w:r>
+              <w:fldChar w:fldCharType="separate"/>
+            </w:r>
+            <w:r>
+              <w:t>8</w:t>
+            </w:r>
+            <w:r>
+              <w:fldChar w:fldCharType="end"/>
+            </w:r>
+          </w:hyperlink>
+        </w:p>
+        <w:p>
+          <w:pPr>
+            <w:pStyle w:val="9"/>
+            <w:tabs>
+              <w:tab w:val="right" w:leader="dot" w:pos="9026"/>
+            </w:tabs>
+            <w:spacing w:before="120" w:after="60"/>
+          </w:pPr>
+          <w:hyperlink w:anchor="_Toc100024" w:history="1">
+            <w:r>
+              <w:rPr>
+                <w:rStyle w:val="Hyperlink"/>
+              </w:rPr>
+              <w:t>第九章  結論與建議</w:t>
+            </w:r>
+            <w:r>
+              <w:tab/>
+            </w:r>
+            <w:r>
+              <w:fldChar w:fldCharType="begin"/>
+            </w:r>
+            <w:r>
+              <w:instrText xml:space="preserve"> PAGEREF _Toc100024 \h </w:instrText>
+            </w:r>
+            <w:r>
+              <w:fldChar w:fldCharType="separate"/>
+            </w:r>
+            <w:r>
+              <w:t>8</w:t>
+            </w:r>
+            <w:r>
+              <w:fldChar w:fldCharType="end"/>
+            </w:r>
+          </w:hyperlink>
+        </w:p>
+        <w:p>
+          <w:pPr>
+            <w:pStyle w:val="11"/>
+            <w:ind w:left="360"/>
+            <w:tabs>
+              <w:tab w:val="right" w:leader="dot" w:pos="9026"/>
+            </w:tabs>
+            <w:spacing w:before="120" w:after="60"/>
+          </w:pPr>
+          <w:hyperlink w:anchor="_Toc100025" w:history="1">
+            <w:r>
+              <w:rPr>
+                <w:rStyle w:val="Hyperlink"/>
+              </w:rPr>
+              <w:t>一、體系優勢總結</w:t>
+            </w:r>
+            <w:r>
+              <w:tab/>
+            </w:r>
+            <w:r>
+              <w:fldChar w:fldCharType="begin"/>
+            </w:r>
+            <w:r>
+              <w:instrText xml:space="preserve"> PAGEREF _Toc100025 \h </w:instrText>
+            </w:r>
+            <w:r>
+              <w:fldChar w:fldCharType="separate"/>
+            </w:r>
+            <w:r>
+              <w:t>8</w:t>
+            </w:r>
+            <w:r>
+              <w:fldChar w:fldCharType="end"/>
+            </w:r>
+          </w:hyperlink>
+        </w:p>
+        <w:p>
+          <w:pPr>
+            <w:pStyle w:val="11"/>
+            <w:ind w:left="360"/>
+            <w:tabs>
+              <w:tab w:val="right" w:leader="dot" w:pos="9026"/>
+            </w:tabs>
+            <w:spacing w:before="120" w:after="60"/>
+          </w:pPr>
+          <w:hyperlink w:anchor="_Toc100026" w:history="1">
+            <w:r>
+              <w:rPr>
+                <w:rStyle w:val="Hyperlink"/>
+              </w:rPr>
+              <w:t>二、實施建議</w:t>
+            </w:r>
+            <w:r>
+              <w:tab/>
+            </w:r>
+            <w:r>
+              <w:fldChar w:fldCharType="begin"/>
+            </w:r>
+            <w:r>
+              <w:instrText xml:space="preserve"> PAGEREF _Toc100026 \h </w:instrText>
+            </w:r>
+            <w:r>
+              <w:fldChar w:fldCharType="separate"/>
+            </w:r>
+            <w:r>
+              <w:t>8</w:t>
             </w:r>
             <w:r>
               <w:fldChar w:fldCharType="end"/>
@@ -1039,18 +1120,16 @@
     <w:p>
       <w:pPr>
         <w:spacing w:before="200"/>
-        <w:jc w:val="center"/>
       </w:pPr>
       <w:r>
         <w:rPr>
-          <w:rFonts w:ascii="Calibri" w:eastAsia="Microsoft YaHei"/>
           <w:i/>
           <w:iCs/>
-          <w:color w:val="4A6575"/>
+          <w:color w:val="888888"/>
           <w:sz w:val="18"/>
           <w:szCs w:val="18"/>
         </w:rPr>
-        <w:t xml:space="preserve">（請右鍵點擊目錄→「更新功能變數」以刷新頁碼）</w:t>
+        <w:t xml:space="preserve">Note: This Table of Contents is generated via field codes. To ensure page number accuracy after editing, please right-click the TOC and select "Update Field."</w:t>
       </w:r>
     </w:p>
     <w:p>
@@ -1062,6 +1141,7 @@
       <w:pPr>
         <w:sectPr>
           <w:footerReference w:type="default" r:id="rId7"/>
+          <w:type w:val="nextPage"/>
           <w:pgSz w:w="11906" w:h="16838" w:orient="portrait"/>
           <w:pgMar w:top="1440" w:right="1417" w:bottom="1440" w:left="1701" w:header="708" w:footer="708" w:gutter="0"/>
           <w:pgNumType w:start="1" w:fmt="upperRoman"/>
@@ -1072,8 +1152,7 @@
     <w:p>
       <w:pPr>
         <w:pStyle w:val="Heading1"/>
-        <w:spacing w:after="160" w:before="360" w:line="312"/>
-        <w:jc w:val="center"/>
+        <w:spacing w:after="120" w:before="360"/>
       </w:pPr>
       <w:bookmarkStart w:id="100000" w:name="_Toc100000"/>
       <w:r>
@@ -1081,11 +1160,11 @@
           <w:rFonts w:ascii="Calibri" w:eastAsia="SimHei"/>
           <w:b/>
           <w:bCs/>
-          <w:color w:val="0F2027"/>
+          <w:color w:val="000000"/>
           <w:sz w:val="32"/>
           <w:szCs w:val="32"/>
         </w:rPr>
-        <w:t xml:space="preserve">一、執行摘要</w:t>
+        <w:t xml:space="preserve">第一章  執行摘要</w:t>
       </w:r>
       <w:bookmarkEnd w:id="100000"/>
     </w:p>
@@ -1102,7 +1181,7 @@
           <w:sz w:val="24"/>
           <w:szCs w:val="24"/>
         </w:rPr>
-        <w:t xml:space="preserve">VFK健康食品推廣計劃與MCLUB會員制為統一體系，由健康產品切入，透過四種進場方案及七階晉升機制，逐步引導會員深入MCLUB生態圈。方案一至方案三聚焦健康產品推廣與團隊建設，方案四則正式接入家族辦公室服務，實現從健康管理到財富管理的無縝衔接。</w:t>
+        <w:t xml:space="preserve">VFK 健康食品推廣計劃與 MCLUB 會員制度為百盛大通家族辦公室（PZC Group）旗下的統一體系，以健康產品為切入點，透過四種進場方案及七階晉升機制，逐步引導會員深入 MCLUB 生態圈。整個體系的核心邏輯為「健康產品 → 團隊推廣 → 家族辦公室」，方案一至方案三聚焦健康產品推廣與團隊建設，方案四則正式接入家族辦公室服務，實現從健康管理到財富管理的無縝衍接。</w:t>
       </w:r>
     </w:p>
     <w:p>
@@ -1118,8 +1197,46 @@
           <w:sz w:val="24"/>
           <w:szCs w:val="24"/>
         </w:rPr>
-        <w:t xml:space="preserve">本報告詳細闡述VFK健康食品的產品定位、四種進場方案與MCLUB會員制的整合設計、七階無限晉升機制、推廣策略及執行路線圖。核心策略是以健康產品作為設入點，透過會員制體系建立信任關係，再由淺入深引導會員進入家族辦公室服務生態，形成多層次的客戶價值與鎖定效應。</w:t>
-      </w:r>
+        <w:t xml:space="preserve">本報告詳細闡述 VFK 四種進場方案的內容及對應的 MCLUB 會員服務層次，解析七階晉升機制的運作方式，並深入探討四層鎖定模型（絲路模型）如何從資訊、社交、服務到結構四個層面逐步加深會員依賴。最低入場門檻僅需 HK$1,980，而達到方案四（HK$33,800）則可正式接入家族辦公室全套服務，包括香港信訖設立、日本物業投資、NPC 基金認購及家族財富傳承規劃。</w:t>
+      </w:r>
+    </w:p>
+    <w:p>
+      <w:pPr>
+        <w:pStyle w:val="Heading1"/>
+        <w:spacing w:after="120" w:before="360"/>
+      </w:pPr>
+      <w:bookmarkStart w:id="100001" w:name="_Toc100001"/>
+      <w:r>
+        <w:rPr>
+          <w:rFonts w:ascii="Calibri" w:eastAsia="SimHei"/>
+          <w:b/>
+          <w:bCs/>
+          <w:color w:val="000000"/>
+          <w:sz w:val="32"/>
+          <w:szCs w:val="32"/>
+        </w:rPr>
+        <w:t xml:space="preserve">第二章  背景與目標</w:t>
+      </w:r>
+      <w:bookmarkEnd w:id="100001"/>
+    </w:p>
+    <w:p>
+      <w:pPr>
+        <w:pStyle w:val="Heading2"/>
+        <w:spacing w:after="120" w:before="240"/>
+      </w:pPr>
+      <w:bookmarkStart w:id="100002" w:name="_Toc100002"/>
+      <w:r>
+        <w:rPr>
+          <w:rFonts w:ascii="Calibri" w:eastAsia="SimHei"/>
+          <w:b/>
+          <w:bCs/>
+          <w:color w:val="000000"/>
+          <w:sz w:val="28"/>
+          <w:szCs w:val="28"/>
+        </w:rPr>
+        <w:t xml:space="preserve">一、項目背景</w:t>
+      </w:r>
+      <w:bookmarkEnd w:id="100002"/>
     </w:p>
     <w:p>
       <w:pPr>
@@ -1134,47 +1251,8 @@
           <w:sz w:val="24"/>
           <w:szCs w:val="24"/>
         </w:rPr>
-        <w:t xml:space="preserve">關鍵數據：四種進場方案由$1,980至$33,800，對應BV由150至3,000；七階晉升從S（星級會員）至P（總裁）；大小區各累積500,000 BV達到最高級別；1 BV = $8港幣，BV積分無限期累積。</w:t>
-      </w:r>
-    </w:p>
-    <w:p>
-      <w:pPr>
-        <w:pStyle w:val="Heading1"/>
-        <w:spacing w:after="160" w:before="360" w:line="312"/>
-        <w:jc w:val="center"/>
-      </w:pPr>
-      <w:bookmarkStart w:id="100001" w:name="_Toc100001"/>
-      <w:r>
-        <w:rPr>
-          <w:rFonts w:ascii="Calibri" w:eastAsia="SimHei"/>
-          <w:b/>
-          <w:bCs/>
-          <w:color w:val="0F2027"/>
-          <w:sz w:val="32"/>
-          <w:szCs w:val="32"/>
-        </w:rPr>
-        <w:t xml:space="preserve">二、產品概覽</w:t>
-      </w:r>
-      <w:bookmarkEnd w:id="100001"/>
-    </w:p>
-    <w:p>
-      <w:pPr>
-        <w:pStyle w:val="Heading2"/>
-        <w:spacing w:after="120" w:before="240" w:line="312"/>
-      </w:pPr>
-      <w:bookmarkStart w:id="100002" w:name="_Toc100002"/>
-      <w:r>
-        <w:rPr>
-          <w:rFonts w:ascii="Calibri" w:eastAsia="SimHei"/>
-          <w:b/>
-          <w:bCs/>
-          <w:color w:val="0F2027"/>
-          <w:sz w:val="28"/>
-          <w:szCs w:val="28"/>
-        </w:rPr>
-        <w:t xml:space="preserve">2.1 VFK品牌定位</w:t>
-      </w:r>
-      <w:bookmarkEnd w:id="100002"/>
+        <w:t xml:space="preserve">百盛大通家族辦公室（PZC Group）旗下擁有多個業務板塊，包括 VFK 健康食品、MCLUB 會員平台、日本物業投資、NPC 基金及家族辦公室服務。傳統上，家族辦公室服務的客戶獲取門檻較高，且缺乏一個從大眾市場到高端服務的自然過渡路徑。VFK 健康食品推廣計劃的設計初衷，正是為了解決這一痛點：以低門檻的健康產品吸引廣泛用戶，再透過會員制和晉升機制逐步篨選出具備財富管理需求的高價值客戶，最終導入家族辦公室服務。</w:t>
+      </w:r>
     </w:p>
     <w:p>
       <w:pPr>
@@ -1189,13 +1267,13 @@
           <w:sz w:val="24"/>
           <w:szCs w:val="24"/>
         </w:rPr>
-        <w:t xml:space="preserve">VFK是一個專注於內臟脂肪管理的健康營養品牌，產品採用英國製造的科學配方，通過臨床實證的活性成分幫助消費者有效減少內臟脂肪。在香港健康食品市場中，VFK已建立一定的品牌認知度，其棘心產品“VFK消內脂營養品”在市場上獲得良好口碑。品牌歸屬於百盛大通家族辦公室（PZC Group），作為MCLUB生態圈中的重要產品線，與日本物業投資、香港信訣、家族辦公室服務等共同構成完整的跨境財富生態圈。</w:t>
+        <w:t xml:space="preserve">這種「由健康切入，以財富升級」的模式，其優勢在於健康產品為剛需性消費，客戶接受度高，而家族辦公室服務則為深度需求，一旦客戶進入體系後依賴性極強。四層鎖定模型（資訊鎖定→社交鎖定→服務鎖定→結構鎖定）確保會員在每個階段都能感受到價值，同時逐步加深與平台的連結，形成穩固的生態系統。</w:t>
       </w:r>
     </w:p>
     <w:p>
       <w:pPr>
         <w:pStyle w:val="Heading2"/>
-        <w:spacing w:after="120" w:before="240" w:line="312"/>
+        <w:spacing w:after="120" w:before="240"/>
       </w:pPr>
       <w:bookmarkStart w:id="100003" w:name="_Toc100003"/>
       <w:r>
@@ -1203,11 +1281,11 @@
           <w:rFonts w:ascii="Calibri" w:eastAsia="SimHei"/>
           <w:b/>
           <w:bCs/>
-          <w:color w:val="0F2027"/>
+          <w:color w:val="000000"/>
           <w:sz w:val="28"/>
           <w:szCs w:val="28"/>
         </w:rPr>
-        <w:t xml:space="preserve">2.2 棘心產品：VFK消內脂營養品</w:t>
+        <w:t xml:space="preserve">二、報告目標</w:t>
       </w:r>
       <w:bookmarkEnd w:id="100003"/>
     </w:p>
@@ -1224,16 +1302,70 @@
           <w:sz w:val="24"/>
           <w:szCs w:val="24"/>
         </w:rPr>
-        <w:t xml:space="preserve">VFK旗艦產品為消內脂營養品，每盒20包，主打兩大活性成份：FA燃內脂因子及Keto BHD &amp; MCT生酮消脂組合。FA燃內脂因子能夠針對性燃燄內臟脂肪，而Keto BHD &amp; MCT生酮消脂組合則透過生酮機制加速脂肪代謝。臨床實證數據顯示，使用8-12週可減少內臟脂肪達33%，這是有科學數據支撐的顯著效果。建議用量為首20天每天2包以提升燃脂機能，其後每天1包維持效果，且不需要改變現有飲食習慣即可見效。</w:t>
+        <w:t xml:space="preserve">本報告旨在全面呈現 VFK 健康產品與 MCLUB 會員制的整合體系，包括四種進場方案的詳細內容、七階晉升機制的運作運輯、VFK 旗艦產品資訊，以及四層鎖定模型如何從理論到實踐保證會員的長期留存與轉化。報告適用於內部培訓、合作夥伴說明、以及潜在會員的入門指南。</w:t>
+      </w:r>
+    </w:p>
+    <w:p>
+      <w:pPr>
+        <w:pStyle w:val="Heading1"/>
+        <w:spacing w:after="120" w:before="360"/>
+      </w:pPr>
+      <w:bookmarkStart w:id="100004" w:name="_Toc100004"/>
+      <w:r>
+        <w:rPr>
+          <w:rFonts w:ascii="Calibri" w:eastAsia="SimHei"/>
+          <w:b/>
+          <w:bCs/>
+          <w:color w:val="000000"/>
+          <w:sz w:val="32"/>
+          <w:szCs w:val="32"/>
+        </w:rPr>
+        <w:t xml:space="preserve">第三章  VFK 健康產品概覽</w:t>
+      </w:r>
+      <w:bookmarkEnd w:id="100004"/>
+    </w:p>
+    <w:p>
+      <w:pPr>
+        <w:pStyle w:val="Heading2"/>
+        <w:spacing w:after="120" w:before="240"/>
+      </w:pPr>
+      <w:bookmarkStart w:id="100005" w:name="_Toc100005"/>
+      <w:r>
+        <w:rPr>
+          <w:rFonts w:ascii="Calibri" w:eastAsia="SimHei"/>
+          <w:b/>
+          <w:bCs/>
+          <w:color w:val="000000"/>
+          <w:sz w:val="28"/>
+          <w:szCs w:val="28"/>
+        </w:rPr>
+        <w:t xml:space="preserve">一、旗艦產品：VFK 消內脂營養品</w:t>
+      </w:r>
+      <w:bookmarkEnd w:id="100005"/>
+    </w:p>
+    <w:p>
+      <w:pPr>
+        <w:spacing w:after="60" w:line="312"/>
+        <w:ind w:firstLine="480"/>
+        <w:jc w:val="both"/>
+      </w:pPr>
+      <w:r>
+        <w:rPr>
+          <w:rFonts w:ascii="Calibri" w:eastAsia="SimSun"/>
+          <w:color w:val="000000"/>
+          <w:sz w:val="24"/>
+          <w:szCs w:val="24"/>
+        </w:rPr>
+        <w:t xml:space="preserve">VFK 消內脂營養品是整個推廣計劃的產品基礎，每盒包含 20 包，零售價 HK$998，推廣價 HK$798，由英國製造。產品的核心成份包括 FA 燃內脂因子及 Keto BHD &amp; MCT 生酮消脂組合，前者針對性燃燒內臟脂肪，後者透過生酮機制加速脂肪代謝。臨床實證顯示，在 8 至 12 週內可減少內臟脂肪達 33%，且不需改變飲食習慣即可見效。建議用量為首 20 天每天 2 包（提升燃脂機能），其後每天 1 包作維持。</w:t>
       </w:r>
     </w:p>
     <w:tbl>
       <w:tblPr>
         <w:tblW w:type="pct" w:w="100%"/>
         <w:tblBorders>
-          <w:top w:val="single" w:color="D4AF37" w:sz="2"/>
+          <w:top w:val="single" w:color="C9A84C" w:sz="2"/>
           <w:left w:val="none"/>
-          <w:bottom w:val="single" w:color="D4AF37" w:sz="2"/>
+          <w:bottom w:val="single" w:color="C9A84C" w:sz="2"/>
           <w:right w:val="none"/>
           <w:insideH w:val="single" w:color="DDD5C0" w:sz="1"/>
           <w:insideV w:val="none"/>
@@ -1251,7 +1383,7 @@
         <w:tc>
           <w:tcPr>
             <w:tcW w:type="pct" w:w="30%"/>
-            <w:shd w:fill="D4AF37" w:val="clear"/>
+            <w:shd w:fill="C9A84C" w:val="clear"/>
             <w:tcMar>
               <w:top w:type="dxa" w:w="60"/>
               <w:left w:type="dxa" w:w="120"/>
@@ -1279,7 +1411,7 @@
         <w:tc>
           <w:tcPr>
             <w:tcW w:type="pct" w:w="70%"/>
-            <w:shd w:fill="D4AF37" w:val="clear"/>
+            <w:shd w:fill="C9A84C" w:val="clear"/>
             <w:tcMar>
               <w:top w:type="dxa" w:w="60"/>
               <w:left w:type="dxa" w:w="120"/>
@@ -1322,7 +1454,7 @@
           </w:tcPr>
           <w:p>
             <w:pPr>
-              <w:jc w:val="center"/>
+              <w:jc w:val="left"/>
             </w:pPr>
             <w:r>
               <w:rPr>
@@ -1357,7 +1489,7 @@
                 <w:sz w:val="21"/>
                 <w:szCs w:val="21"/>
               </w:rPr>
-              <w:t xml:space="preserve">VFK消內脂營養品</w:t>
+              <w:t xml:space="preserve">VFK 消內脂營養品</w:t>
             </w:r>
           </w:p>
         </w:tc>
@@ -1369,16 +1501,17 @@
         <w:tc>
           <w:tcPr>
             <w:tcW w:type="pct" w:w="30%"/>
-            <w:tcMar>
-              <w:top w:type="dxa" w:w="60"/>
-              <w:left w:type="dxa" w:w="120"/>
-              <w:bottom w:type="dxa" w:w="60"/>
-              <w:right w:type="dxa" w:w="120"/>
-            </w:tcMar>
-          </w:tcPr>
-          <w:p>
-            <w:pPr>
-              <w:jc w:val="center"/>
+            <w:shd w:fill="FFFFFF" w:val="clear"/>
+            <w:tcMar>
+              <w:top w:type="dxa" w:w="60"/>
+              <w:left w:type="dxa" w:w="120"/>
+              <w:bottom w:type="dxa" w:w="60"/>
+              <w:right w:type="dxa" w:w="120"/>
+            </w:tcMar>
+          </w:tcPr>
+          <w:p>
+            <w:pPr>
+              <w:jc w:val="left"/>
             </w:pPr>
             <w:r>
               <w:rPr>
@@ -1394,25 +1527,26 @@
         <w:tc>
           <w:tcPr>
             <w:tcW w:type="pct" w:w="70%"/>
-            <w:tcMar>
-              <w:top w:type="dxa" w:w="60"/>
-              <w:left w:type="dxa" w:w="120"/>
-              <w:bottom w:type="dxa" w:w="60"/>
-              <w:right w:type="dxa" w:w="120"/>
-            </w:tcMar>
-          </w:tcPr>
-          <w:p>
-            <w:pPr>
-              <w:jc w:val="center"/>
-            </w:pPr>
-            <w:r>
-              <w:rPr>
-                <w:rFonts w:ascii="Calibri" w:eastAsia="SimSun"/>
-                <w:color w:val="000000"/>
-                <w:sz w:val="21"/>
-                <w:szCs w:val="21"/>
-              </w:rPr>
-              <w:t xml:space="preserve">每盒20包</w:t>
+            <w:shd w:fill="FFFFFF" w:val="clear"/>
+            <w:tcMar>
+              <w:top w:type="dxa" w:w="60"/>
+              <w:left w:type="dxa" w:w="120"/>
+              <w:bottom w:type="dxa" w:w="60"/>
+              <w:right w:type="dxa" w:w="120"/>
+            </w:tcMar>
+          </w:tcPr>
+          <w:p>
+            <w:pPr>
+              <w:jc w:val="center"/>
+            </w:pPr>
+            <w:r>
+              <w:rPr>
+                <w:rFonts w:ascii="Calibri" w:eastAsia="SimSun"/>
+                <w:color w:val="000000"/>
+                <w:sz w:val="21"/>
+                <w:szCs w:val="21"/>
+              </w:rPr>
+              <w:t xml:space="preserve">每盒 20 包</w:t>
             </w:r>
           </w:p>
         </w:tc>
@@ -1434,7 +1568,7 @@
           </w:tcPr>
           <w:p>
             <w:pPr>
-              <w:jc w:val="center"/>
+              <w:jc w:val="left"/>
             </w:pPr>
             <w:r>
               <w:rPr>
@@ -1481,16 +1615,17 @@
         <w:tc>
           <w:tcPr>
             <w:tcW w:type="pct" w:w="30%"/>
-            <w:tcMar>
-              <w:top w:type="dxa" w:w="60"/>
-              <w:left w:type="dxa" w:w="120"/>
-              <w:bottom w:type="dxa" w:w="60"/>
-              <w:right w:type="dxa" w:w="120"/>
-            </w:tcMar>
-          </w:tcPr>
-          <w:p>
-            <w:pPr>
-              <w:jc w:val="center"/>
+            <w:shd w:fill="FFFFFF" w:val="clear"/>
+            <w:tcMar>
+              <w:top w:type="dxa" w:w="60"/>
+              <w:left w:type="dxa" w:w="120"/>
+              <w:bottom w:type="dxa" w:w="60"/>
+              <w:right w:type="dxa" w:w="120"/>
+            </w:tcMar>
+          </w:tcPr>
+          <w:p>
+            <w:pPr>
+              <w:jc w:val="left"/>
             </w:pPr>
             <w:r>
               <w:rPr>
@@ -1506,6 +1641,7 @@
         <w:tc>
           <w:tcPr>
             <w:tcW w:type="pct" w:w="70%"/>
+            <w:shd w:fill="FFFFFF" w:val="clear"/>
             <w:tcMar>
               <w:top w:type="dxa" w:w="60"/>
               <w:left w:type="dxa" w:w="120"/>
@@ -1546,7 +1682,7 @@
           </w:tcPr>
           <w:p>
             <w:pPr>
-              <w:jc w:val="center"/>
+              <w:jc w:val="left"/>
             </w:pPr>
             <w:r>
               <w:rPr>
@@ -1581,7 +1717,7 @@
                 <w:sz w:val="21"/>
                 <w:szCs w:val="21"/>
               </w:rPr>
-              <w:t xml:space="preserve">英國製造</w:t>
+              <w:t xml:space="preserve">英國</w:t>
             </w:r>
           </w:p>
         </w:tc>
@@ -1593,50 +1729,52 @@
         <w:tc>
           <w:tcPr>
             <w:tcW w:type="pct" w:w="30%"/>
-            <w:tcMar>
-              <w:top w:type="dxa" w:w="60"/>
-              <w:left w:type="dxa" w:w="120"/>
-              <w:bottom w:type="dxa" w:w="60"/>
-              <w:right w:type="dxa" w:w="120"/>
-            </w:tcMar>
-          </w:tcPr>
-          <w:p>
-            <w:pPr>
-              <w:jc w:val="center"/>
-            </w:pPr>
-            <w:r>
-              <w:rPr>
-                <w:rFonts w:ascii="Calibri" w:eastAsia="SimSun"/>
-                <w:color w:val="000000"/>
-                <w:sz w:val="21"/>
-                <w:szCs w:val="21"/>
-              </w:rPr>
-              <w:t xml:space="preserve">核心成份一</w:t>
+            <w:shd w:fill="FFFFFF" w:val="clear"/>
+            <w:tcMar>
+              <w:top w:type="dxa" w:w="60"/>
+              <w:left w:type="dxa" w:w="120"/>
+              <w:bottom w:type="dxa" w:w="60"/>
+              <w:right w:type="dxa" w:w="120"/>
+            </w:tcMar>
+          </w:tcPr>
+          <w:p>
+            <w:pPr>
+              <w:jc w:val="left"/>
+            </w:pPr>
+            <w:r>
+              <w:rPr>
+                <w:rFonts w:ascii="Calibri" w:eastAsia="SimSun"/>
+                <w:color w:val="000000"/>
+                <w:sz w:val="21"/>
+                <w:szCs w:val="21"/>
+              </w:rPr>
+              <w:t xml:space="preserve">核心成份</w:t>
             </w:r>
           </w:p>
         </w:tc>
         <w:tc>
           <w:tcPr>
             <w:tcW w:type="pct" w:w="70%"/>
-            <w:tcMar>
-              <w:top w:type="dxa" w:w="60"/>
-              <w:left w:type="dxa" w:w="120"/>
-              <w:bottom w:type="dxa" w:w="60"/>
-              <w:right w:type="dxa" w:w="120"/>
-            </w:tcMar>
-          </w:tcPr>
-          <w:p>
-            <w:pPr>
-              <w:jc w:val="center"/>
-            </w:pPr>
-            <w:r>
-              <w:rPr>
-                <w:rFonts w:ascii="Calibri" w:eastAsia="SimSun"/>
-                <w:color w:val="000000"/>
-                <w:sz w:val="21"/>
-                <w:szCs w:val="21"/>
-              </w:rPr>
-              <w:t xml:space="preserve">FA燃內脂因子</w:t>
+            <w:shd w:fill="FFFFFF" w:val="clear"/>
+            <w:tcMar>
+              <w:top w:type="dxa" w:w="60"/>
+              <w:left w:type="dxa" w:w="120"/>
+              <w:bottom w:type="dxa" w:w="60"/>
+              <w:right w:type="dxa" w:w="120"/>
+            </w:tcMar>
+          </w:tcPr>
+          <w:p>
+            <w:pPr>
+              <w:jc w:val="center"/>
+            </w:pPr>
+            <w:r>
+              <w:rPr>
+                <w:rFonts w:ascii="Calibri" w:eastAsia="SimSun"/>
+                <w:color w:val="000000"/>
+                <w:sz w:val="21"/>
+                <w:szCs w:val="21"/>
+              </w:rPr>
+              <w:t xml:space="preserve">FA 燃內脂因子 + Keto BHD &amp; MCT 生酮消脂組合</w:t>
             </w:r>
           </w:p>
         </w:tc>
@@ -1658,16 +1796,16 @@
           </w:tcPr>
           <w:p>
             <w:pPr>
-              <w:jc w:val="center"/>
-            </w:pPr>
-            <w:r>
-              <w:rPr>
-                <w:rFonts w:ascii="Calibri" w:eastAsia="SimSun"/>
-                <w:color w:val="000000"/>
-                <w:sz w:val="21"/>
-                <w:szCs w:val="21"/>
-              </w:rPr>
-              <w:t xml:space="preserve">核心成份二</w:t>
+              <w:jc w:val="left"/>
+            </w:pPr>
+            <w:r>
+              <w:rPr>
+                <w:rFonts w:ascii="Calibri" w:eastAsia="SimSun"/>
+                <w:color w:val="000000"/>
+                <w:sz w:val="21"/>
+                <w:szCs w:val="21"/>
+              </w:rPr>
+              <w:t xml:space="preserve">臨床實證</w:t>
             </w:r>
           </w:p>
         </w:tc>
@@ -1693,7 +1831,7 @@
                 <w:sz w:val="21"/>
                 <w:szCs w:val="21"/>
               </w:rPr>
-              <w:t xml:space="preserve">Keto BHD &amp; MCT生酮消脂組合</w:t>
+              <w:t xml:space="preserve">8-12 週減少內臟脂肪達 33%</w:t>
             </w:r>
           </w:p>
         </w:tc>
@@ -1705,50 +1843,52 @@
         <w:tc>
           <w:tcPr>
             <w:tcW w:type="pct" w:w="30%"/>
-            <w:tcMar>
-              <w:top w:type="dxa" w:w="60"/>
-              <w:left w:type="dxa" w:w="120"/>
-              <w:bottom w:type="dxa" w:w="60"/>
-              <w:right w:type="dxa" w:w="120"/>
-            </w:tcMar>
-          </w:tcPr>
-          <w:p>
-            <w:pPr>
-              <w:jc w:val="center"/>
-            </w:pPr>
-            <w:r>
-              <w:rPr>
-                <w:rFonts w:ascii="Calibri" w:eastAsia="SimSun"/>
-                <w:color w:val="000000"/>
-                <w:sz w:val="21"/>
-                <w:szCs w:val="21"/>
-              </w:rPr>
-              <w:t xml:space="preserve">臨床實證</w:t>
+            <w:shd w:fill="FFFFFF" w:val="clear"/>
+            <w:tcMar>
+              <w:top w:type="dxa" w:w="60"/>
+              <w:left w:type="dxa" w:w="120"/>
+              <w:bottom w:type="dxa" w:w="60"/>
+              <w:right w:type="dxa" w:w="120"/>
+            </w:tcMar>
+          </w:tcPr>
+          <w:p>
+            <w:pPr>
+              <w:jc w:val="left"/>
+            </w:pPr>
+            <w:r>
+              <w:rPr>
+                <w:rFonts w:ascii="Calibri" w:eastAsia="SimSun"/>
+                <w:color w:val="000000"/>
+                <w:sz w:val="21"/>
+                <w:szCs w:val="21"/>
+              </w:rPr>
+              <w:t xml:space="preserve">建議用量</w:t>
             </w:r>
           </w:p>
         </w:tc>
         <w:tc>
           <w:tcPr>
             <w:tcW w:type="pct" w:w="70%"/>
-            <w:tcMar>
-              <w:top w:type="dxa" w:w="60"/>
-              <w:left w:type="dxa" w:w="120"/>
-              <w:bottom w:type="dxa" w:w="60"/>
-              <w:right w:type="dxa" w:w="120"/>
-            </w:tcMar>
-          </w:tcPr>
-          <w:p>
-            <w:pPr>
-              <w:jc w:val="center"/>
-            </w:pPr>
-            <w:r>
-              <w:rPr>
-                <w:rFonts w:ascii="Calibri" w:eastAsia="SimSun"/>
-                <w:color w:val="000000"/>
-                <w:sz w:val="21"/>
-                <w:szCs w:val="21"/>
-              </w:rPr>
-              <w:t xml:space="preserve">8-12週減少內臟脂肪達33%</w:t>
+            <w:shd w:fill="FFFFFF" w:val="clear"/>
+            <w:tcMar>
+              <w:top w:type="dxa" w:w="60"/>
+              <w:left w:type="dxa" w:w="120"/>
+              <w:bottom w:type="dxa" w:w="60"/>
+              <w:right w:type="dxa" w:w="120"/>
+            </w:tcMar>
+          </w:tcPr>
+          <w:p>
+            <w:pPr>
+              <w:jc w:val="center"/>
+            </w:pPr>
+            <w:r>
+              <w:rPr>
+                <w:rFonts w:ascii="Calibri" w:eastAsia="SimSun"/>
+                <w:color w:val="000000"/>
+                <w:sz w:val="21"/>
+                <w:szCs w:val="21"/>
+              </w:rPr>
+              <w:t xml:space="preserve">首 20 天每天 2 包，其後每天 1 包</w:t>
             </w:r>
           </w:p>
         </w:tc>
@@ -1756,37 +1896,37 @@
     </w:tbl>
     <w:p>
       <w:pPr>
-        <w:spacing w:after="200" w:before="60"/>
+        <w:spacing w:after="200" w:before="80"/>
         <w:jc w:val="center"/>
       </w:pPr>
       <w:r>
         <w:rPr>
           <w:rFonts w:ascii="Calibri" w:eastAsia="SimSun"/>
-          <w:color w:val="4A6575"/>
-          <w:sz w:val="20"/>
-          <w:szCs w:val="20"/>
+          <w:color w:val="506070"/>
+          <w:sz w:val="18"/>
+          <w:szCs w:val="18"/>
         </w:rPr>
-        <w:t xml:space="preserve">表1：VFK消內脂營養品產品資訊</w:t>
+        <w:t xml:space="preserve">表 1：VFK 消內脂營養品產品資訊</w:t>
       </w:r>
     </w:p>
     <w:p>
       <w:pPr>
         <w:pStyle w:val="Heading2"/>
-        <w:spacing w:after="120" w:before="240" w:line="312"/>
-      </w:pPr>
-      <w:bookmarkStart w:id="100004" w:name="_Toc100004"/>
+        <w:spacing w:after="120" w:before="240"/>
+      </w:pPr>
+      <w:bookmarkStart w:id="100006" w:name="_Toc100006"/>
       <w:r>
         <w:rPr>
           <w:rFonts w:ascii="Calibri" w:eastAsia="SimHei"/>
           <w:b/>
           <w:bCs/>
-          <w:color w:val="0F2027"/>
+          <w:color w:val="000000"/>
           <w:sz w:val="28"/>
           <w:szCs w:val="28"/>
         </w:rPr>
-        <w:t xml:space="preserve">2.3 產品競爭優勢</w:t>
-      </w:r>
-      <w:bookmarkEnd w:id="100004"/>
+        <w:t xml:space="preserve">二、產品優勢與市場定位</w:t>
+      </w:r>
+      <w:bookmarkEnd w:id="100006"/>
     </w:p>
     <w:p>
       <w:pPr>
@@ -1801,28 +1941,27 @@
           <w:sz w:val="24"/>
           <w:szCs w:val="24"/>
         </w:rPr>
-        <w:t xml:space="preserve">VFK產品在市場上具有以下差異化優勢：首先，產品有臨床實證支持，33%的內臟脂肪減少量是有科學數據支撐的，這與市場上許多只靠營銷宣傳的健康產品形成鮮明對比。其次，英國製造的品質保證讓消費者對產品安全性和有效性更有信心。第三，產品使用方式簡單，每天沖泡即可，不需要改變現有飲食習慣，大幅降低了使用門檻。最後，結合VFK的推廣計劃，消費者不僅可以改善健康，還可以透過推廣獲得收入，形成「健康+財富」的雙重價值主張。</w:t>
+        <w:t xml:space="preserve">VFK 消內脂營養品的市場定位具有明確的差異化優勢。首先，內臟脂肪是現代人普遍存在的健康隱患，即使外表看起來不胖的人也可能內臟脂肪超標，這意味著市場潜力極大。其次，產品的臨床實證數據（33% 內臟脂肪減少）提供了強有力的說服工具，降低了推廣障礙。最重要的是，VFK 產品不僅是一個健康產品，更是整個 MCLUB 會員生態的入口，每一個購買 VFK 產品的客戶都有潜力成為家族辦公室的高價值客戶。</w:t>
       </w:r>
     </w:p>
     <w:p>
       <w:pPr>
         <w:pStyle w:val="Heading1"/>
-        <w:spacing w:after="160" w:before="360" w:line="312"/>
-        <w:jc w:val="center"/>
-      </w:pPr>
-      <w:bookmarkStart w:id="100005" w:name="_Toc100005"/>
+        <w:spacing w:after="120" w:before="360"/>
+      </w:pPr>
+      <w:bookmarkStart w:id="100007" w:name="_Toc100007"/>
       <w:r>
         <w:rPr>
           <w:rFonts w:ascii="Calibri" w:eastAsia="SimHei"/>
           <w:b/>
           <w:bCs/>
-          <w:color w:val="0F2027"/>
+          <w:color w:val="000000"/>
           <w:sz w:val="32"/>
           <w:szCs w:val="32"/>
         </w:rPr>
-        <w:t xml:space="preserve">三、四種進場方案×MCLUB會員制整合</w:t>
-      </w:r>
-      <w:bookmarkEnd w:id="100005"/>
+        <w:t xml:space="preserve">第四章  四種進場方案</w:t>
+      </w:r>
+      <w:bookmarkEnd w:id="100007"/>
     </w:p>
     <w:p>
       <w:pPr>
@@ -1837,16 +1976,16 @@
           <w:sz w:val="24"/>
           <w:szCs w:val="24"/>
         </w:rPr>
-        <w:t xml:space="preserve">VFK四種進場方案與MCLUB會員制為同一體系，每個方案既是健康產品的入場級別，也對應MCLUB不同層次的會員服務。方案四為關鍵轉折點，會員在此正式接入家族辦公室服務。這個設計的核心邏輯是「由健康切入，以財富升級」，讓會員在感受到健康產品價值的同時，自然地進入MCLUB更深層的服務生態。BV（Business Volume）為統一推廣計劃的業務積分單位，換算率為1 BV = $8港幣。</w:t>
+        <w:t xml:space="preserve">VFK 推廣計劃提供四種進場方案，各方案的投資金額、BV 積分及對應的 MCLUB 會員服務層次均不同。這種分層設計既滿足了不同層次客戶的需求，也為會員提供了清晰的升級路徑。每個方案的 BV 積分換算率為 1 BV = HK$8，所有產品購買及團隊業績均以 BV 計算。</w:t>
       </w:r>
     </w:p>
     <w:tbl>
       <w:tblPr>
         <w:tblW w:type="pct" w:w="100%"/>
         <w:tblBorders>
-          <w:top w:val="single" w:color="D4AF37" w:sz="2"/>
+          <w:top w:val="single" w:color="C9A84C" w:sz="2"/>
           <w:left w:val="none"/>
-          <w:bottom w:val="single" w:color="D4AF37" w:sz="2"/>
+          <w:bottom w:val="single" w:color="C9A84C" w:sz="2"/>
           <w:right w:val="none"/>
           <w:insideH w:val="single" w:color="DDD5C0" w:sz="1"/>
           <w:insideV w:val="none"/>
@@ -1866,8 +2005,8 @@
         </w:trPr>
         <w:tc>
           <w:tcPr>
-            <w:tcW w:type="pct" w:w="15%"/>
-            <w:shd w:fill="D4AF37" w:val="clear"/>
+            <w:tcW w:type="pct" w:w="17%"/>
+            <w:shd w:fill="C9A84C" w:val="clear"/>
             <w:tcMar>
               <w:top w:type="dxa" w:w="60"/>
               <w:left w:type="dxa" w:w="120"/>
@@ -1894,8 +2033,8 @@
         </w:tc>
         <w:tc>
           <w:tcPr>
-            <w:tcW w:type="pct" w:w="18%"/>
-            <w:shd w:fill="D4AF37" w:val="clear"/>
+            <w:tcW w:type="pct" w:w="20%"/>
+            <w:shd w:fill="C9A84C" w:val="clear"/>
             <w:tcMar>
               <w:top w:type="dxa" w:w="60"/>
               <w:left w:type="dxa" w:w="120"/>
@@ -1922,8 +2061,8 @@
         </w:tc>
         <w:tc>
           <w:tcPr>
-            <w:tcW w:type="pct" w:w="15%"/>
-            <w:shd w:fill="D4AF37" w:val="clear"/>
+            <w:tcW w:type="pct" w:w="17%"/>
+            <w:shd w:fill="C9A84C" w:val="clear"/>
             <w:tcMar>
               <w:top w:type="dxa" w:w="60"/>
               <w:left w:type="dxa" w:w="120"/>
@@ -1944,14 +2083,14 @@
                 <w:sz w:val="21"/>
                 <w:szCs w:val="21"/>
               </w:rPr>
-              <w:t xml:space="preserve">BV積分</w:t>
-            </w:r>
-          </w:p>
-        </w:tc>
-        <w:tc>
-          <w:tcPr>
-            <w:tcW w:type="pct" w:w="30%"/>
-            <w:shd w:fill="D4AF37" w:val="clear"/>
+              <w:t xml:space="preserve">BV 積分</w:t>
+            </w:r>
+          </w:p>
+        </w:tc>
+        <w:tc>
+          <w:tcPr>
+            <w:tcW w:type="pct" w:w="28%"/>
+            <w:shd w:fill="C9A84C" w:val="clear"/>
             <w:tcMar>
               <w:top w:type="dxa" w:w="60"/>
               <w:left w:type="dxa" w:w="120"/>
@@ -1972,14 +2111,14 @@
                 <w:sz w:val="21"/>
                 <w:szCs w:val="21"/>
               </w:rPr>
-              <w:t xml:space="preserve">MCLUB會員定位</w:t>
-            </w:r>
-          </w:p>
-        </w:tc>
-        <w:tc>
-          <w:tcPr>
-            <w:tcW w:type="pct" w:w="22%"/>
-            <w:shd w:fill="D4AF37" w:val="clear"/>
+              <w:t xml:space="preserve">MCLUB 定位</w:t>
+            </w:r>
+          </w:p>
+        </w:tc>
+        <w:tc>
+          <w:tcPr>
+            <w:tcW w:type="pct" w:w="19%"/>
+            <w:shd w:fill="C9A84C" w:val="clear"/>
             <w:tcMar>
               <w:top w:type="dxa" w:w="60"/>
               <w:left w:type="dxa" w:w="120"/>
@@ -2011,7 +2150,7 @@
         </w:trPr>
         <w:tc>
           <w:tcPr>
-            <w:tcW w:type="pct" w:w="15%"/>
+            <w:tcW w:type="pct" w:w="17%"/>
             <w:shd w:fill="F5F2E8" w:val="clear"/>
             <w:tcMar>
               <w:top w:type="dxa" w:w="60"/>
@@ -2022,7 +2161,7 @@
           </w:tcPr>
           <w:p>
             <w:pPr>
-              <w:jc w:val="center"/>
+              <w:jc w:val="left"/>
             </w:pPr>
             <w:r>
               <w:rPr>
@@ -2037,7 +2176,7 @@
         </w:tc>
         <w:tc>
           <w:tcPr>
-            <w:tcW w:type="pct" w:w="18%"/>
+            <w:tcW w:type="pct" w:w="20%"/>
             <w:shd w:fill="F5F2E8" w:val="clear"/>
             <w:tcMar>
               <w:top w:type="dxa" w:w="60"/>
@@ -2057,13 +2196,13 @@
                 <w:sz w:val="21"/>
                 <w:szCs w:val="21"/>
               </w:rPr>
-              <w:t xml:space="preserve">$1,980</w:t>
-            </w:r>
-          </w:p>
-        </w:tc>
-        <w:tc>
-          <w:tcPr>
-            <w:tcW w:type="pct" w:w="15%"/>
+              <w:t xml:space="preserve">HK$1,980</w:t>
+            </w:r>
+          </w:p>
+        </w:tc>
+        <w:tc>
+          <w:tcPr>
+            <w:tcW w:type="pct" w:w="17%"/>
             <w:shd w:fill="F5F2E8" w:val="clear"/>
             <w:tcMar>
               <w:top w:type="dxa" w:w="60"/>
@@ -2089,7 +2228,7 @@
         </w:tc>
         <w:tc>
           <w:tcPr>
-            <w:tcW w:type="pct" w:w="30%"/>
+            <w:tcW w:type="pct" w:w="28%"/>
             <w:shd w:fill="F5F2E8" w:val="clear"/>
             <w:tcMar>
               <w:top w:type="dxa" w:w="60"/>
@@ -2115,7 +2254,7 @@
         </w:tc>
         <w:tc>
           <w:tcPr>
-            <w:tcW w:type="pct" w:w="22%"/>
+            <w:tcW w:type="pct" w:w="19%"/>
             <w:shd w:fill="F5F2E8" w:val="clear"/>
             <w:tcMar>
               <w:top w:type="dxa" w:w="60"/>
@@ -2135,7 +2274,7 @@
                 <w:sz w:val="21"/>
                 <w:szCs w:val="21"/>
               </w:rPr>
-              <w:t xml:space="preserve">✖</w:t>
+              <w:t xml:space="preserve">✗</w:t>
             </w:r>
           </w:p>
         </w:tc>
@@ -2146,17 +2285,18 @@
         </w:trPr>
         <w:tc>
           <w:tcPr>
-            <w:tcW w:type="pct" w:w="15%"/>
-            <w:tcMar>
-              <w:top w:type="dxa" w:w="60"/>
-              <w:left w:type="dxa" w:w="120"/>
-              <w:bottom w:type="dxa" w:w="60"/>
-              <w:right w:type="dxa" w:w="120"/>
-            </w:tcMar>
-          </w:tcPr>
-          <w:p>
-            <w:pPr>
-              <w:jc w:val="center"/>
+            <w:tcW w:type="pct" w:w="17%"/>
+            <w:shd w:fill="FFFFFF" w:val="clear"/>
+            <w:tcMar>
+              <w:top w:type="dxa" w:w="60"/>
+              <w:left w:type="dxa" w:w="120"/>
+              <w:bottom w:type="dxa" w:w="60"/>
+              <w:right w:type="dxa" w:w="120"/>
+            </w:tcMar>
+          </w:tcPr>
+          <w:p>
+            <w:pPr>
+              <w:jc w:val="left"/>
             </w:pPr>
             <w:r>
               <w:rPr>
@@ -2171,32 +2311,34 @@
         </w:tc>
         <w:tc>
           <w:tcPr>
-            <w:tcW w:type="pct" w:w="18%"/>
-            <w:tcMar>
-              <w:top w:type="dxa" w:w="60"/>
-              <w:left w:type="dxa" w:w="120"/>
-              <w:bottom w:type="dxa" w:w="60"/>
-              <w:right w:type="dxa" w:w="120"/>
-            </w:tcMar>
-          </w:tcPr>
-          <w:p>
-            <w:pPr>
-              <w:jc w:val="center"/>
-            </w:pPr>
-            <w:r>
-              <w:rPr>
-                <w:rFonts w:ascii="Calibri" w:eastAsia="SimSun"/>
-                <w:color w:val="000000"/>
-                <w:sz w:val="21"/>
-                <w:szCs w:val="21"/>
-              </w:rPr>
-              <w:t xml:space="preserve">$8,800</w:t>
-            </w:r>
-          </w:p>
-        </w:tc>
-        <w:tc>
-          <w:tcPr>
-            <w:tcW w:type="pct" w:w="15%"/>
+            <w:tcW w:type="pct" w:w="20%"/>
+            <w:shd w:fill="FFFFFF" w:val="clear"/>
+            <w:tcMar>
+              <w:top w:type="dxa" w:w="60"/>
+              <w:left w:type="dxa" w:w="120"/>
+              <w:bottom w:type="dxa" w:w="60"/>
+              <w:right w:type="dxa" w:w="120"/>
+            </w:tcMar>
+          </w:tcPr>
+          <w:p>
+            <w:pPr>
+              <w:jc w:val="center"/>
+            </w:pPr>
+            <w:r>
+              <w:rPr>
+                <w:rFonts w:ascii="Calibri" w:eastAsia="SimSun"/>
+                <w:color w:val="000000"/>
+                <w:sz w:val="21"/>
+                <w:szCs w:val="21"/>
+              </w:rPr>
+              <w:t xml:space="preserve">HK$8,800</w:t>
+            </w:r>
+          </w:p>
+        </w:tc>
+        <w:tc>
+          <w:tcPr>
+            <w:tcW w:type="pct" w:w="17%"/>
+            <w:shd w:fill="FFFFFF" w:val="clear"/>
             <w:tcMar>
               <w:top w:type="dxa" w:w="60"/>
               <w:left w:type="dxa" w:w="120"/>
@@ -2221,7 +2363,8 @@
         </w:tc>
         <w:tc>
           <w:tcPr>
-            <w:tcW w:type="pct" w:w="30%"/>
+            <w:tcW w:type="pct" w:w="28%"/>
+            <w:shd w:fill="FFFFFF" w:val="clear"/>
             <w:tcMar>
               <w:top w:type="dxa" w:w="60"/>
               <w:left w:type="dxa" w:w="120"/>
@@ -2246,26 +2389,27 @@
         </w:tc>
         <w:tc>
           <w:tcPr>
-            <w:tcW w:type="pct" w:w="22%"/>
-            <w:tcMar>
-              <w:top w:type="dxa" w:w="60"/>
-              <w:left w:type="dxa" w:w="120"/>
-              <w:bottom w:type="dxa" w:w="60"/>
-              <w:right w:type="dxa" w:w="120"/>
-            </w:tcMar>
-          </w:tcPr>
-          <w:p>
-            <w:pPr>
-              <w:jc w:val="center"/>
-            </w:pPr>
-            <w:r>
-              <w:rPr>
-                <w:rFonts w:ascii="Calibri" w:eastAsia="SimSun"/>
-                <w:color w:val="000000"/>
-                <w:sz w:val="21"/>
-                <w:szCs w:val="21"/>
-              </w:rPr>
-              <w:t xml:space="preserve">✖</w:t>
+            <w:tcW w:type="pct" w:w="19%"/>
+            <w:shd w:fill="FFFFFF" w:val="clear"/>
+            <w:tcMar>
+              <w:top w:type="dxa" w:w="60"/>
+              <w:left w:type="dxa" w:w="120"/>
+              <w:bottom w:type="dxa" w:w="60"/>
+              <w:right w:type="dxa" w:w="120"/>
+            </w:tcMar>
+          </w:tcPr>
+          <w:p>
+            <w:pPr>
+              <w:jc w:val="center"/>
+            </w:pPr>
+            <w:r>
+              <w:rPr>
+                <w:rFonts w:ascii="Calibri" w:eastAsia="SimSun"/>
+                <w:color w:val="000000"/>
+                <w:sz w:val="21"/>
+                <w:szCs w:val="21"/>
+              </w:rPr>
+              <w:t xml:space="preserve">✗</w:t>
             </w:r>
           </w:p>
         </w:tc>
@@ -2276,7 +2420,7 @@
         </w:trPr>
         <w:tc>
           <w:tcPr>
-            <w:tcW w:type="pct" w:w="15%"/>
+            <w:tcW w:type="pct" w:w="17%"/>
             <w:shd w:fill="F5F2E8" w:val="clear"/>
             <w:tcMar>
               <w:top w:type="dxa" w:w="60"/>
@@ -2287,7 +2431,7 @@
           </w:tcPr>
           <w:p>
             <w:pPr>
-              <w:jc w:val="center"/>
+              <w:jc w:val="left"/>
             </w:pPr>
             <w:r>
               <w:rPr>
@@ -2302,7 +2446,7 @@
         </w:tc>
         <w:tc>
           <w:tcPr>
-            <w:tcW w:type="pct" w:w="18%"/>
+            <w:tcW w:type="pct" w:w="20%"/>
             <w:shd w:fill="F5F2E8" w:val="clear"/>
             <w:tcMar>
               <w:top w:type="dxa" w:w="60"/>
@@ -2322,13 +2466,13 @@
                 <w:sz w:val="21"/>
                 <w:szCs w:val="21"/>
               </w:rPr>
-              <w:t xml:space="preserve">$16,800</w:t>
-            </w:r>
-          </w:p>
-        </w:tc>
-        <w:tc>
-          <w:tcPr>
-            <w:tcW w:type="pct" w:w="15%"/>
+              <w:t xml:space="preserve">HK$16,800</w:t>
+            </w:r>
+          </w:p>
+        </w:tc>
+        <w:tc>
+          <w:tcPr>
+            <w:tcW w:type="pct" w:w="17%"/>
             <w:shd w:fill="F5F2E8" w:val="clear"/>
             <w:tcMar>
               <w:top w:type="dxa" w:w="60"/>
@@ -2354,7 +2498,7 @@
         </w:tc>
         <w:tc>
           <w:tcPr>
-            <w:tcW w:type="pct" w:w="30%"/>
+            <w:tcW w:type="pct" w:w="28%"/>
             <w:shd w:fill="F5F2E8" w:val="clear"/>
             <w:tcMar>
               <w:top w:type="dxa" w:w="60"/>
@@ -2380,7 +2524,7 @@
         </w:tc>
         <w:tc>
           <w:tcPr>
-            <w:tcW w:type="pct" w:w="22%"/>
+            <w:tcW w:type="pct" w:w="19%"/>
             <w:shd w:fill="F5F2E8" w:val="clear"/>
             <w:tcMar>
               <w:top w:type="dxa" w:w="60"/>
@@ -2400,7 +2544,7 @@
                 <w:sz w:val="21"/>
                 <w:szCs w:val="21"/>
               </w:rPr>
-              <w:t xml:space="preserve">✖</w:t>
+              <w:t xml:space="preserve">✗</w:t>
             </w:r>
           </w:p>
         </w:tc>
@@ -2411,57 +2555,60 @@
         </w:trPr>
         <w:tc>
           <w:tcPr>
-            <w:tcW w:type="pct" w:w="15%"/>
-            <w:tcMar>
-              <w:top w:type="dxa" w:w="60"/>
-              <w:left w:type="dxa" w:w="120"/>
-              <w:bottom w:type="dxa" w:w="60"/>
-              <w:right w:type="dxa" w:w="120"/>
-            </w:tcMar>
-          </w:tcPr>
-          <w:p>
-            <w:pPr>
-              <w:jc w:val="center"/>
-            </w:pPr>
-            <w:r>
-              <w:rPr>
-                <w:rFonts w:ascii="Calibri" w:eastAsia="SimSun"/>
-                <w:color w:val="000000"/>
-                <w:sz w:val="21"/>
-                <w:szCs w:val="21"/>
-              </w:rPr>
-              <w:t xml:space="preserve">方案四</w:t>
-            </w:r>
-          </w:p>
-        </w:tc>
-        <w:tc>
-          <w:tcPr>
-            <w:tcW w:type="pct" w:w="18%"/>
-            <w:tcMar>
-              <w:top w:type="dxa" w:w="60"/>
-              <w:left w:type="dxa" w:w="120"/>
-              <w:bottom w:type="dxa" w:w="60"/>
-              <w:right w:type="dxa" w:w="120"/>
-            </w:tcMar>
-          </w:tcPr>
-          <w:p>
-            <w:pPr>
-              <w:jc w:val="center"/>
-            </w:pPr>
-            <w:r>
-              <w:rPr>
-                <w:rFonts w:ascii="Calibri" w:eastAsia="SimSun"/>
-                <w:color w:val="000000"/>
-                <w:sz w:val="21"/>
-                <w:szCs w:val="21"/>
-              </w:rPr>
-              <w:t xml:space="preserve">$33,800</w:t>
-            </w:r>
-          </w:p>
-        </w:tc>
-        <w:tc>
-          <w:tcPr>
-            <w:tcW w:type="pct" w:w="15%"/>
+            <w:tcW w:type="pct" w:w="17%"/>
+            <w:shd w:fill="FFFFFF" w:val="clear"/>
+            <w:tcMar>
+              <w:top w:type="dxa" w:w="60"/>
+              <w:left w:type="dxa" w:w="120"/>
+              <w:bottom w:type="dxa" w:w="60"/>
+              <w:right w:type="dxa" w:w="120"/>
+            </w:tcMar>
+          </w:tcPr>
+          <w:p>
+            <w:pPr>
+              <w:jc w:val="left"/>
+            </w:pPr>
+            <w:r>
+              <w:rPr>
+                <w:rFonts w:ascii="Calibri" w:eastAsia="SimSun"/>
+                <w:color w:val="000000"/>
+                <w:sz w:val="21"/>
+                <w:szCs w:val="21"/>
+              </w:rPr>
+              <w:t xml:space="preserve">方案四 ★</w:t>
+            </w:r>
+          </w:p>
+        </w:tc>
+        <w:tc>
+          <w:tcPr>
+            <w:tcW w:type="pct" w:w="20%"/>
+            <w:shd w:fill="FFFFFF" w:val="clear"/>
+            <w:tcMar>
+              <w:top w:type="dxa" w:w="60"/>
+              <w:left w:type="dxa" w:w="120"/>
+              <w:bottom w:type="dxa" w:w="60"/>
+              <w:right w:type="dxa" w:w="120"/>
+            </w:tcMar>
+          </w:tcPr>
+          <w:p>
+            <w:pPr>
+              <w:jc w:val="center"/>
+            </w:pPr>
+            <w:r>
+              <w:rPr>
+                <w:rFonts w:ascii="Calibri" w:eastAsia="SimSun"/>
+                <w:color w:val="000000"/>
+                <w:sz w:val="21"/>
+                <w:szCs w:val="21"/>
+              </w:rPr>
+              <w:t xml:space="preserve">HK$33,800</w:t>
+            </w:r>
+          </w:p>
+        </w:tc>
+        <w:tc>
+          <w:tcPr>
+            <w:tcW w:type="pct" w:w="17%"/>
+            <w:shd w:fill="FFFFFF" w:val="clear"/>
             <w:tcMar>
               <w:top w:type="dxa" w:w="60"/>
               <w:left w:type="dxa" w:w="120"/>
@@ -2486,7 +2633,8 @@
         </w:tc>
         <w:tc>
           <w:tcPr>
-            <w:tcW w:type="pct" w:w="30%"/>
+            <w:tcW w:type="pct" w:w="28%"/>
+            <w:shd w:fill="FFFFFF" w:val="clear"/>
             <w:tcMar>
               <w:top w:type="dxa" w:w="60"/>
               <w:left w:type="dxa" w:w="120"/>
@@ -2511,26 +2659,27 @@
         </w:tc>
         <w:tc>
           <w:tcPr>
-            <w:tcW w:type="pct" w:w="22%"/>
-            <w:tcMar>
-              <w:top w:type="dxa" w:w="60"/>
-              <w:left w:type="dxa" w:w="120"/>
-              <w:bottom w:type="dxa" w:w="60"/>
-              <w:right w:type="dxa" w:w="120"/>
-            </w:tcMar>
-          </w:tcPr>
-          <w:p>
-            <w:pPr>
-              <w:jc w:val="center"/>
-            </w:pPr>
-            <w:r>
-              <w:rPr>
-                <w:rFonts w:ascii="Calibri" w:eastAsia="SimSun"/>
-                <w:color w:val="000000"/>
-                <w:sz w:val="21"/>
-                <w:szCs w:val="21"/>
-              </w:rPr>
-              <w:t xml:space="preserve">✔</w:t>
+            <w:tcW w:type="pct" w:w="19%"/>
+            <w:shd w:fill="FFFFFF" w:val="clear"/>
+            <w:tcMar>
+              <w:top w:type="dxa" w:w="60"/>
+              <w:left w:type="dxa" w:w="120"/>
+              <w:bottom w:type="dxa" w:w="60"/>
+              <w:right w:type="dxa" w:w="120"/>
+            </w:tcMar>
+          </w:tcPr>
+          <w:p>
+            <w:pPr>
+              <w:jc w:val="center"/>
+            </w:pPr>
+            <w:r>
+              <w:rPr>
+                <w:rFonts w:ascii="Calibri" w:eastAsia="SimSun"/>
+                <w:color w:val="000000"/>
+                <w:sz w:val="21"/>
+                <w:szCs w:val="21"/>
+              </w:rPr>
+              <w:t xml:space="preserve">✓</w:t>
             </w:r>
           </w:p>
         </w:tc>
@@ -2538,37 +2687,37 @@
     </w:tbl>
     <w:p>
       <w:pPr>
-        <w:spacing w:after="200" w:before="60"/>
+        <w:spacing w:after="200" w:before="80"/>
         <w:jc w:val="center"/>
       </w:pPr>
       <w:r>
         <w:rPr>
           <w:rFonts w:ascii="Calibri" w:eastAsia="SimSun"/>
-          <w:color w:val="4A6575"/>
-          <w:sz w:val="20"/>
-          <w:szCs w:val="20"/>
+          <w:color w:val="506070"/>
+          <w:sz w:val="18"/>
+          <w:szCs w:val="18"/>
         </w:rPr>
-        <w:t xml:space="preserve">表2：四種進場方案與MCLUB會員制對應</w:t>
+        <w:t xml:space="preserve">表 2：四種進場方案縼覽</w:t>
       </w:r>
     </w:p>
     <w:p>
       <w:pPr>
         <w:pStyle w:val="Heading2"/>
-        <w:spacing w:after="120" w:before="240" w:line="312"/>
-      </w:pPr>
-      <w:bookmarkStart w:id="100006" w:name="_Toc100006"/>
+        <w:spacing w:after="120" w:before="240"/>
+      </w:pPr>
+      <w:bookmarkStart w:id="100008" w:name="_Toc100008"/>
       <w:r>
         <w:rPr>
           <w:rFonts w:ascii="Calibri" w:eastAsia="SimHei"/>
           <w:b/>
           <w:bCs/>
-          <w:color w:val="0F2027"/>
+          <w:color w:val="000000"/>
           <w:sz w:val="28"/>
           <w:szCs w:val="28"/>
         </w:rPr>
-        <w:t xml:space="preserve">3.1 方案一：$1,980 / 150BV — Plan A 入門級</w:t>
-      </w:r>
-      <w:bookmarkEnd w:id="100006"/>
+        <w:t xml:space="preserve">一、方案一（HK$1,980 / 150BV）— Plan A 入門級</w:t>
+      </w:r>
+      <w:bookmarkEnd w:id="100008"/>
     </w:p>
     <w:p>
       <w:pPr>
@@ -2583,27 +2732,27 @@
           <w:sz w:val="24"/>
           <w:szCs w:val="24"/>
         </w:rPr>
-        <w:t xml:space="preserve">最低入場門檻，適合想先體驗產品效果的新用戶。會員獲得VFK健康產品及MCLUB基礎會員資格，可接收月報及參加線上研討會，開始建立對MCLUB生態圈的認知。150BV的起始積分足以啟動晉升機制，但晉升速度相對較慢，需要更多的個人銷售和團隊建設努力。這個方案的優勢在於廢泛推廣性，能夠快速擴大會員基礎。</w:t>
+        <w:t xml:space="preserve">方案一是整個體系的最低入場門檻，適合想先體驗產品效果的新用戶。會員獲得 VFK 健康產品及 MCLUB 基礎會員資格，可接收月報及參加線上研討會，開始建立對 MCLUB 生態圈的認知。從 BV 換算角度來看，150 BV 等於 HK$1,200 的產品價值，投資回報率約 60%，入場門檻低，適合廣泛推廣。這個方案的核心目的是讓更多人接觸 MCLUB 平台，形成初步的資訊鎖定。</w:t>
       </w:r>
     </w:p>
     <w:p>
       <w:pPr>
         <w:pStyle w:val="Heading2"/>
-        <w:spacing w:after="120" w:before="240" w:line="312"/>
-      </w:pPr>
-      <w:bookmarkStart w:id="100007" w:name="_Toc100007"/>
+        <w:spacing w:after="120" w:before="240"/>
+      </w:pPr>
+      <w:bookmarkStart w:id="100009" w:name="_Toc100009"/>
       <w:r>
         <w:rPr>
           <w:rFonts w:ascii="Calibri" w:eastAsia="SimHei"/>
           <w:b/>
           <w:bCs/>
-          <w:color w:val="0F2027"/>
+          <w:color w:val="000000"/>
           <w:sz w:val="28"/>
           <w:szCs w:val="28"/>
         </w:rPr>
-        <w:t xml:space="preserve">3.2 方案二：$8,800 / 750BV — Plan B 進階級</w:t>
-      </w:r>
-      <w:bookmarkEnd w:id="100007"/>
+        <w:t xml:space="preserve">二、方案二（HK$8,800 / 750BV）— Plan B 進階級</w:t>
+      </w:r>
+      <w:bookmarkEnd w:id="100009"/>
     </w:p>
     <w:p>
       <w:pPr>
@@ -2618,27 +2767,27 @@
           <w:sz w:val="24"/>
           <w:szCs w:val="24"/>
         </w:rPr>
-        <w:t xml:space="preserve">中階入場，BV積分提升至方案一的5倍，啟動晉升機制的速度更快。除了VFK產品外，會員可獲得MCLUB深度市場分析報告、獨家物業調研資料，以及參加閉門分享會的優先權，開始接觸日本物業投資相關資訊。這個方案提供了最佳的性價比，適合有推廣經驗或已建立人脈網絡的會員。</w:t>
+        <w:t xml:space="preserve">方案二是中階入場選擇，BV 積分提升至方案一的 5 倍，啓動晉升機制的速度更快。除了 VFK 產品外，會員可獲得 MCLUB 深度市場分析報告、獨家物業調研資料，以及參加閉門分享會的優先權，開始接觸日本物業投資相關資訊。這個方案的會員開始進入社交鎖定層，透過分享會和推廣團隊建立人脈網絡，與平台的連結明顯加深。對於已經有推廣經驗的會員而言，這是最佳的入場點。</w:t>
       </w:r>
     </w:p>
     <w:p>
       <w:pPr>
         <w:pStyle w:val="Heading2"/>
-        <w:spacing w:after="120" w:before="240" w:line="312"/>
-      </w:pPr>
-      <w:bookmarkStart w:id="100008" w:name="_Toc100008"/>
+        <w:spacing w:after="120" w:before="240"/>
+      </w:pPr>
+      <w:bookmarkStart w:id="100010" w:name="_Toc100010"/>
       <w:r>
         <w:rPr>
           <w:rFonts w:ascii="Calibri" w:eastAsia="SimHei"/>
           <w:b/>
           <w:bCs/>
-          <w:color w:val="0F2027"/>
+          <w:color w:val="000000"/>
           <w:sz w:val="28"/>
           <w:szCs w:val="28"/>
         </w:rPr>
-        <w:t xml:space="preserve">3.3 方案三：$16,800 / 1,500BV — Plan B+ 中高級</w:t>
-      </w:r>
-      <w:bookmarkEnd w:id="100008"/>
+        <w:t xml:space="preserve">三、方案三（HK$16,800 / 1,500BV）— Plan B+ 中高級</w:t>
+      </w:r>
+      <w:bookmarkEnd w:id="100010"/>
     </w:p>
     <w:p>
       <w:pPr>
@@ -2653,27 +2802,27 @@
           <w:sz w:val="24"/>
           <w:szCs w:val="24"/>
         </w:rPr>
-        <w:t xml:space="preserve">1,500BV為方案一的10倍，適合認真投入推廣的會員。會員享有更豐富的VFK產品組合和更完整的MCLUB服務，包括專屬物業清單預覽、日本投資資訊優先推送、分享會VIP席位及推廣團隊建設支援等。這個方案是進入方案四家族辦公室服務的準備階段，為會員提供充分的產品庫存和市場認知。</w:t>
+        <w:t xml:space="preserve">1,500 BV 為方案一的 10 倍，適合認真投入推廣的會員。會員享有更豐富的 VFK 產品組合和更完整的 MCLUB 服務，包括專屬物業清單預覽、日本投資資訊優先推送、分享會 VIP 席位，以及推廣團隊建設支援。這個方案的會員已經蹤踏在服務鎖定的邊緣，對平台提供的服務產生了實質依賴，為進入方案四做好了充分準備。會員在這個階段开始真正理解家族辦公室服務的價值，並積極尋求升級路徑。</w:t>
       </w:r>
     </w:p>
     <w:p>
       <w:pPr>
         <w:pStyle w:val="Heading2"/>
-        <w:spacing w:after="120" w:before="240" w:line="312"/>
-      </w:pPr>
-      <w:bookmarkStart w:id="100009" w:name="_Toc100009"/>
+        <w:spacing w:after="120" w:before="240"/>
+      </w:pPr>
+      <w:bookmarkStart w:id="100011" w:name="_Toc100011"/>
       <w:r>
         <w:rPr>
           <w:rFonts w:ascii="Calibri" w:eastAsia="SimHei"/>
           <w:b/>
           <w:bCs/>
-          <w:color w:val="0F2027"/>
+          <w:color w:val="000000"/>
           <w:sz w:val="28"/>
           <w:szCs w:val="28"/>
         </w:rPr>
-        <w:t xml:space="preserve">3.4 方案四：$33,800 / 3,000BV — Plan C 高端 + 家族辦公室服務★</w:t>
-      </w:r>
-      <w:bookmarkEnd w:id="100009"/>
+        <w:t xml:space="preserve">四、方案四（HK$33,800 / 3,000BV）— Plan C 高端 + 家族辦公室 ★</w:t>
+      </w:r>
+      <w:bookmarkEnd w:id="100011"/>
     </w:p>
     <w:p>
       <w:pPr>
@@ -2688,16 +2837,16 @@
           <w:sz w:val="24"/>
           <w:szCs w:val="24"/>
         </w:rPr>
-        <w:t xml:space="preserve">這是整個體系的關鍵轉折點。3,000BV為最高級別，會員不僅獲得全套VFK產品，更正式接入百盛大通家族辦公室服務。家族辦公室服務包括：一對一專屬諮詢與投資經理私人會面、香港信訣設立及專業信訣架構規劃、日本物業投資全流程服務含實地考察（大阪）、NPC基金認購優先權、家族財富傳承規劃含跨境資產配置、以及MyPath AI旅遊管家日本旅遊全方位支持。這個方案將健康管理與財富管理完美結合，為會員提供最完整的價值主張。</w:t>
+        <w:t xml:space="preserve">這是整個體系的關鍵轉折點。3,000 BV 為最高級別，會員不僅獲得全套 VFK 產品，更正式接入百盛大通家族辦公室服務。家族辦公室服務是整個體系的核心價值所在，包括一對一專屬諮詢、香港信訖設立、日本物業投資（實地考察大阪）、NPC 基金認購優先權、家族財富傳承規劃，以及 MyPath AI 旅遊管家服務。這些服務形成了最深層次的結構鎖定，會員的信訖、物業、基金、財富規劃均與平台深度綁定，轉換成本極高。</w:t>
       </w:r>
     </w:p>
     <w:tbl>
       <w:tblPr>
         <w:tblW w:type="pct" w:w="100%"/>
         <w:tblBorders>
-          <w:top w:val="single" w:color="D4AF37" w:sz="2"/>
+          <w:top w:val="single" w:color="C9A84C" w:sz="2"/>
           <w:left w:val="none"/>
-          <w:bottom w:val="single" w:color="D4AF37" w:sz="2"/>
+          <w:bottom w:val="single" w:color="C9A84C" w:sz="2"/>
           <w:right w:val="none"/>
           <w:insideH w:val="single" w:color="DDD5C0" w:sz="1"/>
           <w:insideV w:val="none"/>
@@ -2715,7 +2864,7 @@
         <w:tc>
           <w:tcPr>
             <w:tcW w:type="pct" w:w="35%"/>
-            <w:shd w:fill="D4AF37" w:val="clear"/>
+            <w:shd w:fill="C9A84C" w:val="clear"/>
             <w:tcMar>
               <w:top w:type="dxa" w:w="60"/>
               <w:left w:type="dxa" w:w="120"/>
@@ -2736,14 +2885,14 @@
                 <w:sz w:val="21"/>
                 <w:szCs w:val="21"/>
               </w:rPr>
-              <w:t xml:space="preserve">家族辦公室服務項目</w:t>
+              <w:t xml:space="preserve">家族辦公室服務</w:t>
             </w:r>
           </w:p>
         </w:tc>
         <w:tc>
           <w:tcPr>
             <w:tcW w:type="pct" w:w="65%"/>
-            <w:shd w:fill="D4AF37" w:val="clear"/>
+            <w:shd w:fill="C9A84C" w:val="clear"/>
             <w:tcMar>
               <w:top w:type="dxa" w:w="60"/>
               <w:left w:type="dxa" w:w="120"/>
@@ -2764,7 +2913,7 @@
                 <w:sz w:val="21"/>
                 <w:szCs w:val="21"/>
               </w:rPr>
-              <w:t xml:space="preserve">詳情</w:t>
+              <w:t xml:space="preserve">內容說明</w:t>
             </w:r>
           </w:p>
         </w:tc>
@@ -2786,7 +2935,7 @@
           </w:tcPr>
           <w:p>
             <w:pPr>
-              <w:jc w:val="center"/>
+              <w:jc w:val="left"/>
             </w:pPr>
             <w:r>
               <w:rPr>
@@ -2821,7 +2970,7 @@
                 <w:sz w:val="21"/>
                 <w:szCs w:val="21"/>
               </w:rPr>
-              <w:t xml:space="preserve">與投資經理私人會面</w:t>
+              <w:t xml:space="preserve">與投資經理私人會面，客製化投資策略</w:t>
             </w:r>
           </w:p>
         </w:tc>
@@ -2833,50 +2982,52 @@
         <w:tc>
           <w:tcPr>
             <w:tcW w:type="pct" w:w="35%"/>
-            <w:tcMar>
-              <w:top w:type="dxa" w:w="60"/>
-              <w:left w:type="dxa" w:w="120"/>
-              <w:bottom w:type="dxa" w:w="60"/>
-              <w:right w:type="dxa" w:w="120"/>
-            </w:tcMar>
-          </w:tcPr>
-          <w:p>
-            <w:pPr>
-              <w:jc w:val="center"/>
-            </w:pPr>
-            <w:r>
-              <w:rPr>
-                <w:rFonts w:ascii="Calibri" w:eastAsia="SimSun"/>
-                <w:color w:val="000000"/>
-                <w:sz w:val="21"/>
-                <w:szCs w:val="21"/>
-              </w:rPr>
-              <w:t xml:space="preserve">香港信訣設立</w:t>
+            <w:shd w:fill="FFFFFF" w:val="clear"/>
+            <w:tcMar>
+              <w:top w:type="dxa" w:w="60"/>
+              <w:left w:type="dxa" w:w="120"/>
+              <w:bottom w:type="dxa" w:w="60"/>
+              <w:right w:type="dxa" w:w="120"/>
+            </w:tcMar>
+          </w:tcPr>
+          <w:p>
+            <w:pPr>
+              <w:jc w:val="left"/>
+            </w:pPr>
+            <w:r>
+              <w:rPr>
+                <w:rFonts w:ascii="Calibri" w:eastAsia="SimSun"/>
+                <w:color w:val="000000"/>
+                <w:sz w:val="21"/>
+                <w:szCs w:val="21"/>
+              </w:rPr>
+              <w:t xml:space="preserve">香港信訖設立</w:t>
             </w:r>
           </w:p>
         </w:tc>
         <w:tc>
           <w:tcPr>
             <w:tcW w:type="pct" w:w="65%"/>
-            <w:tcMar>
-              <w:top w:type="dxa" w:w="60"/>
-              <w:left w:type="dxa" w:w="120"/>
-              <w:bottom w:type="dxa" w:w="60"/>
-              <w:right w:type="dxa" w:w="120"/>
-            </w:tcMar>
-          </w:tcPr>
-          <w:p>
-            <w:pPr>
-              <w:jc w:val="center"/>
-            </w:pPr>
-            <w:r>
-              <w:rPr>
-                <w:rFonts w:ascii="Calibri" w:eastAsia="SimSun"/>
-                <w:color w:val="000000"/>
-                <w:sz w:val="21"/>
-                <w:szCs w:val="21"/>
-              </w:rPr>
-              <w:t xml:space="preserve">專業信訣架構規劃及顧問</w:t>
+            <w:shd w:fill="FFFFFF" w:val="clear"/>
+            <w:tcMar>
+              <w:top w:type="dxa" w:w="60"/>
+              <w:left w:type="dxa" w:w="120"/>
+              <w:bottom w:type="dxa" w:w="60"/>
+              <w:right w:type="dxa" w:w="120"/>
+            </w:tcMar>
+          </w:tcPr>
+          <w:p>
+            <w:pPr>
+              <w:jc w:val="center"/>
+            </w:pPr>
+            <w:r>
+              <w:rPr>
+                <w:rFonts w:ascii="Calibri" w:eastAsia="SimSun"/>
+                <w:color w:val="000000"/>
+                <w:sz w:val="21"/>
+                <w:szCs w:val="21"/>
+              </w:rPr>
+              <w:t xml:space="preserve">專業信訖架構規劃，資產保護與税務優化</w:t>
             </w:r>
           </w:p>
         </w:tc>
@@ -2898,7 +3049,7 @@
           </w:tcPr>
           <w:p>
             <w:pPr>
-              <w:jc w:val="center"/>
+              <w:jc w:val="left"/>
             </w:pPr>
             <w:r>
               <w:rPr>
@@ -2933,7 +3084,7 @@
                 <w:sz w:val="21"/>
                 <w:szCs w:val="21"/>
               </w:rPr>
-              <w:t xml:space="preserve">實地考察（大阪）、專屬投資方案</w:t>
+              <w:t xml:space="preserve">實地考察大阪，專屬投資方案設計</w:t>
             </w:r>
           </w:p>
         </w:tc>
@@ -2945,50 +3096,52 @@
         <w:tc>
           <w:tcPr>
             <w:tcW w:type="pct" w:w="35%"/>
-            <w:tcMar>
-              <w:top w:type="dxa" w:w="60"/>
-              <w:left w:type="dxa" w:w="120"/>
-              <w:bottom w:type="dxa" w:w="60"/>
-              <w:right w:type="dxa" w:w="120"/>
-            </w:tcMar>
-          </w:tcPr>
-          <w:p>
-            <w:pPr>
-              <w:jc w:val="center"/>
-            </w:pPr>
-            <w:r>
-              <w:rPr>
-                <w:rFonts w:ascii="Calibri" w:eastAsia="SimSun"/>
-                <w:color w:val="000000"/>
-                <w:sz w:val="21"/>
-                <w:szCs w:val="21"/>
-              </w:rPr>
-              <w:t xml:space="preserve">NPC基金認購</w:t>
+            <w:shd w:fill="FFFFFF" w:val="clear"/>
+            <w:tcMar>
+              <w:top w:type="dxa" w:w="60"/>
+              <w:left w:type="dxa" w:w="120"/>
+              <w:bottom w:type="dxa" w:w="60"/>
+              <w:right w:type="dxa" w:w="120"/>
+            </w:tcMar>
+          </w:tcPr>
+          <w:p>
+            <w:pPr>
+              <w:jc w:val="left"/>
+            </w:pPr>
+            <w:r>
+              <w:rPr>
+                <w:rFonts w:ascii="Calibri" w:eastAsia="SimSun"/>
+                <w:color w:val="000000"/>
+                <w:sz w:val="21"/>
+                <w:szCs w:val="21"/>
+              </w:rPr>
+              <w:t xml:space="preserve">NPC 基金認購優先權</w:t>
             </w:r>
           </w:p>
         </w:tc>
         <w:tc>
           <w:tcPr>
             <w:tcW w:type="pct" w:w="65%"/>
-            <w:tcMar>
-              <w:top w:type="dxa" w:w="60"/>
-              <w:left w:type="dxa" w:w="120"/>
-              <w:bottom w:type="dxa" w:w="60"/>
-              <w:right w:type="dxa" w:w="120"/>
-            </w:tcMar>
-          </w:tcPr>
-          <w:p>
-            <w:pPr>
-              <w:jc w:val="center"/>
-            </w:pPr>
-            <w:r>
-              <w:rPr>
-                <w:rFonts w:ascii="Calibri" w:eastAsia="SimSun"/>
-                <w:color w:val="000000"/>
-                <w:sz w:val="21"/>
-                <w:szCs w:val="21"/>
-              </w:rPr>
-              <w:t xml:space="preserve">基金投資優先通道</w:t>
+            <w:shd w:fill="FFFFFF" w:val="clear"/>
+            <w:tcMar>
+              <w:top w:type="dxa" w:w="60"/>
+              <w:left w:type="dxa" w:w="120"/>
+              <w:bottom w:type="dxa" w:w="60"/>
+              <w:right w:type="dxa" w:w="120"/>
+            </w:tcMar>
+          </w:tcPr>
+          <w:p>
+            <w:pPr>
+              <w:jc w:val="center"/>
+            </w:pPr>
+            <w:r>
+              <w:rPr>
+                <w:rFonts w:ascii="Calibri" w:eastAsia="SimSun"/>
+                <w:color w:val="000000"/>
+                <w:sz w:val="21"/>
+                <w:szCs w:val="21"/>
+              </w:rPr>
+              <w:t xml:space="preserve">基金投資的優先通道</w:t>
             </w:r>
           </w:p>
         </w:tc>
@@ -3010,16 +3163,16 @@
           </w:tcPr>
           <w:p>
             <w:pPr>
-              <w:jc w:val="center"/>
-            </w:pPr>
-            <w:r>
-              <w:rPr>
-                <w:rFonts w:ascii="Calibri" w:eastAsia="SimSun"/>
-                <w:color w:val="000000"/>
-                <w:sz w:val="21"/>
-                <w:szCs w:val="21"/>
-              </w:rPr>
-              <w:t xml:space="preserve">家族財富傳承</w:t>
+              <w:jc w:val="left"/>
+            </w:pPr>
+            <w:r>
+              <w:rPr>
+                <w:rFonts w:ascii="Calibri" w:eastAsia="SimSun"/>
+                <w:color w:val="000000"/>
+                <w:sz w:val="21"/>
+                <w:szCs w:val="21"/>
+              </w:rPr>
+              <w:t xml:space="preserve">家族財富傳承規劃</w:t>
             </w:r>
           </w:p>
         </w:tc>
@@ -3045,7 +3198,7 @@
                 <w:sz w:val="21"/>
                 <w:szCs w:val="21"/>
               </w:rPr>
-              <w:t xml:space="preserve">跨境資產配置及家族治理規劃</w:t>
+              <w:t xml:space="preserve">跨境資產配置及家族治理</w:t>
             </w:r>
           </w:p>
         </w:tc>
@@ -3057,31 +3210,33 @@
         <w:tc>
           <w:tcPr>
             <w:tcW w:type="pct" w:w="35%"/>
-            <w:tcMar>
-              <w:top w:type="dxa" w:w="60"/>
-              <w:left w:type="dxa" w:w="120"/>
-              <w:bottom w:type="dxa" w:w="60"/>
-              <w:right w:type="dxa" w:w="120"/>
-            </w:tcMar>
-          </w:tcPr>
-          <w:p>
-            <w:pPr>
-              <w:jc w:val="center"/>
-            </w:pPr>
-            <w:r>
-              <w:rPr>
-                <w:rFonts w:ascii="Calibri" w:eastAsia="SimSun"/>
-                <w:color w:val="000000"/>
-                <w:sz w:val="21"/>
-                <w:szCs w:val="21"/>
-              </w:rPr>
-              <w:t xml:space="preserve">MyPath AI管家</w:t>
+            <w:shd w:fill="FFFFFF" w:val="clear"/>
+            <w:tcMar>
+              <w:top w:type="dxa" w:w="60"/>
+              <w:left w:type="dxa" w:w="120"/>
+              <w:bottom w:type="dxa" w:w="60"/>
+              <w:right w:type="dxa" w:w="120"/>
+            </w:tcMar>
+          </w:tcPr>
+          <w:p>
+            <w:pPr>
+              <w:jc w:val="left"/>
+            </w:pPr>
+            <w:r>
+              <w:rPr>
+                <w:rFonts w:ascii="Calibri" w:eastAsia="SimSun"/>
+                <w:color w:val="000000"/>
+                <w:sz w:val="21"/>
+                <w:szCs w:val="21"/>
+              </w:rPr>
+              <w:t xml:space="preserve">MyPath AI 旅遊管家</w:t>
             </w:r>
           </w:p>
         </w:tc>
         <w:tc>
           <w:tcPr>
             <w:tcW w:type="pct" w:w="65%"/>
+            <w:shd w:fill="FFFFFF" w:val="clear"/>
             <w:tcMar>
               <w:top w:type="dxa" w:w="60"/>
               <w:left w:type="dxa" w:w="120"/>
@@ -3108,38 +3263,56 @@
     </w:tbl>
     <w:p>
       <w:pPr>
-        <w:spacing w:after="200" w:before="60"/>
+        <w:spacing w:after="200" w:before="80"/>
         <w:jc w:val="center"/>
       </w:pPr>
       <w:r>
         <w:rPr>
           <w:rFonts w:ascii="Calibri" w:eastAsia="SimSun"/>
-          <w:color w:val="4A6575"/>
-          <w:sz w:val="20"/>
-          <w:szCs w:val="20"/>
+          <w:color w:val="506070"/>
+          <w:sz w:val="18"/>
+          <w:szCs w:val="18"/>
         </w:rPr>
-        <w:t xml:space="preserve">表3：方案四家族辦公室服務內容</w:t>
+        <w:t xml:space="preserve">表 3：方案四家族辦公室服務詳情</w:t>
       </w:r>
     </w:p>
     <w:p>
       <w:pPr>
         <w:pStyle w:val="Heading1"/>
-        <w:spacing w:after="160" w:before="360" w:line="312"/>
-        <w:jc w:val="center"/>
-      </w:pPr>
-      <w:bookmarkStart w:id="100010" w:name="_Toc100010"/>
+        <w:spacing w:after="120" w:before="360"/>
+      </w:pPr>
+      <w:bookmarkStart w:id="100012" w:name="_Toc100012"/>
       <w:r>
         <w:rPr>
           <w:rFonts w:ascii="Calibri" w:eastAsia="SimHei"/>
           <w:b/>
           <w:bCs/>
-          <w:color w:val="0F2027"/>
+          <w:color w:val="000000"/>
           <w:sz w:val="32"/>
           <w:szCs w:val="32"/>
         </w:rPr>
-        <w:t xml:space="preserve">四、統一會員路徑：從健康到財富</w:t>
-      </w:r>
-      <w:bookmarkEnd w:id="100010"/>
+        <w:t xml:space="preserve">第五章  MCLUB 會員制度</w:t>
+      </w:r>
+      <w:bookmarkEnd w:id="100012"/>
+    </w:p>
+    <w:p>
+      <w:pPr>
+        <w:pStyle w:val="Heading2"/>
+        <w:spacing w:after="120" w:before="240"/>
+      </w:pPr>
+      <w:bookmarkStart w:id="100013" w:name="_Toc100013"/>
+      <w:r>
+        <w:rPr>
+          <w:rFonts w:ascii="Calibri" w:eastAsia="SimHei"/>
+          <w:b/>
+          <w:bCs/>
+          <w:color w:val="000000"/>
+          <w:sz w:val="28"/>
+          <w:szCs w:val="28"/>
+        </w:rPr>
+        <w:t xml:space="preserve">一、會員層次體系</w:t>
+      </w:r>
+      <w:bookmarkEnd w:id="100013"/>
     </w:p>
     <w:p>
       <w:pPr>
@@ -3154,16 +3327,1585 @@
           <w:sz w:val="24"/>
           <w:szCs w:val="24"/>
         </w:rPr>
-        <w:t xml:space="preserve">VFK×MCLUB的設計核心是「由健康切入，以財富升級」。會員從方案一到方案四的過程，同時經歷MCLUB的四層鎖定機制，逐步深化對MCLUB生態圈的依賴。資訊鎖定讓會員不願離開資訊來源，社交鎖定讓會員不敢離開圈層，服務鎖定讓會員離不開日本資源網絡，結構鎖定讓會員的財富架構與MCLUB深度綁定。這四層鎖定由淺入深，形成難以替代的長期合作關係。</w:t>
+        <w:t xml:space="preserve">MCLUB 會員制度分為三個主要層次，與 VFK 四種進場方案緊密對應。Plan A 為入門級，對應方案一，提供基礎會員資格及資訊服務；Plan B 為進階級，對應方案二及方案三，提供深度分析、專屬物業資訊及 VIP 服務；Plan C 為高端級，對應方案四，是唯一接入家族辦公室服務的層級。這種層層遒進的設計，讓會員在每個階段都能獲得超預期的價值，同時積極尋求下一個層級的服務。</w:t>
       </w:r>
     </w:p>
     <w:tbl>
       <w:tblPr>
         <w:tblW w:type="pct" w:w="100%"/>
         <w:tblBorders>
-          <w:top w:val="single" w:color="D4AF37" w:sz="2"/>
+          <w:top w:val="single" w:color="C9A84C" w:sz="2"/>
           <w:left w:val="none"/>
-          <w:bottom w:val="single" w:color="D4AF37" w:sz="2"/>
+          <w:bottom w:val="single" w:color="C9A84C" w:sz="2"/>
+          <w:right w:val="none"/>
+          <w:insideH w:val="single" w:color="DDD5C0" w:sz="1"/>
+          <w:insideV w:val="none"/>
+        </w:tblBorders>
+      </w:tblPr>
+      <w:tblGrid>
+        <w:gridCol w:w="100"/>
+        <w:gridCol w:w="100"/>
+        <w:gridCol w:w="100"/>
+        <w:gridCol w:w="100"/>
+      </w:tblGrid>
+      <w:tr>
+        <w:trPr>
+          <w:cantSplit/>
+          <w:tblHeader/>
+        </w:trPr>
+        <w:tc>
+          <w:tcPr>
+            <w:tcW w:type="pct" w:w="20%"/>
+            <w:shd w:fill="C9A84C" w:val="clear"/>
+            <w:tcMar>
+              <w:top w:type="dxa" w:w="60"/>
+              <w:left w:type="dxa" w:w="120"/>
+              <w:bottom w:type="dxa" w:w="60"/>
+              <w:right w:type="dxa" w:w="120"/>
+            </w:tcMar>
+          </w:tcPr>
+          <w:p>
+            <w:pPr>
+              <w:jc w:val="center"/>
+            </w:pPr>
+            <w:r>
+              <w:rPr>
+                <w:rFonts w:ascii="Calibri" w:eastAsia="SimHei"/>
+                <w:b/>
+                <w:bCs/>
+                <w:color w:val="1A1A1A"/>
+                <w:sz w:val="21"/>
+                <w:szCs w:val="21"/>
+              </w:rPr>
+              <w:t xml:space="preserve">會員層級</w:t>
+            </w:r>
+          </w:p>
+        </w:tc>
+        <w:tc>
+          <w:tcPr>
+            <w:tcW w:type="pct" w:w="20%"/>
+            <w:shd w:fill="C9A84C" w:val="clear"/>
+            <w:tcMar>
+              <w:top w:type="dxa" w:w="60"/>
+              <w:left w:type="dxa" w:w="120"/>
+              <w:bottom w:type="dxa" w:w="60"/>
+              <w:right w:type="dxa" w:w="120"/>
+            </w:tcMar>
+          </w:tcPr>
+          <w:p>
+            <w:pPr>
+              <w:jc w:val="center"/>
+            </w:pPr>
+            <w:r>
+              <w:rPr>
+                <w:rFonts w:ascii="Calibri" w:eastAsia="SimHei"/>
+                <w:b/>
+                <w:bCs/>
+                <w:color w:val="1A1A1A"/>
+                <w:sz w:val="21"/>
+                <w:szCs w:val="21"/>
+              </w:rPr>
+              <w:t xml:space="preserve">對應方案</w:t>
+            </w:r>
+          </w:p>
+        </w:tc>
+        <w:tc>
+          <w:tcPr>
+            <w:tcW w:type="pct" w:w="20%"/>
+            <w:shd w:fill="C9A84C" w:val="clear"/>
+            <w:tcMar>
+              <w:top w:type="dxa" w:w="60"/>
+              <w:left w:type="dxa" w:w="120"/>
+              <w:bottom w:type="dxa" w:w="60"/>
+              <w:right w:type="dxa" w:w="120"/>
+            </w:tcMar>
+          </w:tcPr>
+          <w:p>
+            <w:pPr>
+              <w:jc w:val="center"/>
+            </w:pPr>
+            <w:r>
+              <w:rPr>
+                <w:rFonts w:ascii="Calibri" w:eastAsia="SimHei"/>
+                <w:b/>
+                <w:bCs/>
+                <w:color w:val="1A1A1A"/>
+                <w:sz w:val="21"/>
+                <w:szCs w:val="21"/>
+              </w:rPr>
+              <w:t xml:space="preserve">入場金額</w:t>
+            </w:r>
+          </w:p>
+        </w:tc>
+        <w:tc>
+          <w:tcPr>
+            <w:tcW w:type="pct" w:w="40%"/>
+            <w:shd w:fill="C9A84C" w:val="clear"/>
+            <w:tcMar>
+              <w:top w:type="dxa" w:w="60"/>
+              <w:left w:type="dxa" w:w="120"/>
+              <w:bottom w:type="dxa" w:w="60"/>
+              <w:right w:type="dxa" w:w="120"/>
+            </w:tcMar>
+          </w:tcPr>
+          <w:p>
+            <w:pPr>
+              <w:jc w:val="center"/>
+            </w:pPr>
+            <w:r>
+              <w:rPr>
+                <w:rFonts w:ascii="Calibri" w:eastAsia="SimHei"/>
+                <w:b/>
+                <w:bCs/>
+                <w:color w:val="1A1A1A"/>
+                <w:sz w:val="21"/>
+                <w:szCs w:val="21"/>
+              </w:rPr>
+              <w:t xml:space="preserve">核心服務</w:t>
+            </w:r>
+          </w:p>
+        </w:tc>
+      </w:tr>
+      <w:tr>
+        <w:trPr>
+          <w:cantSplit/>
+        </w:trPr>
+        <w:tc>
+          <w:tcPr>
+            <w:tcW w:type="pct" w:w="20%"/>
+            <w:shd w:fill="F5F2E8" w:val="clear"/>
+            <w:tcMar>
+              <w:top w:type="dxa" w:w="60"/>
+              <w:left w:type="dxa" w:w="120"/>
+              <w:bottom w:type="dxa" w:w="60"/>
+              <w:right w:type="dxa" w:w="120"/>
+            </w:tcMar>
+          </w:tcPr>
+          <w:p>
+            <w:pPr>
+              <w:jc w:val="left"/>
+            </w:pPr>
+            <w:r>
+              <w:rPr>
+                <w:rFonts w:ascii="Calibri" w:eastAsia="SimSun"/>
+                <w:color w:val="000000"/>
+                <w:sz w:val="21"/>
+                <w:szCs w:val="21"/>
+              </w:rPr>
+              <w:t xml:space="preserve">Plan A 入門級</w:t>
+            </w:r>
+          </w:p>
+        </w:tc>
+        <w:tc>
+          <w:tcPr>
+            <w:tcW w:type="pct" w:w="20%"/>
+            <w:shd w:fill="F5F2E8" w:val="clear"/>
+            <w:tcMar>
+              <w:top w:type="dxa" w:w="60"/>
+              <w:left w:type="dxa" w:w="120"/>
+              <w:bottom w:type="dxa" w:w="60"/>
+              <w:right w:type="dxa" w:w="120"/>
+            </w:tcMar>
+          </w:tcPr>
+          <w:p>
+            <w:pPr>
+              <w:jc w:val="center"/>
+            </w:pPr>
+            <w:r>
+              <w:rPr>
+                <w:rFonts w:ascii="Calibri" w:eastAsia="SimSun"/>
+                <w:color w:val="000000"/>
+                <w:sz w:val="21"/>
+                <w:szCs w:val="21"/>
+              </w:rPr>
+              <w:t xml:space="preserve">方案一</w:t>
+            </w:r>
+          </w:p>
+        </w:tc>
+        <w:tc>
+          <w:tcPr>
+            <w:tcW w:type="pct" w:w="20%"/>
+            <w:shd w:fill="F5F2E8" w:val="clear"/>
+            <w:tcMar>
+              <w:top w:type="dxa" w:w="60"/>
+              <w:left w:type="dxa" w:w="120"/>
+              <w:bottom w:type="dxa" w:w="60"/>
+              <w:right w:type="dxa" w:w="120"/>
+            </w:tcMar>
+          </w:tcPr>
+          <w:p>
+            <w:pPr>
+              <w:jc w:val="center"/>
+            </w:pPr>
+            <w:r>
+              <w:rPr>
+                <w:rFonts w:ascii="Calibri" w:eastAsia="SimSun"/>
+                <w:color w:val="000000"/>
+                <w:sz w:val="21"/>
+                <w:szCs w:val="21"/>
+              </w:rPr>
+              <w:t xml:space="preserve">HK$4,800</w:t>
+            </w:r>
+          </w:p>
+        </w:tc>
+        <w:tc>
+          <w:tcPr>
+            <w:tcW w:type="pct" w:w="40%"/>
+            <w:shd w:fill="F5F2E8" w:val="clear"/>
+            <w:tcMar>
+              <w:top w:type="dxa" w:w="60"/>
+              <w:left w:type="dxa" w:w="120"/>
+              <w:bottom w:type="dxa" w:w="60"/>
+              <w:right w:type="dxa" w:w="120"/>
+            </w:tcMar>
+          </w:tcPr>
+          <w:p>
+            <w:pPr>
+              <w:jc w:val="center"/>
+            </w:pPr>
+            <w:r>
+              <w:rPr>
+                <w:rFonts w:ascii="Calibri" w:eastAsia="SimSun"/>
+                <w:color w:val="000000"/>
+                <w:sz w:val="21"/>
+                <w:szCs w:val="21"/>
+              </w:rPr>
+              <w:t xml:space="preserve">基礎資訊、月報、線上研討會</w:t>
+            </w:r>
+          </w:p>
+        </w:tc>
+      </w:tr>
+      <w:tr>
+        <w:trPr>
+          <w:cantSplit/>
+        </w:trPr>
+        <w:tc>
+          <w:tcPr>
+            <w:tcW w:type="pct" w:w="20%"/>
+            <w:shd w:fill="FFFFFF" w:val="clear"/>
+            <w:tcMar>
+              <w:top w:type="dxa" w:w="60"/>
+              <w:left w:type="dxa" w:w="120"/>
+              <w:bottom w:type="dxa" w:w="60"/>
+              <w:right w:type="dxa" w:w="120"/>
+            </w:tcMar>
+          </w:tcPr>
+          <w:p>
+            <w:pPr>
+              <w:jc w:val="left"/>
+            </w:pPr>
+            <w:r>
+              <w:rPr>
+                <w:rFonts w:ascii="Calibri" w:eastAsia="SimSun"/>
+                <w:color w:val="000000"/>
+                <w:sz w:val="21"/>
+                <w:szCs w:val="21"/>
+              </w:rPr>
+              <w:t xml:space="preserve">Plan B 進階級</w:t>
+            </w:r>
+          </w:p>
+        </w:tc>
+        <w:tc>
+          <w:tcPr>
+            <w:tcW w:type="pct" w:w="20%"/>
+            <w:shd w:fill="FFFFFF" w:val="clear"/>
+            <w:tcMar>
+              <w:top w:type="dxa" w:w="60"/>
+              <w:left w:type="dxa" w:w="120"/>
+              <w:bottom w:type="dxa" w:w="60"/>
+              <w:right w:type="dxa" w:w="120"/>
+            </w:tcMar>
+          </w:tcPr>
+          <w:p>
+            <w:pPr>
+              <w:jc w:val="center"/>
+            </w:pPr>
+            <w:r>
+              <w:rPr>
+                <w:rFonts w:ascii="Calibri" w:eastAsia="SimSun"/>
+                <w:color w:val="000000"/>
+                <w:sz w:val="21"/>
+                <w:szCs w:val="21"/>
+              </w:rPr>
+              <w:t xml:space="preserve">方案二/三</w:t>
+            </w:r>
+          </w:p>
+        </w:tc>
+        <w:tc>
+          <w:tcPr>
+            <w:tcW w:type="pct" w:w="20%"/>
+            <w:shd w:fill="FFFFFF" w:val="clear"/>
+            <w:tcMar>
+              <w:top w:type="dxa" w:w="60"/>
+              <w:left w:type="dxa" w:w="120"/>
+              <w:bottom w:type="dxa" w:w="60"/>
+              <w:right w:type="dxa" w:w="120"/>
+            </w:tcMar>
+          </w:tcPr>
+          <w:p>
+            <w:pPr>
+              <w:jc w:val="center"/>
+            </w:pPr>
+            <w:r>
+              <w:rPr>
+                <w:rFonts w:ascii="Calibri" w:eastAsia="SimSun"/>
+                <w:color w:val="000000"/>
+                <w:sz w:val="21"/>
+                <w:szCs w:val="21"/>
+              </w:rPr>
+              <w:t xml:space="preserve">HK$13,800</w:t>
+            </w:r>
+          </w:p>
+        </w:tc>
+        <w:tc>
+          <w:tcPr>
+            <w:tcW w:type="pct" w:w="40%"/>
+            <w:shd w:fill="FFFFFF" w:val="clear"/>
+            <w:tcMar>
+              <w:top w:type="dxa" w:w="60"/>
+              <w:left w:type="dxa" w:w="120"/>
+              <w:bottom w:type="dxa" w:w="60"/>
+              <w:right w:type="dxa" w:w="120"/>
+            </w:tcMar>
+          </w:tcPr>
+          <w:p>
+            <w:pPr>
+              <w:jc w:val="center"/>
+            </w:pPr>
+            <w:r>
+              <w:rPr>
+                <w:rFonts w:ascii="Calibri" w:eastAsia="SimSun"/>
+                <w:color w:val="000000"/>
+                <w:sz w:val="21"/>
+                <w:szCs w:val="21"/>
+              </w:rPr>
+              <w:t xml:space="preserve">深度分析、物業資訊、分享會 VIP</w:t>
+            </w:r>
+          </w:p>
+        </w:tc>
+      </w:tr>
+      <w:tr>
+        <w:trPr>
+          <w:cantSplit/>
+        </w:trPr>
+        <w:tc>
+          <w:tcPr>
+            <w:tcW w:type="pct" w:w="20%"/>
+            <w:shd w:fill="F5F2E8" w:val="clear"/>
+            <w:tcMar>
+              <w:top w:type="dxa" w:w="60"/>
+              <w:left w:type="dxa" w:w="120"/>
+              <w:bottom w:type="dxa" w:w="60"/>
+              <w:right w:type="dxa" w:w="120"/>
+            </w:tcMar>
+          </w:tcPr>
+          <w:p>
+            <w:pPr>
+              <w:jc w:val="left"/>
+            </w:pPr>
+            <w:r>
+              <w:rPr>
+                <w:rFonts w:ascii="Calibri" w:eastAsia="SimSun"/>
+                <w:color w:val="000000"/>
+                <w:sz w:val="21"/>
+                <w:szCs w:val="21"/>
+              </w:rPr>
+              <w:t xml:space="preserve">Plan C 高端級</w:t>
+            </w:r>
+          </w:p>
+        </w:tc>
+        <w:tc>
+          <w:tcPr>
+            <w:tcW w:type="pct" w:w="20%"/>
+            <w:shd w:fill="F5F2E8" w:val="clear"/>
+            <w:tcMar>
+              <w:top w:type="dxa" w:w="60"/>
+              <w:left w:type="dxa" w:w="120"/>
+              <w:bottom w:type="dxa" w:w="60"/>
+              <w:right w:type="dxa" w:w="120"/>
+            </w:tcMar>
+          </w:tcPr>
+          <w:p>
+            <w:pPr>
+              <w:jc w:val="center"/>
+            </w:pPr>
+            <w:r>
+              <w:rPr>
+                <w:rFonts w:ascii="Calibri" w:eastAsia="SimSun"/>
+                <w:color w:val="000000"/>
+                <w:sz w:val="21"/>
+                <w:szCs w:val="21"/>
+              </w:rPr>
+              <w:t xml:space="preserve">方案四</w:t>
+            </w:r>
+          </w:p>
+        </w:tc>
+        <w:tc>
+          <w:tcPr>
+            <w:tcW w:type="pct" w:w="20%"/>
+            <w:shd w:fill="F5F2E8" w:val="clear"/>
+            <w:tcMar>
+              <w:top w:type="dxa" w:w="60"/>
+              <w:left w:type="dxa" w:w="120"/>
+              <w:bottom w:type="dxa" w:w="60"/>
+              <w:right w:type="dxa" w:w="120"/>
+            </w:tcMar>
+          </w:tcPr>
+          <w:p>
+            <w:pPr>
+              <w:jc w:val="center"/>
+            </w:pPr>
+            <w:r>
+              <w:rPr>
+                <w:rFonts w:ascii="Calibri" w:eastAsia="SimSun"/>
+                <w:color w:val="000000"/>
+                <w:sz w:val="21"/>
+                <w:szCs w:val="21"/>
+              </w:rPr>
+              <w:t xml:space="preserve">HK$29,800</w:t>
+            </w:r>
+          </w:p>
+        </w:tc>
+        <w:tc>
+          <w:tcPr>
+            <w:tcW w:type="pct" w:w="40%"/>
+            <w:shd w:fill="F5F2E8" w:val="clear"/>
+            <w:tcMar>
+              <w:top w:type="dxa" w:w="60"/>
+              <w:left w:type="dxa" w:w="120"/>
+              <w:bottom w:type="dxa" w:w="60"/>
+              <w:right w:type="dxa" w:w="120"/>
+            </w:tcMar>
+          </w:tcPr>
+          <w:p>
+            <w:pPr>
+              <w:jc w:val="center"/>
+            </w:pPr>
+            <w:r>
+              <w:rPr>
+                <w:rFonts w:ascii="Calibri" w:eastAsia="SimSun"/>
+                <w:color w:val="000000"/>
+                <w:sz w:val="21"/>
+                <w:szCs w:val="21"/>
+              </w:rPr>
+              <w:t xml:space="preserve">家族辦公室全套服務</w:t>
+            </w:r>
+          </w:p>
+        </w:tc>
+      </w:tr>
+    </w:tbl>
+    <w:p>
+      <w:pPr>
+        <w:spacing w:after="200" w:before="80"/>
+        <w:jc w:val="center"/>
+      </w:pPr>
+      <w:r>
+        <w:rPr>
+          <w:rFonts w:ascii="Calibri" w:eastAsia="SimSun"/>
+          <w:color w:val="506070"/>
+          <w:sz w:val="18"/>
+          <w:szCs w:val="18"/>
+        </w:rPr>
+        <w:t xml:space="preserve">表 4：MCLUB 會員層次對應表</w:t>
+      </w:r>
+    </w:p>
+    <w:p>
+      <w:pPr>
+        <w:pStyle w:val="Heading2"/>
+        <w:spacing w:after="120" w:before="240"/>
+      </w:pPr>
+      <w:bookmarkStart w:id="100014" w:name="_Toc100014"/>
+      <w:r>
+        <w:rPr>
+          <w:rFonts w:ascii="Calibri" w:eastAsia="SimHei"/>
+          <w:b/>
+          <w:bCs/>
+          <w:color w:val="000000"/>
+          <w:sz w:val="28"/>
+          <w:szCs w:val="28"/>
+        </w:rPr>
+        <w:t xml:space="preserve">二、會員路徑規劃</w:t>
+      </w:r>
+      <w:bookmarkEnd w:id="100014"/>
+    </w:p>
+    <w:p>
+      <w:pPr>
+        <w:spacing w:after="60" w:line="312"/>
+        <w:ind w:firstLine="480"/>
+        <w:jc w:val="both"/>
+      </w:pPr>
+      <w:r>
+        <w:rPr>
+          <w:rFonts w:ascii="Calibri" w:eastAsia="SimSun"/>
+          <w:color w:val="000000"/>
+          <w:sz w:val="24"/>
+          <w:szCs w:val="24"/>
+        </w:rPr>
+        <w:t xml:space="preserve">MCLUB 的會員路徑設計遵循「由健康切入，以財富升級」的核心邏輯。新會員從 VFK 健康產品體驗開始，透過產品效果建立信任；進而參與推廣團隊，獲得更多市場資訊和投資知識；最終透過方案四進入家族辦公室，實現健康管理到財富管理的完整轉變。每一步都有明確的價值主張和升級動力，讓會員始終感受到前進的必要性。</w:t>
+      </w:r>
+    </w:p>
+    <w:p>
+      <w:pPr>
+        <w:pStyle w:val="Heading1"/>
+        <w:spacing w:after="120" w:before="360"/>
+      </w:pPr>
+      <w:bookmarkStart w:id="100015" w:name="_Toc100015"/>
+      <w:r>
+        <w:rPr>
+          <w:rFonts w:ascii="Calibri" w:eastAsia="SimHei"/>
+          <w:b/>
+          <w:bCs/>
+          <w:color w:val="000000"/>
+          <w:sz w:val="32"/>
+          <w:szCs w:val="32"/>
+        </w:rPr>
+        <w:t xml:space="preserve">第六章  七階無限晉升機制</w:t>
+      </w:r>
+      <w:bookmarkEnd w:id="100015"/>
+    </w:p>
+    <w:p>
+      <w:pPr>
+        <w:spacing w:after="60" w:line="312"/>
+        <w:ind w:firstLine="480"/>
+        <w:jc w:val="both"/>
+      </w:pPr>
+      <w:r>
+        <w:rPr>
+          <w:rFonts w:ascii="Calibri" w:eastAsia="SimSun"/>
+          <w:color w:val="000000"/>
+          <w:sz w:val="24"/>
+          <w:szCs w:val="24"/>
+        </w:rPr>
+        <w:t xml:space="preserve">VFK × MCLUB 採用七階晉升制度，會員透過累積 BV 積分逐步晉升，每個級別對應不同的團隊規模及收益水平。晉升的核心條件是大區和小區各累積 500,000 BV，BV 積分無限期累積，長期有效。這意味著會員不需要擔心積分過期，可以按自己的節奏穩步推進，大大降低了壓力和焦慮感。</w:t>
+      </w:r>
+    </w:p>
+    <w:tbl>
+      <w:tblPr>
+        <w:tblW w:type="pct" w:w="100%"/>
+        <w:tblBorders>
+          <w:top w:val="single" w:color="C9A84C" w:sz="2"/>
+          <w:left w:val="none"/>
+          <w:bottom w:val="single" w:color="C9A84C" w:sz="2"/>
+          <w:right w:val="none"/>
+          <w:insideH w:val="single" w:color="DDD5C0" w:sz="1"/>
+          <w:insideV w:val="none"/>
+        </w:tblBorders>
+      </w:tblPr>
+      <w:tblGrid>
+        <w:gridCol w:w="100"/>
+        <w:gridCol w:w="100"/>
+        <w:gridCol w:w="100"/>
+        <w:gridCol w:w="100"/>
+      </w:tblGrid>
+      <w:tr>
+        <w:trPr>
+          <w:cantSplit/>
+          <w:tblHeader/>
+        </w:trPr>
+        <w:tc>
+          <w:tcPr>
+            <w:tcW w:type="pct" w:w="12%"/>
+            <w:shd w:fill="C9A84C" w:val="clear"/>
+            <w:tcMar>
+              <w:top w:type="dxa" w:w="60"/>
+              <w:left w:type="dxa" w:w="120"/>
+              <w:bottom w:type="dxa" w:w="60"/>
+              <w:right w:type="dxa" w:w="120"/>
+            </w:tcMar>
+          </w:tcPr>
+          <w:p>
+            <w:pPr>
+              <w:jc w:val="center"/>
+            </w:pPr>
+            <w:r>
+              <w:rPr>
+                <w:rFonts w:ascii="Calibri" w:eastAsia="SimHei"/>
+                <w:b/>
+                <w:bCs/>
+                <w:color w:val="1A1A1A"/>
+                <w:sz w:val="21"/>
+                <w:szCs w:val="21"/>
+              </w:rPr>
+              <w:t xml:space="preserve">級別</w:t>
+            </w:r>
+          </w:p>
+        </w:tc>
+        <w:tc>
+          <w:tcPr>
+            <w:tcW w:type="pct" w:w="10%"/>
+            <w:shd w:fill="C9A84C" w:val="clear"/>
+            <w:tcMar>
+              <w:top w:type="dxa" w:w="60"/>
+              <w:left w:type="dxa" w:w="120"/>
+              <w:bottom w:type="dxa" w:w="60"/>
+              <w:right w:type="dxa" w:w="120"/>
+            </w:tcMar>
+          </w:tcPr>
+          <w:p>
+            <w:pPr>
+              <w:jc w:val="center"/>
+            </w:pPr>
+            <w:r>
+              <w:rPr>
+                <w:rFonts w:ascii="Calibri" w:eastAsia="SimHei"/>
+                <w:b/>
+                <w:bCs/>
+                <w:color w:val="1A1A1A"/>
+                <w:sz w:val="21"/>
+                <w:szCs w:val="21"/>
+              </w:rPr>
+              <w:t xml:space="preserve">簡稱</w:t>
+            </w:r>
+          </w:p>
+        </w:tc>
+        <w:tc>
+          <w:tcPr>
+            <w:tcW w:type="pct" w:w="40%"/>
+            <w:shd w:fill="C9A84C" w:val="clear"/>
+            <w:tcMar>
+              <w:top w:type="dxa" w:w="60"/>
+              <w:left w:type="dxa" w:w="120"/>
+              <w:bottom w:type="dxa" w:w="60"/>
+              <w:right w:type="dxa" w:w="120"/>
+            </w:tcMar>
+          </w:tcPr>
+          <w:p>
+            <w:pPr>
+              <w:jc w:val="center"/>
+            </w:pPr>
+            <w:r>
+              <w:rPr>
+                <w:rFonts w:ascii="Calibri" w:eastAsia="SimHei"/>
+                <w:b/>
+                <w:bCs/>
+                <w:color w:val="1A1A1A"/>
+                <w:sz w:val="21"/>
+                <w:szCs w:val="21"/>
+              </w:rPr>
+              <w:t xml:space="preserve">全稱</w:t>
+            </w:r>
+          </w:p>
+        </w:tc>
+        <w:tc>
+          <w:tcPr>
+            <w:tcW w:type="pct" w:w="38%"/>
+            <w:shd w:fill="C9A84C" w:val="clear"/>
+            <w:tcMar>
+              <w:top w:type="dxa" w:w="60"/>
+              <w:left w:type="dxa" w:w="120"/>
+              <w:bottom w:type="dxa" w:w="60"/>
+              <w:right w:type="dxa" w:w="120"/>
+            </w:tcMar>
+          </w:tcPr>
+          <w:p>
+            <w:pPr>
+              <w:jc w:val="center"/>
+            </w:pPr>
+            <w:r>
+              <w:rPr>
+                <w:rFonts w:ascii="Calibri" w:eastAsia="SimHei"/>
+                <w:b/>
+                <w:bCs/>
+                <w:color w:val="1A1A1A"/>
+                <w:sz w:val="21"/>
+                <w:szCs w:val="21"/>
+              </w:rPr>
+              <w:t xml:space="preserve">說明</w:t>
+            </w:r>
+          </w:p>
+        </w:tc>
+      </w:tr>
+      <w:tr>
+        <w:trPr>
+          <w:cantSplit/>
+        </w:trPr>
+        <w:tc>
+          <w:tcPr>
+            <w:tcW w:type="pct" w:w="12%"/>
+            <w:shd w:fill="F5F2E8" w:val="clear"/>
+            <w:tcMar>
+              <w:top w:type="dxa" w:w="60"/>
+              <w:left w:type="dxa" w:w="120"/>
+              <w:bottom w:type="dxa" w:w="60"/>
+              <w:right w:type="dxa" w:w="120"/>
+            </w:tcMar>
+          </w:tcPr>
+          <w:p>
+            <w:pPr>
+              <w:jc w:val="left"/>
+            </w:pPr>
+            <w:r>
+              <w:rPr>
+                <w:rFonts w:ascii="Calibri" w:eastAsia="SimSun"/>
+                <w:color w:val="000000"/>
+                <w:sz w:val="21"/>
+                <w:szCs w:val="21"/>
+              </w:rPr>
+              <w:t xml:space="preserve">第1階</w:t>
+            </w:r>
+          </w:p>
+        </w:tc>
+        <w:tc>
+          <w:tcPr>
+            <w:tcW w:type="pct" w:w="10%"/>
+            <w:shd w:fill="F5F2E8" w:val="clear"/>
+            <w:tcMar>
+              <w:top w:type="dxa" w:w="60"/>
+              <w:left w:type="dxa" w:w="120"/>
+              <w:bottom w:type="dxa" w:w="60"/>
+              <w:right w:type="dxa" w:w="120"/>
+            </w:tcMar>
+          </w:tcPr>
+          <w:p>
+            <w:pPr>
+              <w:jc w:val="center"/>
+            </w:pPr>
+            <w:r>
+              <w:rPr>
+                <w:rFonts w:ascii="Calibri" w:eastAsia="SimSun"/>
+                <w:color w:val="000000"/>
+                <w:sz w:val="21"/>
+                <w:szCs w:val="21"/>
+              </w:rPr>
+              <w:t xml:space="preserve">S</w:t>
+            </w:r>
+          </w:p>
+        </w:tc>
+        <w:tc>
+          <w:tcPr>
+            <w:tcW w:type="pct" w:w="40%"/>
+            <w:shd w:fill="F5F2E8" w:val="clear"/>
+            <w:tcMar>
+              <w:top w:type="dxa" w:w="60"/>
+              <w:left w:type="dxa" w:w="120"/>
+              <w:bottom w:type="dxa" w:w="60"/>
+              <w:right w:type="dxa" w:w="120"/>
+            </w:tcMar>
+          </w:tcPr>
+          <w:p>
+            <w:pPr>
+              <w:jc w:val="center"/>
+            </w:pPr>
+            <w:r>
+              <w:rPr>
+                <w:rFonts w:ascii="Calibri" w:eastAsia="SimSun"/>
+                <w:color w:val="000000"/>
+                <w:sz w:val="21"/>
+                <w:szCs w:val="21"/>
+              </w:rPr>
+              <w:t xml:space="preserve">Star 星級會員</w:t>
+            </w:r>
+          </w:p>
+        </w:tc>
+        <w:tc>
+          <w:tcPr>
+            <w:tcW w:type="pct" w:w="38%"/>
+            <w:shd w:fill="F5F2E8" w:val="clear"/>
+            <w:tcMar>
+              <w:top w:type="dxa" w:w="60"/>
+              <w:left w:type="dxa" w:w="120"/>
+              <w:bottom w:type="dxa" w:w="60"/>
+              <w:right w:type="dxa" w:w="120"/>
+            </w:tcMar>
+          </w:tcPr>
+          <w:p>
+            <w:pPr>
+              <w:jc w:val="center"/>
+            </w:pPr>
+            <w:r>
+              <w:rPr>
+                <w:rFonts w:ascii="Calibri" w:eastAsia="SimSun"/>
+                <w:color w:val="000000"/>
+                <w:sz w:val="21"/>
+                <w:szCs w:val="21"/>
+              </w:rPr>
+              <w:t xml:space="preserve">入門級別，開始累積 BV</w:t>
+            </w:r>
+          </w:p>
+        </w:tc>
+      </w:tr>
+      <w:tr>
+        <w:trPr>
+          <w:cantSplit/>
+        </w:trPr>
+        <w:tc>
+          <w:tcPr>
+            <w:tcW w:type="pct" w:w="12%"/>
+            <w:shd w:fill="FFFFFF" w:val="clear"/>
+            <w:tcMar>
+              <w:top w:type="dxa" w:w="60"/>
+              <w:left w:type="dxa" w:w="120"/>
+              <w:bottom w:type="dxa" w:w="60"/>
+              <w:right w:type="dxa" w:w="120"/>
+            </w:tcMar>
+          </w:tcPr>
+          <w:p>
+            <w:pPr>
+              <w:jc w:val="left"/>
+            </w:pPr>
+            <w:r>
+              <w:rPr>
+                <w:rFonts w:ascii="Calibri" w:eastAsia="SimSun"/>
+                <w:color w:val="000000"/>
+                <w:sz w:val="21"/>
+                <w:szCs w:val="21"/>
+              </w:rPr>
+              <w:t xml:space="preserve">第2階</w:t>
+            </w:r>
+          </w:p>
+        </w:tc>
+        <w:tc>
+          <w:tcPr>
+            <w:tcW w:type="pct" w:w="10%"/>
+            <w:shd w:fill="FFFFFF" w:val="clear"/>
+            <w:tcMar>
+              <w:top w:type="dxa" w:w="60"/>
+              <w:left w:type="dxa" w:w="120"/>
+              <w:bottom w:type="dxa" w:w="60"/>
+              <w:right w:type="dxa" w:w="120"/>
+            </w:tcMar>
+          </w:tcPr>
+          <w:p>
+            <w:pPr>
+              <w:jc w:val="center"/>
+            </w:pPr>
+            <w:r>
+              <w:rPr>
+                <w:rFonts w:ascii="Calibri" w:eastAsia="SimSun"/>
+                <w:color w:val="000000"/>
+                <w:sz w:val="21"/>
+                <w:szCs w:val="21"/>
+              </w:rPr>
+              <w:t xml:space="preserve">M</w:t>
+            </w:r>
+          </w:p>
+        </w:tc>
+        <w:tc>
+          <w:tcPr>
+            <w:tcW w:type="pct" w:w="40%"/>
+            <w:shd w:fill="FFFFFF" w:val="clear"/>
+            <w:tcMar>
+              <w:top w:type="dxa" w:w="60"/>
+              <w:left w:type="dxa" w:w="120"/>
+              <w:bottom w:type="dxa" w:w="60"/>
+              <w:right w:type="dxa" w:w="120"/>
+            </w:tcMar>
+          </w:tcPr>
+          <w:p>
+            <w:pPr>
+              <w:jc w:val="center"/>
+            </w:pPr>
+            <w:r>
+              <w:rPr>
+                <w:rFonts w:ascii="Calibri" w:eastAsia="SimSun"/>
+                <w:color w:val="000000"/>
+                <w:sz w:val="21"/>
+                <w:szCs w:val="21"/>
+              </w:rPr>
+              <w:t xml:space="preserve">Manager 經理</w:t>
+            </w:r>
+          </w:p>
+        </w:tc>
+        <w:tc>
+          <w:tcPr>
+            <w:tcW w:type="pct" w:w="38%"/>
+            <w:shd w:fill="FFFFFF" w:val="clear"/>
+            <w:tcMar>
+              <w:top w:type="dxa" w:w="60"/>
+              <w:left w:type="dxa" w:w="120"/>
+              <w:bottom w:type="dxa" w:w="60"/>
+              <w:right w:type="dxa" w:w="120"/>
+            </w:tcMar>
+          </w:tcPr>
+          <w:p>
+            <w:pPr>
+              <w:jc w:val="center"/>
+            </w:pPr>
+            <w:r>
+              <w:rPr>
+                <w:rFonts w:ascii="Calibri" w:eastAsia="SimSun"/>
+                <w:color w:val="000000"/>
+                <w:sz w:val="21"/>
+                <w:szCs w:val="21"/>
+              </w:rPr>
+              <w:t xml:space="preserve">开始建立團隊</w:t>
+            </w:r>
+          </w:p>
+        </w:tc>
+      </w:tr>
+      <w:tr>
+        <w:trPr>
+          <w:cantSplit/>
+        </w:trPr>
+        <w:tc>
+          <w:tcPr>
+            <w:tcW w:type="pct" w:w="12%"/>
+            <w:shd w:fill="F5F2E8" w:val="clear"/>
+            <w:tcMar>
+              <w:top w:type="dxa" w:w="60"/>
+              <w:left w:type="dxa" w:w="120"/>
+              <w:bottom w:type="dxa" w:w="60"/>
+              <w:right w:type="dxa" w:w="120"/>
+            </w:tcMar>
+          </w:tcPr>
+          <w:p>
+            <w:pPr>
+              <w:jc w:val="left"/>
+            </w:pPr>
+            <w:r>
+              <w:rPr>
+                <w:rFonts w:ascii="Calibri" w:eastAsia="SimSun"/>
+                <w:color w:val="000000"/>
+                <w:sz w:val="21"/>
+                <w:szCs w:val="21"/>
+              </w:rPr>
+              <w:t xml:space="preserve">第3階</w:t>
+            </w:r>
+          </w:p>
+        </w:tc>
+        <w:tc>
+          <w:tcPr>
+            <w:tcW w:type="pct" w:w="10%"/>
+            <w:shd w:fill="F5F2E8" w:val="clear"/>
+            <w:tcMar>
+              <w:top w:type="dxa" w:w="60"/>
+              <w:left w:type="dxa" w:w="120"/>
+              <w:bottom w:type="dxa" w:w="60"/>
+              <w:right w:type="dxa" w:w="120"/>
+            </w:tcMar>
+          </w:tcPr>
+          <w:p>
+            <w:pPr>
+              <w:jc w:val="center"/>
+            </w:pPr>
+            <w:r>
+              <w:rPr>
+                <w:rFonts w:ascii="Calibri" w:eastAsia="SimSun"/>
+                <w:color w:val="000000"/>
+                <w:sz w:val="21"/>
+                <w:szCs w:val="21"/>
+              </w:rPr>
+              <w:t xml:space="preserve">SM</w:t>
+            </w:r>
+          </w:p>
+        </w:tc>
+        <w:tc>
+          <w:tcPr>
+            <w:tcW w:type="pct" w:w="40%"/>
+            <w:shd w:fill="F5F2E8" w:val="clear"/>
+            <w:tcMar>
+              <w:top w:type="dxa" w:w="60"/>
+              <w:left w:type="dxa" w:w="120"/>
+              <w:bottom w:type="dxa" w:w="60"/>
+              <w:right w:type="dxa" w:w="120"/>
+            </w:tcMar>
+          </w:tcPr>
+          <w:p>
+            <w:pPr>
+              <w:jc w:val="center"/>
+            </w:pPr>
+            <w:r>
+              <w:rPr>
+                <w:rFonts w:ascii="Calibri" w:eastAsia="SimSun"/>
+                <w:color w:val="000000"/>
+                <w:sz w:val="21"/>
+                <w:szCs w:val="21"/>
+              </w:rPr>
+              <w:t xml:space="preserve">Senior Manager 高級經理</w:t>
+            </w:r>
+          </w:p>
+        </w:tc>
+        <w:tc>
+          <w:tcPr>
+            <w:tcW w:type="pct" w:w="38%"/>
+            <w:shd w:fill="F5F2E8" w:val="clear"/>
+            <w:tcMar>
+              <w:top w:type="dxa" w:w="60"/>
+              <w:left w:type="dxa" w:w="120"/>
+              <w:bottom w:type="dxa" w:w="60"/>
+              <w:right w:type="dxa" w:w="120"/>
+            </w:tcMar>
+          </w:tcPr>
+          <w:p>
+            <w:pPr>
+              <w:jc w:val="center"/>
+            </w:pPr>
+            <w:r>
+              <w:rPr>
+                <w:rFonts w:ascii="Calibri" w:eastAsia="SimSun"/>
+                <w:color w:val="000000"/>
+                <w:sz w:val="21"/>
+                <w:szCs w:val="21"/>
+              </w:rPr>
+              <w:t xml:space="preserve">團隊規模擴展</w:t>
+            </w:r>
+          </w:p>
+        </w:tc>
+      </w:tr>
+      <w:tr>
+        <w:trPr>
+          <w:cantSplit/>
+        </w:trPr>
+        <w:tc>
+          <w:tcPr>
+            <w:tcW w:type="pct" w:w="12%"/>
+            <w:shd w:fill="FFFFFF" w:val="clear"/>
+            <w:tcMar>
+              <w:top w:type="dxa" w:w="60"/>
+              <w:left w:type="dxa" w:w="120"/>
+              <w:bottom w:type="dxa" w:w="60"/>
+              <w:right w:type="dxa" w:w="120"/>
+            </w:tcMar>
+          </w:tcPr>
+          <w:p>
+            <w:pPr>
+              <w:jc w:val="left"/>
+            </w:pPr>
+            <w:r>
+              <w:rPr>
+                <w:rFonts w:ascii="Calibri" w:eastAsia="SimSun"/>
+                <w:color w:val="000000"/>
+                <w:sz w:val="21"/>
+                <w:szCs w:val="21"/>
+              </w:rPr>
+              <w:t xml:space="preserve">第4階</w:t>
+            </w:r>
+          </w:p>
+        </w:tc>
+        <w:tc>
+          <w:tcPr>
+            <w:tcW w:type="pct" w:w="10%"/>
+            <w:shd w:fill="FFFFFF" w:val="clear"/>
+            <w:tcMar>
+              <w:top w:type="dxa" w:w="60"/>
+              <w:left w:type="dxa" w:w="120"/>
+              <w:bottom w:type="dxa" w:w="60"/>
+              <w:right w:type="dxa" w:w="120"/>
+            </w:tcMar>
+          </w:tcPr>
+          <w:p>
+            <w:pPr>
+              <w:jc w:val="center"/>
+            </w:pPr>
+            <w:r>
+              <w:rPr>
+                <w:rFonts w:ascii="Calibri" w:eastAsia="SimSun"/>
+                <w:color w:val="000000"/>
+                <w:sz w:val="21"/>
+                <w:szCs w:val="21"/>
+              </w:rPr>
+              <w:t xml:space="preserve">D</w:t>
+            </w:r>
+          </w:p>
+        </w:tc>
+        <w:tc>
+          <w:tcPr>
+            <w:tcW w:type="pct" w:w="40%"/>
+            <w:shd w:fill="FFFFFF" w:val="clear"/>
+            <w:tcMar>
+              <w:top w:type="dxa" w:w="60"/>
+              <w:left w:type="dxa" w:w="120"/>
+              <w:bottom w:type="dxa" w:w="60"/>
+              <w:right w:type="dxa" w:w="120"/>
+            </w:tcMar>
+          </w:tcPr>
+          <w:p>
+            <w:pPr>
+              <w:jc w:val="center"/>
+            </w:pPr>
+            <w:r>
+              <w:rPr>
+                <w:rFonts w:ascii="Calibri" w:eastAsia="SimSun"/>
+                <w:color w:val="000000"/>
+                <w:sz w:val="21"/>
+                <w:szCs w:val="21"/>
+              </w:rPr>
+              <w:t xml:space="preserve">Director 總監</w:t>
+            </w:r>
+          </w:p>
+        </w:tc>
+        <w:tc>
+          <w:tcPr>
+            <w:tcW w:type="pct" w:w="38%"/>
+            <w:shd w:fill="FFFFFF" w:val="clear"/>
+            <w:tcMar>
+              <w:top w:type="dxa" w:w="60"/>
+              <w:left w:type="dxa" w:w="120"/>
+              <w:bottom w:type="dxa" w:w="60"/>
+              <w:right w:type="dxa" w:w="120"/>
+            </w:tcMar>
+          </w:tcPr>
+          <w:p>
+            <w:pPr>
+              <w:jc w:val="center"/>
+            </w:pPr>
+            <w:r>
+              <w:rPr>
+                <w:rFonts w:ascii="Calibri" w:eastAsia="SimSun"/>
+                <w:color w:val="000000"/>
+                <w:sz w:val="21"/>
+                <w:szCs w:val="21"/>
+              </w:rPr>
+              <w:t xml:space="preserve">區域影響力形成</w:t>
+            </w:r>
+          </w:p>
+        </w:tc>
+      </w:tr>
+      <w:tr>
+        <w:trPr>
+          <w:cantSplit/>
+        </w:trPr>
+        <w:tc>
+          <w:tcPr>
+            <w:tcW w:type="pct" w:w="12%"/>
+            <w:shd w:fill="F5F2E8" w:val="clear"/>
+            <w:tcMar>
+              <w:top w:type="dxa" w:w="60"/>
+              <w:left w:type="dxa" w:w="120"/>
+              <w:bottom w:type="dxa" w:w="60"/>
+              <w:right w:type="dxa" w:w="120"/>
+            </w:tcMar>
+          </w:tcPr>
+          <w:p>
+            <w:pPr>
+              <w:jc w:val="left"/>
+            </w:pPr>
+            <w:r>
+              <w:rPr>
+                <w:rFonts w:ascii="Calibri" w:eastAsia="SimSun"/>
+                <w:color w:val="000000"/>
+                <w:sz w:val="21"/>
+                <w:szCs w:val="21"/>
+              </w:rPr>
+              <w:t xml:space="preserve">第5階</w:t>
+            </w:r>
+          </w:p>
+        </w:tc>
+        <w:tc>
+          <w:tcPr>
+            <w:tcW w:type="pct" w:w="10%"/>
+            <w:shd w:fill="F5F2E8" w:val="clear"/>
+            <w:tcMar>
+              <w:top w:type="dxa" w:w="60"/>
+              <w:left w:type="dxa" w:w="120"/>
+              <w:bottom w:type="dxa" w:w="60"/>
+              <w:right w:type="dxa" w:w="120"/>
+            </w:tcMar>
+          </w:tcPr>
+          <w:p>
+            <w:pPr>
+              <w:jc w:val="center"/>
+            </w:pPr>
+            <w:r>
+              <w:rPr>
+                <w:rFonts w:ascii="Calibri" w:eastAsia="SimSun"/>
+                <w:color w:val="000000"/>
+                <w:sz w:val="21"/>
+                <w:szCs w:val="21"/>
+              </w:rPr>
+              <w:t xml:space="preserve">ED</w:t>
+            </w:r>
+          </w:p>
+        </w:tc>
+        <w:tc>
+          <w:tcPr>
+            <w:tcW w:type="pct" w:w="40%"/>
+            <w:shd w:fill="F5F2E8" w:val="clear"/>
+            <w:tcMar>
+              <w:top w:type="dxa" w:w="60"/>
+              <w:left w:type="dxa" w:w="120"/>
+              <w:bottom w:type="dxa" w:w="60"/>
+              <w:right w:type="dxa" w:w="120"/>
+            </w:tcMar>
+          </w:tcPr>
+          <w:p>
+            <w:pPr>
+              <w:jc w:val="center"/>
+            </w:pPr>
+            <w:r>
+              <w:rPr>
+                <w:rFonts w:ascii="Calibri" w:eastAsia="SimSun"/>
+                <w:color w:val="000000"/>
+                <w:sz w:val="21"/>
+                <w:szCs w:val="21"/>
+              </w:rPr>
+              <w:t xml:space="preserve">Executive Director 執行總監</w:t>
+            </w:r>
+          </w:p>
+        </w:tc>
+        <w:tc>
+          <w:tcPr>
+            <w:tcW w:type="pct" w:w="38%"/>
+            <w:shd w:fill="F5F2E8" w:val="clear"/>
+            <w:tcMar>
+              <w:top w:type="dxa" w:w="60"/>
+              <w:left w:type="dxa" w:w="120"/>
+              <w:bottom w:type="dxa" w:w="60"/>
+              <w:right w:type="dxa" w:w="120"/>
+            </w:tcMar>
+          </w:tcPr>
+          <w:p>
+            <w:pPr>
+              <w:jc w:val="center"/>
+            </w:pPr>
+            <w:r>
+              <w:rPr>
+                <w:rFonts w:ascii="Calibri" w:eastAsia="SimSun"/>
+                <w:color w:val="000000"/>
+                <w:sz w:val="21"/>
+                <w:szCs w:val="21"/>
+              </w:rPr>
+              <w:t xml:space="preserve">多區域管理</w:t>
+            </w:r>
+          </w:p>
+        </w:tc>
+      </w:tr>
+      <w:tr>
+        <w:trPr>
+          <w:cantSplit/>
+        </w:trPr>
+        <w:tc>
+          <w:tcPr>
+            <w:tcW w:type="pct" w:w="12%"/>
+            <w:shd w:fill="FFFFFF" w:val="clear"/>
+            <w:tcMar>
+              <w:top w:type="dxa" w:w="60"/>
+              <w:left w:type="dxa" w:w="120"/>
+              <w:bottom w:type="dxa" w:w="60"/>
+              <w:right w:type="dxa" w:w="120"/>
+            </w:tcMar>
+          </w:tcPr>
+          <w:p>
+            <w:pPr>
+              <w:jc w:val="left"/>
+            </w:pPr>
+            <w:r>
+              <w:rPr>
+                <w:rFonts w:ascii="Calibri" w:eastAsia="SimSun"/>
+                <w:color w:val="000000"/>
+                <w:sz w:val="21"/>
+                <w:szCs w:val="21"/>
+              </w:rPr>
+              <w:t xml:space="preserve">第6階</w:t>
+            </w:r>
+          </w:p>
+        </w:tc>
+        <w:tc>
+          <w:tcPr>
+            <w:tcW w:type="pct" w:w="10%"/>
+            <w:shd w:fill="FFFFFF" w:val="clear"/>
+            <w:tcMar>
+              <w:top w:type="dxa" w:w="60"/>
+              <w:left w:type="dxa" w:w="120"/>
+              <w:bottom w:type="dxa" w:w="60"/>
+              <w:right w:type="dxa" w:w="120"/>
+            </w:tcMar>
+          </w:tcPr>
+          <w:p>
+            <w:pPr>
+              <w:jc w:val="center"/>
+            </w:pPr>
+            <w:r>
+              <w:rPr>
+                <w:rFonts w:ascii="Calibri" w:eastAsia="SimSun"/>
+                <w:color w:val="000000"/>
+                <w:sz w:val="21"/>
+                <w:szCs w:val="21"/>
+              </w:rPr>
+              <w:t xml:space="preserve">VP</w:t>
+            </w:r>
+          </w:p>
+        </w:tc>
+        <w:tc>
+          <w:tcPr>
+            <w:tcW w:type="pct" w:w="40%"/>
+            <w:shd w:fill="FFFFFF" w:val="clear"/>
+            <w:tcMar>
+              <w:top w:type="dxa" w:w="60"/>
+              <w:left w:type="dxa" w:w="120"/>
+              <w:bottom w:type="dxa" w:w="60"/>
+              <w:right w:type="dxa" w:w="120"/>
+            </w:tcMar>
+          </w:tcPr>
+          <w:p>
+            <w:pPr>
+              <w:jc w:val="center"/>
+            </w:pPr>
+            <w:r>
+              <w:rPr>
+                <w:rFonts w:ascii="Calibri" w:eastAsia="SimSun"/>
+                <w:color w:val="000000"/>
+                <w:sz w:val="21"/>
+                <w:szCs w:val="21"/>
+              </w:rPr>
+              <w:t xml:space="preserve">Vice President 副總裁</w:t>
+            </w:r>
+          </w:p>
+        </w:tc>
+        <w:tc>
+          <w:tcPr>
+            <w:tcW w:type="pct" w:w="38%"/>
+            <w:shd w:fill="FFFFFF" w:val="clear"/>
+            <w:tcMar>
+              <w:top w:type="dxa" w:w="60"/>
+              <w:left w:type="dxa" w:w="120"/>
+              <w:bottom w:type="dxa" w:w="60"/>
+              <w:right w:type="dxa" w:w="120"/>
+            </w:tcMar>
+          </w:tcPr>
+          <w:p>
+            <w:pPr>
+              <w:jc w:val="center"/>
+            </w:pPr>
+            <w:r>
+              <w:rPr>
+                <w:rFonts w:ascii="Calibri" w:eastAsia="SimSun"/>
+                <w:color w:val="000000"/>
+                <w:sz w:val="21"/>
+                <w:szCs w:val="21"/>
+              </w:rPr>
+              <w:t xml:space="preserve">高層級團隊領導</w:t>
+            </w:r>
+          </w:p>
+        </w:tc>
+      </w:tr>
+      <w:tr>
+        <w:trPr>
+          <w:cantSplit/>
+        </w:trPr>
+        <w:tc>
+          <w:tcPr>
+            <w:tcW w:type="pct" w:w="12%"/>
+            <w:shd w:fill="F5F2E8" w:val="clear"/>
+            <w:tcMar>
+              <w:top w:type="dxa" w:w="60"/>
+              <w:left w:type="dxa" w:w="120"/>
+              <w:bottom w:type="dxa" w:w="60"/>
+              <w:right w:type="dxa" w:w="120"/>
+            </w:tcMar>
+          </w:tcPr>
+          <w:p>
+            <w:pPr>
+              <w:jc w:val="left"/>
+            </w:pPr>
+            <w:r>
+              <w:rPr>
+                <w:rFonts w:ascii="Calibri" w:eastAsia="SimSun"/>
+                <w:color w:val="000000"/>
+                <w:sz w:val="21"/>
+                <w:szCs w:val="21"/>
+              </w:rPr>
+              <w:t xml:space="preserve">第7階</w:t>
+            </w:r>
+          </w:p>
+        </w:tc>
+        <w:tc>
+          <w:tcPr>
+            <w:tcW w:type="pct" w:w="10%"/>
+            <w:shd w:fill="F5F2E8" w:val="clear"/>
+            <w:tcMar>
+              <w:top w:type="dxa" w:w="60"/>
+              <w:left w:type="dxa" w:w="120"/>
+              <w:bottom w:type="dxa" w:w="60"/>
+              <w:right w:type="dxa" w:w="120"/>
+            </w:tcMar>
+          </w:tcPr>
+          <w:p>
+            <w:pPr>
+              <w:jc w:val="center"/>
+            </w:pPr>
+            <w:r>
+              <w:rPr>
+                <w:rFonts w:ascii="Calibri" w:eastAsia="SimSun"/>
+                <w:color w:val="000000"/>
+                <w:sz w:val="21"/>
+                <w:szCs w:val="21"/>
+              </w:rPr>
+              <w:t xml:space="preserve">P</w:t>
+            </w:r>
+          </w:p>
+        </w:tc>
+        <w:tc>
+          <w:tcPr>
+            <w:tcW w:type="pct" w:w="40%"/>
+            <w:shd w:fill="F5F2E8" w:val="clear"/>
+            <w:tcMar>
+              <w:top w:type="dxa" w:w="60"/>
+              <w:left w:type="dxa" w:w="120"/>
+              <w:bottom w:type="dxa" w:w="60"/>
+              <w:right w:type="dxa" w:w="120"/>
+            </w:tcMar>
+          </w:tcPr>
+          <w:p>
+            <w:pPr>
+              <w:jc w:val="center"/>
+            </w:pPr>
+            <w:r>
+              <w:rPr>
+                <w:rFonts w:ascii="Calibri" w:eastAsia="SimSun"/>
+                <w:color w:val="000000"/>
+                <w:sz w:val="21"/>
+                <w:szCs w:val="21"/>
+              </w:rPr>
+              <w:t xml:space="preserve">President 總裁</w:t>
+            </w:r>
+          </w:p>
+        </w:tc>
+        <w:tc>
+          <w:tcPr>
+            <w:tcW w:type="pct" w:w="38%"/>
+            <w:shd w:fill="F5F2E8" w:val="clear"/>
+            <w:tcMar>
+              <w:top w:type="dxa" w:w="60"/>
+              <w:left w:type="dxa" w:w="120"/>
+              <w:bottom w:type="dxa" w:w="60"/>
+              <w:right w:type="dxa" w:w="120"/>
+            </w:tcMar>
+          </w:tcPr>
+          <w:p>
+            <w:pPr>
+              <w:jc w:val="center"/>
+            </w:pPr>
+            <w:r>
+              <w:rPr>
+                <w:rFonts w:ascii="Calibri" w:eastAsia="SimSun"/>
+                <w:color w:val="000000"/>
+                <w:sz w:val="21"/>
+                <w:szCs w:val="21"/>
+              </w:rPr>
+              <w:t xml:space="preserve">最高級別，大小區各 500,000 BV</w:t>
+            </w:r>
+          </w:p>
+        </w:tc>
+      </w:tr>
+    </w:tbl>
+    <w:p>
+      <w:pPr>
+        <w:spacing w:after="200" w:before="80"/>
+        <w:jc w:val="center"/>
+      </w:pPr>
+      <w:r>
+        <w:rPr>
+          <w:rFonts w:ascii="Calibri" w:eastAsia="SimSun"/>
+          <w:color w:val="506070"/>
+          <w:sz w:val="18"/>
+          <w:szCs w:val="18"/>
+        </w:rPr>
+        <w:t xml:space="preserve">表 5：七階晉升級別一覽</w:t>
+      </w:r>
+    </w:p>
+    <w:p>
+      <w:pPr>
+        <w:pStyle w:val="Heading2"/>
+        <w:spacing w:after="120" w:before="240"/>
+      </w:pPr>
+      <w:bookmarkStart w:id="100016" w:name="_Toc100016"/>
+      <w:r>
+        <w:rPr>
+          <w:rFonts w:ascii="Calibri" w:eastAsia="SimHei"/>
+          <w:b/>
+          <w:bCs/>
+          <w:color w:val="000000"/>
+          <w:sz w:val="28"/>
+          <w:szCs w:val="28"/>
+        </w:rPr>
+        <w:t xml:space="preserve">一、晉升條件與運作機制</w:t>
+      </w:r>
+      <w:bookmarkEnd w:id="100016"/>
+    </w:p>
+    <w:p>
+      <w:pPr>
+        <w:spacing w:after="60" w:line="312"/>
+        <w:ind w:firstLine="480"/>
+        <w:jc w:val="both"/>
+      </w:pPr>
+      <w:r>
+        <w:rPr>
+          <w:rFonts w:ascii="Calibri" w:eastAsia="SimSun"/>
+          <w:color w:val="000000"/>
+          <w:sz w:val="24"/>
+          <w:szCs w:val="24"/>
+        </w:rPr>
+        <w:t xml:space="preserve">晉升的核心指標是大區和小區各累積達到 500,000 BV。大區指會員直接推廣的業績總和，小區則指其下線團隊的業績總和。500,000 BV 按換算率計算相當於 HK$4,000,000 的業績量，這是一個可達成但具有挑戰性的目標。BV 積分無限期累積是這個機制的重要設計，會員不需要擔心積分歸零，可以按自己的節奏穩步推進，這大大降低了參與壓力，同時也鼓勵長期經營而非短期衝刺。</w:t>
+      </w:r>
+    </w:p>
+    <w:p>
+      <w:pPr>
+        <w:pStyle w:val="Heading2"/>
+        <w:spacing w:after="120" w:before="240"/>
+      </w:pPr>
+      <w:bookmarkStart w:id="100017" w:name="_Toc100017"/>
+      <w:r>
+        <w:rPr>
+          <w:rFonts w:ascii="Calibri" w:eastAsia="SimHei"/>
+          <w:b/>
+          <w:bCs/>
+          <w:color w:val="000000"/>
+          <w:sz w:val="28"/>
+          <w:szCs w:val="28"/>
+        </w:rPr>
+        <w:t xml:space="preserve">二、晉升路徑與收益預期</w:t>
+      </w:r>
+      <w:bookmarkEnd w:id="100017"/>
+    </w:p>
+    <w:p>
+      <w:pPr>
+        <w:spacing w:after="60" w:line="312"/>
+        <w:ind w:firstLine="480"/>
+        <w:jc w:val="both"/>
+      </w:pPr>
+      <w:r>
+        <w:rPr>
+          <w:rFonts w:ascii="Calibri" w:eastAsia="SimSun"/>
+          <w:color w:val="000000"/>
+          <w:sz w:val="24"/>
+          <w:szCs w:val="24"/>
+        </w:rPr>
+        <w:t xml:space="preserve">會員從 S 級開始，透過個人購買和團隊推廣累積 BV 積分。每個級別的提升不僅代表榮譽和地位，更意味著更高的收益比例和更多的平台資源。從經理（M）開始，會員可以從團隊業績中獲得分成；到總監（D）層級，團隊規模已經形成穩定收入；而執行總監（ED）以上的會員則已經擁有強大的團隊網絡和可觀的被動收入。總裁（P）級別是最高榮譽，代表團隊業績已達到頂峰水平。</w:t>
+      </w:r>
+    </w:p>
+    <w:p>
+      <w:pPr>
+        <w:pStyle w:val="Heading1"/>
+        <w:spacing w:after="120" w:before="360"/>
+      </w:pPr>
+      <w:bookmarkStart w:id="100018" w:name="_Toc100018"/>
+      <w:r>
+        <w:rPr>
+          <w:rFonts w:ascii="Calibri" w:eastAsia="SimHei"/>
+          <w:b/>
+          <w:bCs/>
+          <w:color w:val="000000"/>
+          <w:sz w:val="32"/>
+          <w:szCs w:val="32"/>
+        </w:rPr>
+        <w:t xml:space="preserve">第七章  四層鎖定模型（絲路模型）</w:t>
+      </w:r>
+      <w:bookmarkEnd w:id="100018"/>
+    </w:p>
+    <w:p>
+      <w:pPr>
+        <w:spacing w:after="60" w:line="312"/>
+        <w:ind w:firstLine="480"/>
+        <w:jc w:val="both"/>
+      </w:pPr>
+      <w:r>
+        <w:rPr>
+          <w:rFonts w:ascii="Calibri" w:eastAsia="SimSun"/>
+          <w:color w:val="000000"/>
+          <w:sz w:val="24"/>
+          <w:szCs w:val="24"/>
+        </w:rPr>
+        <w:t xml:space="preserve">MCLUB 的四層鎖定模型（絲路模型）是整個會員留存體系的理論基礎。從資訊鎖定到結構鎖定，四個層次逐步加深會員與平台的依賴關係，確保會員在每個階段都能感受到實質價值，同時轉換成本逐層提升。這個模型的精妙之處在於，每一層鎖定都是自然形成的，而非強制性的，會員是因為真正需要平台的服務而留下，而非因為合約或罚則。</w:t>
+      </w:r>
+    </w:p>
+    <w:tbl>
+      <w:tblPr>
+        <w:tblW w:type="pct" w:w="100%"/>
+        <w:tblBorders>
+          <w:top w:val="single" w:color="C9A84C" w:sz="2"/>
+          <w:left w:val="none"/>
+          <w:bottom w:val="single" w:color="C9A84C" w:sz="2"/>
           <w:right w:val="none"/>
           <w:insideH w:val="single" w:color="DDD5C0" w:sz="1"/>
           <w:insideV w:val="none"/>
@@ -3183,8 +4925,8 @@
         </w:trPr>
         <w:tc>
           <w:tcPr>
-            <w:tcW w:type="pct" w:w="15%"/>
-            <w:shd w:fill="D4AF37" w:val="clear"/>
+            <w:tcW w:type="pct" w:w="17%"/>
+            <w:shd w:fill="C9A84C" w:val="clear"/>
             <w:tcMar>
               <w:top w:type="dxa" w:w="60"/>
               <w:left w:type="dxa" w:w="120"/>
@@ -3211,8 +4953,8 @@
         </w:tc>
         <w:tc>
           <w:tcPr>
-            <w:tcW w:type="pct" w:w="18%"/>
-            <w:shd w:fill="D4AF37" w:val="clear"/>
+            <w:tcW w:type="pct" w:w="17%"/>
+            <w:shd w:fill="C9A84C" w:val="clear"/>
             <w:tcMar>
               <w:top w:type="dxa" w:w="60"/>
               <w:left w:type="dxa" w:w="120"/>
@@ -3239,8 +4981,8 @@
         </w:tc>
         <w:tc>
           <w:tcPr>
-            <w:tcW w:type="pct" w:w="30%"/>
-            <w:shd w:fill="D4AF37" w:val="clear"/>
+            <w:tcW w:type="pct" w:w="33%"/>
+            <w:shd w:fill="C9A84C" w:val="clear"/>
             <w:tcMar>
               <w:top w:type="dxa" w:w="60"/>
               <w:left w:type="dxa" w:w="120"/>
@@ -3267,8 +5009,8 @@
         </w:tc>
         <w:tc>
           <w:tcPr>
-            <w:tcW w:type="pct" w:w="15%"/>
-            <w:shd w:fill="D4AF37" w:val="clear"/>
+            <w:tcW w:type="pct" w:w="17%"/>
+            <w:shd w:fill="C9A84C" w:val="clear"/>
             <w:tcMar>
               <w:top w:type="dxa" w:w="60"/>
               <w:left w:type="dxa" w:w="120"/>
@@ -3295,8 +5037,8 @@
         </w:tc>
         <w:tc>
           <w:tcPr>
-            <w:tcW w:type="pct" w:w="22%"/>
-            <w:shd w:fill="D4AF37" w:val="clear"/>
+            <w:tcW w:type="pct" w:w="17%"/>
+            <w:shd w:fill="C9A84C" w:val="clear"/>
             <w:tcMar>
               <w:top w:type="dxa" w:w="60"/>
               <w:left w:type="dxa" w:w="120"/>
@@ -3317,7 +5059,7 @@
                 <w:sz w:val="21"/>
                 <w:szCs w:val="21"/>
               </w:rPr>
-              <w:t xml:space="preserve">啟動時間</w:t>
+              <w:t xml:space="preserve">激活時間</w:t>
             </w:r>
           </w:p>
         </w:tc>
@@ -3328,7 +5070,7 @@
         </w:trPr>
         <w:tc>
           <w:tcPr>
-            <w:tcW w:type="pct" w:w="15%"/>
+            <w:tcW w:type="pct" w:w="17%"/>
             <w:shd w:fill="F5F2E8" w:val="clear"/>
             <w:tcMar>
               <w:top w:type="dxa" w:w="60"/>
@@ -3339,7 +5081,7 @@
           </w:tcPr>
           <w:p>
             <w:pPr>
-              <w:jc w:val="center"/>
+              <w:jc w:val="left"/>
             </w:pPr>
             <w:r>
               <w:rPr>
@@ -3354,7 +5096,7 @@
         </w:tc>
         <w:tc>
           <w:tcPr>
-            <w:tcW w:type="pct" w:w="18%"/>
+            <w:tcW w:type="pct" w:w="17%"/>
             <w:shd w:fill="F5F2E8" w:val="clear"/>
             <w:tcMar>
               <w:top w:type="dxa" w:w="60"/>
@@ -3380,7 +5122,7 @@
         </w:tc>
         <w:tc>
           <w:tcPr>
-            <w:tcW w:type="pct" w:w="30%"/>
+            <w:tcW w:type="pct" w:w="33%"/>
             <w:shd w:fill="F5F2E8" w:val="clear"/>
             <w:tcMar>
               <w:top w:type="dxa" w:w="60"/>
@@ -3406,7 +5148,7 @@
         </w:tc>
         <w:tc>
           <w:tcPr>
-            <w:tcW w:type="pct" w:w="15%"/>
+            <w:tcW w:type="pct" w:w="17%"/>
             <w:shd w:fill="F5F2E8" w:val="clear"/>
             <w:tcMar>
               <w:top w:type="dxa" w:w="60"/>
@@ -3432,7 +5174,7 @@
         </w:tc>
         <w:tc>
           <w:tcPr>
-            <w:tcW w:type="pct" w:w="22%"/>
+            <w:tcW w:type="pct" w:w="17%"/>
             <w:shd w:fill="F5F2E8" w:val="clear"/>
             <w:tcMar>
               <w:top w:type="dxa" w:w="60"/>
@@ -3463,17 +5205,18 @@
         </w:trPr>
         <w:tc>
           <w:tcPr>
-            <w:tcW w:type="pct" w:w="15%"/>
-            <w:tcMar>
-              <w:top w:type="dxa" w:w="60"/>
-              <w:left w:type="dxa" w:w="120"/>
-              <w:bottom w:type="dxa" w:w="60"/>
-              <w:right w:type="dxa" w:w="120"/>
-            </w:tcMar>
-          </w:tcPr>
-          <w:p>
-            <w:pPr>
-              <w:jc w:val="center"/>
+            <w:tcW w:type="pct" w:w="17%"/>
+            <w:shd w:fill="FFFFFF" w:val="clear"/>
+            <w:tcMar>
+              <w:top w:type="dxa" w:w="60"/>
+              <w:left w:type="dxa" w:w="120"/>
+              <w:bottom w:type="dxa" w:w="60"/>
+              <w:right w:type="dxa" w:w="120"/>
+            </w:tcMar>
+          </w:tcPr>
+          <w:p>
+            <w:pPr>
+              <w:jc w:val="left"/>
             </w:pPr>
             <w:r>
               <w:rPr>
@@ -3488,7 +5231,8 @@
         </w:tc>
         <w:tc>
           <w:tcPr>
-            <w:tcW w:type="pct" w:w="18%"/>
+            <w:tcW w:type="pct" w:w="17%"/>
+            <w:shd w:fill="FFFFFF" w:val="clear"/>
             <w:tcMar>
               <w:top w:type="dxa" w:w="60"/>
               <w:left w:type="dxa" w:w="120"/>
@@ -3513,7 +5257,8 @@
         </w:tc>
         <w:tc>
           <w:tcPr>
-            <w:tcW w:type="pct" w:w="30%"/>
+            <w:tcW w:type="pct" w:w="33%"/>
+            <w:shd w:fill="FFFFFF" w:val="clear"/>
             <w:tcMar>
               <w:top w:type="dxa" w:w="60"/>
               <w:left w:type="dxa" w:w="120"/>
@@ -3538,7 +5283,8 @@
         </w:tc>
         <w:tc>
           <w:tcPr>
-            <w:tcW w:type="pct" w:w="15%"/>
+            <w:tcW w:type="pct" w:w="17%"/>
+            <w:shd w:fill="FFFFFF" w:val="clear"/>
             <w:tcMar>
               <w:top w:type="dxa" w:w="60"/>
               <w:left w:type="dxa" w:w="120"/>
@@ -3563,7 +5309,8 @@
         </w:tc>
         <w:tc>
           <w:tcPr>
-            <w:tcW w:type="pct" w:w="22%"/>
+            <w:tcW w:type="pct" w:w="17%"/>
+            <w:shd w:fill="FFFFFF" w:val="clear"/>
             <w:tcMar>
               <w:top w:type="dxa" w:w="60"/>
               <w:left w:type="dxa" w:w="120"/>
@@ -3593,7 +5340,7 @@
         </w:trPr>
         <w:tc>
           <w:tcPr>
-            <w:tcW w:type="pct" w:w="15%"/>
+            <w:tcW w:type="pct" w:w="17%"/>
             <w:shd w:fill="F5F2E8" w:val="clear"/>
             <w:tcMar>
               <w:top w:type="dxa" w:w="60"/>
@@ -3604,7 +5351,7 @@
           </w:tcPr>
           <w:p>
             <w:pPr>
-              <w:jc w:val="center"/>
+              <w:jc w:val="left"/>
             </w:pPr>
             <w:r>
               <w:rPr>
@@ -3619,7 +5366,7 @@
         </w:tc>
         <w:tc>
           <w:tcPr>
-            <w:tcW w:type="pct" w:w="18%"/>
+            <w:tcW w:type="pct" w:w="17%"/>
             <w:shd w:fill="F5F2E8" w:val="clear"/>
             <w:tcMar>
               <w:top w:type="dxa" w:w="60"/>
@@ -3645,7 +5392,7 @@
         </w:tc>
         <w:tc>
           <w:tcPr>
-            <w:tcW w:type="pct" w:w="30%"/>
+            <w:tcW w:type="pct" w:w="33%"/>
             <w:shd w:fill="F5F2E8" w:val="clear"/>
             <w:tcMar>
               <w:top w:type="dxa" w:w="60"/>
@@ -3665,13 +5412,13 @@
                 <w:sz w:val="21"/>
                 <w:szCs w:val="21"/>
               </w:rPr>
-              <w:t xml:space="preserve">VFK產品依賴 + 日本物業/旅遊服務</w:t>
-            </w:r>
-          </w:p>
-        </w:tc>
-        <w:tc>
-          <w:tcPr>
-            <w:tcW w:type="pct" w:w="15%"/>
+              <w:t xml:space="preserve">VFK 產品依賴 + 日本物業/旅遊服務</w:t>
+            </w:r>
+          </w:p>
+        </w:tc>
+        <w:tc>
+          <w:tcPr>
+            <w:tcW w:type="pct" w:w="17%"/>
             <w:shd w:fill="F5F2E8" w:val="clear"/>
             <w:tcMar>
               <w:top w:type="dxa" w:w="60"/>
@@ -3697,7 +5444,7 @@
         </w:tc>
         <w:tc>
           <w:tcPr>
-            <w:tcW w:type="pct" w:w="22%"/>
+            <w:tcW w:type="pct" w:w="17%"/>
             <w:shd w:fill="F5F2E8" w:val="clear"/>
             <w:tcMar>
               <w:top w:type="dxa" w:w="60"/>
@@ -3728,17 +5475,18 @@
         </w:trPr>
         <w:tc>
           <w:tcPr>
-            <w:tcW w:type="pct" w:w="15%"/>
-            <w:tcMar>
-              <w:top w:type="dxa" w:w="60"/>
-              <w:left w:type="dxa" w:w="120"/>
-              <w:bottom w:type="dxa" w:w="60"/>
-              <w:right w:type="dxa" w:w="120"/>
-            </w:tcMar>
-          </w:tcPr>
-          <w:p>
-            <w:pPr>
-              <w:jc w:val="center"/>
+            <w:tcW w:type="pct" w:w="17%"/>
+            <w:shd w:fill="FFFFFF" w:val="clear"/>
+            <w:tcMar>
+              <w:top w:type="dxa" w:w="60"/>
+              <w:left w:type="dxa" w:w="120"/>
+              <w:bottom w:type="dxa" w:w="60"/>
+              <w:right w:type="dxa" w:w="120"/>
+            </w:tcMar>
+          </w:tcPr>
+          <w:p>
+            <w:pPr>
+              <w:jc w:val="left"/>
             </w:pPr>
             <w:r>
               <w:rPr>
@@ -3753,7 +5501,8 @@
         </w:tc>
         <w:tc>
           <w:tcPr>
-            <w:tcW w:type="pct" w:w="18%"/>
+            <w:tcW w:type="pct" w:w="17%"/>
+            <w:shd w:fill="FFFFFF" w:val="clear"/>
             <w:tcMar>
               <w:top w:type="dxa" w:w="60"/>
               <w:left w:type="dxa" w:w="120"/>
@@ -3778,32 +5527,34 @@
         </w:tc>
         <w:tc>
           <w:tcPr>
-            <w:tcW w:type="pct" w:w="30%"/>
-            <w:tcMar>
-              <w:top w:type="dxa" w:w="60"/>
-              <w:left w:type="dxa" w:w="120"/>
-              <w:bottom w:type="dxa" w:w="60"/>
-              <w:right w:type="dxa" w:w="120"/>
-            </w:tcMar>
-          </w:tcPr>
-          <w:p>
-            <w:pPr>
-              <w:jc w:val="center"/>
-            </w:pPr>
-            <w:r>
-              <w:rPr>
-                <w:rFonts w:ascii="Calibri" w:eastAsia="SimSun"/>
-                <w:color w:val="000000"/>
-                <w:sz w:val="21"/>
-                <w:szCs w:val="21"/>
-              </w:rPr>
-              <w:t xml:space="preserve">家族辦公室 + 信訣 + 財富架構</w:t>
-            </w:r>
-          </w:p>
-        </w:tc>
-        <w:tc>
-          <w:tcPr>
-            <w:tcW w:type="pct" w:w="15%"/>
+            <w:tcW w:type="pct" w:w="33%"/>
+            <w:shd w:fill="FFFFFF" w:val="clear"/>
+            <w:tcMar>
+              <w:top w:type="dxa" w:w="60"/>
+              <w:left w:type="dxa" w:w="120"/>
+              <w:bottom w:type="dxa" w:w="60"/>
+              <w:right w:type="dxa" w:w="120"/>
+            </w:tcMar>
+          </w:tcPr>
+          <w:p>
+            <w:pPr>
+              <w:jc w:val="center"/>
+            </w:pPr>
+            <w:r>
+              <w:rPr>
+                <w:rFonts w:ascii="Calibri" w:eastAsia="SimSun"/>
+                <w:color w:val="000000"/>
+                <w:sz w:val="21"/>
+                <w:szCs w:val="21"/>
+              </w:rPr>
+              <w:t xml:space="preserve">家族辦公室 + 信訖 + 財富架構</w:t>
+            </w:r>
+          </w:p>
+        </w:tc>
+        <w:tc>
+          <w:tcPr>
+            <w:tcW w:type="pct" w:w="17%"/>
+            <w:shd w:fill="FFFFFF" w:val="clear"/>
             <w:tcMar>
               <w:top w:type="dxa" w:w="60"/>
               <w:left w:type="dxa" w:w="120"/>
@@ -3828,7 +5579,8 @@
         </w:tc>
         <w:tc>
           <w:tcPr>
-            <w:tcW w:type="pct" w:w="22%"/>
+            <w:tcW w:type="pct" w:w="17%"/>
+            <w:shd w:fill="FFFFFF" w:val="clear"/>
             <w:tcMar>
               <w:top w:type="dxa" w:w="60"/>
               <w:left w:type="dxa" w:w="120"/>
@@ -3855,38 +5607,37 @@
     </w:tbl>
     <w:p>
       <w:pPr>
-        <w:spacing w:after="200" w:before="60"/>
+        <w:spacing w:after="200" w:before="80"/>
         <w:jc w:val="center"/>
       </w:pPr>
       <w:r>
         <w:rPr>
           <w:rFonts w:ascii="Calibri" w:eastAsia="SimSun"/>
-          <w:color w:val="4A6575"/>
-          <w:sz w:val="20"/>
-          <w:szCs w:val="20"/>
+          <w:color w:val="506070"/>
+          <w:sz w:val="18"/>
+          <w:szCs w:val="18"/>
         </w:rPr>
-        <w:t xml:space="preserve">表4：四層鎖定模型（絲路模型）</w:t>
-      </w:r>
-    </w:p>
-    <w:p>
-      <w:pPr>
-        <w:pStyle w:val="Heading1"/>
-        <w:spacing w:after="160" w:before="360" w:line="312"/>
-        <w:jc w:val="center"/>
-      </w:pPr>
-      <w:bookmarkStart w:id="100011" w:name="_Toc100011"/>
+        <w:t xml:space="preserve">表 6：四層鎖定模型詳情</w:t>
+      </w:r>
+    </w:p>
+    <w:p>
+      <w:pPr>
+        <w:pStyle w:val="Heading2"/>
+        <w:spacing w:after="120" w:before="240"/>
+      </w:pPr>
+      <w:bookmarkStart w:id="100019" w:name="_Toc100019"/>
       <w:r>
         <w:rPr>
           <w:rFonts w:ascii="Calibri" w:eastAsia="SimHei"/>
           <w:b/>
           <w:bCs/>
-          <w:color w:val="0F2027"/>
-          <w:sz w:val="32"/>
-          <w:szCs w:val="32"/>
+          <w:color w:val="000000"/>
+          <w:sz w:val="28"/>
+          <w:szCs w:val="28"/>
         </w:rPr>
-        <w:t xml:space="preserve">五、七階無限晉升機制</w:t>
-      </w:r>
-      <w:bookmarkEnd w:id="100011"/>
+        <w:t xml:space="preserve">一、資訊鎖定：知識即連結</w:t>
+      </w:r>
+      <w:bookmarkEnd w:id="100019"/>
     </w:p>
     <w:p>
       <w:pPr>
@@ -3901,1138 +5652,27 @@
           <w:sz w:val="24"/>
           <w:szCs w:val="24"/>
         </w:rPr>
-        <w:t xml:space="preserve">VFK×MCLUB採用七階晉升制度，會員透過累積BV積分逐步晉升，每個級別對應不同的團隊規模及收益水平。晉升的核心條件是大小區各累積500,000 BV，BV積分不設有效期限，長期有效，持續累積。這意味著會員不會因為時間壓力而急於推廣，可以按照自己的節奏穩步發展。</w:t>
-      </w:r>
-    </w:p>
-    <w:tbl>
-      <w:tblPr>
-        <w:tblW w:type="pct" w:w="100%"/>
-        <w:tblBorders>
-          <w:top w:val="single" w:color="D4AF37" w:sz="2"/>
-          <w:left w:val="none"/>
-          <w:bottom w:val="single" w:color="D4AF37" w:sz="2"/>
-          <w:right w:val="none"/>
-          <w:insideH w:val="single" w:color="DDD5C0" w:sz="1"/>
-          <w:insideV w:val="none"/>
-        </w:tblBorders>
-      </w:tblPr>
-      <w:tblGrid>
-        <w:gridCol w:w="100"/>
-        <w:gridCol w:w="100"/>
-        <w:gridCol w:w="100"/>
-        <w:gridCol w:w="100"/>
-        <w:gridCol w:w="100"/>
-      </w:tblGrid>
-      <w:tr>
-        <w:trPr>
-          <w:cantSplit/>
-          <w:tblHeader/>
-        </w:trPr>
-        <w:tc>
-          <w:tcPr>
-            <w:tcW w:type="pct" w:w="12%"/>
-            <w:shd w:fill="D4AF37" w:val="clear"/>
-            <w:tcMar>
-              <w:top w:type="dxa" w:w="60"/>
-              <w:left w:type="dxa" w:w="120"/>
-              <w:bottom w:type="dxa" w:w="60"/>
-              <w:right w:type="dxa" w:w="120"/>
-            </w:tcMar>
-          </w:tcPr>
-          <w:p>
-            <w:pPr>
-              <w:jc w:val="center"/>
-            </w:pPr>
-            <w:r>
-              <w:rPr>
-                <w:rFonts w:ascii="Calibri" w:eastAsia="SimHei"/>
-                <w:b/>
-                <w:bCs/>
-                <w:color w:val="1A1A1A"/>
-                <w:sz w:val="21"/>
-                <w:szCs w:val="21"/>
-              </w:rPr>
-              <w:t xml:space="preserve">級別</w:t>
-            </w:r>
-          </w:p>
-        </w:tc>
-        <w:tc>
-          <w:tcPr>
-            <w:tcW w:type="pct" w:w="10%"/>
-            <w:shd w:fill="D4AF37" w:val="clear"/>
-            <w:tcMar>
-              <w:top w:type="dxa" w:w="60"/>
-              <w:left w:type="dxa" w:w="120"/>
-              <w:bottom w:type="dxa" w:w="60"/>
-              <w:right w:type="dxa" w:w="120"/>
-            </w:tcMar>
-          </w:tcPr>
-          <w:p>
-            <w:pPr>
-              <w:jc w:val="center"/>
-            </w:pPr>
-            <w:r>
-              <w:rPr>
-                <w:rFonts w:ascii="Calibri" w:eastAsia="SimHei"/>
-                <w:b/>
-                <w:bCs/>
-                <w:color w:val="1A1A1A"/>
-                <w:sz w:val="21"/>
-                <w:szCs w:val="21"/>
-              </w:rPr>
-              <w:t xml:space="preserve">簡稱</w:t>
-            </w:r>
-          </w:p>
-        </w:tc>
-        <w:tc>
-          <w:tcPr>
-            <w:tcW w:type="pct" w:w="25%"/>
-            <w:shd w:fill="D4AF37" w:val="clear"/>
-            <w:tcMar>
-              <w:top w:type="dxa" w:w="60"/>
-              <w:left w:type="dxa" w:w="120"/>
-              <w:bottom w:type="dxa" w:w="60"/>
-              <w:right w:type="dxa" w:w="120"/>
-            </w:tcMar>
-          </w:tcPr>
-          <w:p>
-            <w:pPr>
-              <w:jc w:val="center"/>
-            </w:pPr>
-            <w:r>
-              <w:rPr>
-                <w:rFonts w:ascii="Calibri" w:eastAsia="SimHei"/>
-                <w:b/>
-                <w:bCs/>
-                <w:color w:val="1A1A1A"/>
-                <w:sz w:val="21"/>
-                <w:szCs w:val="21"/>
-              </w:rPr>
-              <w:t xml:space="preserve">英文全稱</w:t>
-            </w:r>
-          </w:p>
-        </w:tc>
-        <w:tc>
-          <w:tcPr>
-            <w:tcW w:type="pct" w:w="25%"/>
-            <w:shd w:fill="D4AF37" w:val="clear"/>
-            <w:tcMar>
-              <w:top w:type="dxa" w:w="60"/>
-              <w:left w:type="dxa" w:w="120"/>
-              <w:bottom w:type="dxa" w:w="60"/>
-              <w:right w:type="dxa" w:w="120"/>
-            </w:tcMar>
-          </w:tcPr>
-          <w:p>
-            <w:pPr>
-              <w:jc w:val="center"/>
-            </w:pPr>
-            <w:r>
-              <w:rPr>
-                <w:rFonts w:ascii="Calibri" w:eastAsia="SimHei"/>
-                <w:b/>
-                <w:bCs/>
-                <w:color w:val="1A1A1A"/>
-                <w:sz w:val="21"/>
-                <w:szCs w:val="21"/>
-              </w:rPr>
-              <w:t xml:space="preserve">中文全稱</w:t>
-            </w:r>
-          </w:p>
-        </w:tc>
-        <w:tc>
-          <w:tcPr>
-            <w:tcW w:type="pct" w:w="28%"/>
-            <w:shd w:fill="D4AF37" w:val="clear"/>
-            <w:tcMar>
-              <w:top w:type="dxa" w:w="60"/>
-              <w:left w:type="dxa" w:w="120"/>
-              <w:bottom w:type="dxa" w:w="60"/>
-              <w:right w:type="dxa" w:w="120"/>
-            </w:tcMar>
-          </w:tcPr>
-          <w:p>
-            <w:pPr>
-              <w:jc w:val="center"/>
-            </w:pPr>
-            <w:r>
-              <w:rPr>
-                <w:rFonts w:ascii="Calibri" w:eastAsia="SimHei"/>
-                <w:b/>
-                <w:bCs/>
-                <w:color w:val="1A1A1A"/>
-                <w:sz w:val="21"/>
-                <w:szCs w:val="21"/>
-              </w:rPr>
-              <w:t xml:space="preserve">備註</w:t>
-            </w:r>
-          </w:p>
-        </w:tc>
-      </w:tr>
-      <w:tr>
-        <w:trPr>
-          <w:cantSplit/>
-        </w:trPr>
-        <w:tc>
-          <w:tcPr>
-            <w:tcW w:type="pct" w:w="12%"/>
-            <w:shd w:fill="F5F2E8" w:val="clear"/>
-            <w:tcMar>
-              <w:top w:type="dxa" w:w="60"/>
-              <w:left w:type="dxa" w:w="120"/>
-              <w:bottom w:type="dxa" w:w="60"/>
-              <w:right w:type="dxa" w:w="120"/>
-            </w:tcMar>
-          </w:tcPr>
-          <w:p>
-            <w:pPr>
-              <w:jc w:val="center"/>
-            </w:pPr>
-            <w:r>
-              <w:rPr>
-                <w:rFonts w:ascii="Calibri" w:eastAsia="SimSun"/>
-                <w:color w:val="000000"/>
-                <w:sz w:val="21"/>
-                <w:szCs w:val="21"/>
-              </w:rPr>
-              <w:t xml:space="preserve">第1階</w:t>
-            </w:r>
-          </w:p>
-        </w:tc>
-        <w:tc>
-          <w:tcPr>
-            <w:tcW w:type="pct" w:w="10%"/>
-            <w:shd w:fill="F5F2E8" w:val="clear"/>
-            <w:tcMar>
-              <w:top w:type="dxa" w:w="60"/>
-              <w:left w:type="dxa" w:w="120"/>
-              <w:bottom w:type="dxa" w:w="60"/>
-              <w:right w:type="dxa" w:w="120"/>
-            </w:tcMar>
-          </w:tcPr>
-          <w:p>
-            <w:pPr>
-              <w:jc w:val="center"/>
-            </w:pPr>
-            <w:r>
-              <w:rPr>
-                <w:rFonts w:ascii="Calibri" w:eastAsia="SimSun"/>
-                <w:color w:val="000000"/>
-                <w:sz w:val="21"/>
-                <w:szCs w:val="21"/>
-              </w:rPr>
-              <w:t xml:space="preserve">S</w:t>
-            </w:r>
-          </w:p>
-        </w:tc>
-        <w:tc>
-          <w:tcPr>
-            <w:tcW w:type="pct" w:w="25%"/>
-            <w:shd w:fill="F5F2E8" w:val="clear"/>
-            <w:tcMar>
-              <w:top w:type="dxa" w:w="60"/>
-              <w:left w:type="dxa" w:w="120"/>
-              <w:bottom w:type="dxa" w:w="60"/>
-              <w:right w:type="dxa" w:w="120"/>
-            </w:tcMar>
-          </w:tcPr>
-          <w:p>
-            <w:pPr>
-              <w:jc w:val="center"/>
-            </w:pPr>
-            <w:r>
-              <w:rPr>
-                <w:rFonts w:ascii="Calibri" w:eastAsia="SimSun"/>
-                <w:color w:val="000000"/>
-                <w:sz w:val="21"/>
-                <w:szCs w:val="21"/>
-              </w:rPr>
-              <w:t xml:space="preserve">Star</w:t>
-            </w:r>
-          </w:p>
-        </w:tc>
-        <w:tc>
-          <w:tcPr>
-            <w:tcW w:type="pct" w:w="25%"/>
-            <w:shd w:fill="F5F2E8" w:val="clear"/>
-            <w:tcMar>
-              <w:top w:type="dxa" w:w="60"/>
-              <w:left w:type="dxa" w:w="120"/>
-              <w:bottom w:type="dxa" w:w="60"/>
-              <w:right w:type="dxa" w:w="120"/>
-            </w:tcMar>
-          </w:tcPr>
-          <w:p>
-            <w:pPr>
-              <w:jc w:val="center"/>
-            </w:pPr>
-            <w:r>
-              <w:rPr>
-                <w:rFonts w:ascii="Calibri" w:eastAsia="SimSun"/>
-                <w:color w:val="000000"/>
-                <w:sz w:val="21"/>
-                <w:szCs w:val="21"/>
-              </w:rPr>
-              <w:t xml:space="preserve">星級會員</w:t>
-            </w:r>
-          </w:p>
-        </w:tc>
-        <w:tc>
-          <w:tcPr>
-            <w:tcW w:type="pct" w:w="28%"/>
-            <w:shd w:fill="F5F2E8" w:val="clear"/>
-            <w:tcMar>
-              <w:top w:type="dxa" w:w="60"/>
-              <w:left w:type="dxa" w:w="120"/>
-              <w:bottom w:type="dxa" w:w="60"/>
-              <w:right w:type="dxa" w:w="120"/>
-            </w:tcMar>
-          </w:tcPr>
-          <w:p>
-            <w:pPr>
-              <w:jc w:val="center"/>
-            </w:pPr>
-            <w:r>
-              <w:rPr>
-                <w:rFonts w:ascii="Calibri" w:eastAsia="SimSun"/>
-                <w:color w:val="000000"/>
-                <w:sz w:val="21"/>
-                <w:szCs w:val="21"/>
-              </w:rPr>
-              <w:t xml:space="preserve">入門級別</w:t>
-            </w:r>
-          </w:p>
-        </w:tc>
-      </w:tr>
-      <w:tr>
-        <w:trPr>
-          <w:cantSplit/>
-        </w:trPr>
-        <w:tc>
-          <w:tcPr>
-            <w:tcW w:type="pct" w:w="12%"/>
-            <w:tcMar>
-              <w:top w:type="dxa" w:w="60"/>
-              <w:left w:type="dxa" w:w="120"/>
-              <w:bottom w:type="dxa" w:w="60"/>
-              <w:right w:type="dxa" w:w="120"/>
-            </w:tcMar>
-          </w:tcPr>
-          <w:p>
-            <w:pPr>
-              <w:jc w:val="center"/>
-            </w:pPr>
-            <w:r>
-              <w:rPr>
-                <w:rFonts w:ascii="Calibri" w:eastAsia="SimSun"/>
-                <w:color w:val="000000"/>
-                <w:sz w:val="21"/>
-                <w:szCs w:val="21"/>
-              </w:rPr>
-              <w:t xml:space="preserve">第2階</w:t>
-            </w:r>
-          </w:p>
-        </w:tc>
-        <w:tc>
-          <w:tcPr>
-            <w:tcW w:type="pct" w:w="10%"/>
-            <w:tcMar>
-              <w:top w:type="dxa" w:w="60"/>
-              <w:left w:type="dxa" w:w="120"/>
-              <w:bottom w:type="dxa" w:w="60"/>
-              <w:right w:type="dxa" w:w="120"/>
-            </w:tcMar>
-          </w:tcPr>
-          <w:p>
-            <w:pPr>
-              <w:jc w:val="center"/>
-            </w:pPr>
-            <w:r>
-              <w:rPr>
-                <w:rFonts w:ascii="Calibri" w:eastAsia="SimSun"/>
-                <w:color w:val="000000"/>
-                <w:sz w:val="21"/>
-                <w:szCs w:val="21"/>
-              </w:rPr>
-              <w:t xml:space="preserve">M</w:t>
-            </w:r>
-          </w:p>
-        </w:tc>
-        <w:tc>
-          <w:tcPr>
-            <w:tcW w:type="pct" w:w="25%"/>
-            <w:tcMar>
-              <w:top w:type="dxa" w:w="60"/>
-              <w:left w:type="dxa" w:w="120"/>
-              <w:bottom w:type="dxa" w:w="60"/>
-              <w:right w:type="dxa" w:w="120"/>
-            </w:tcMar>
-          </w:tcPr>
-          <w:p>
-            <w:pPr>
-              <w:jc w:val="center"/>
-            </w:pPr>
-            <w:r>
-              <w:rPr>
-                <w:rFonts w:ascii="Calibri" w:eastAsia="SimSun"/>
-                <w:color w:val="000000"/>
-                <w:sz w:val="21"/>
-                <w:szCs w:val="21"/>
-              </w:rPr>
-              <w:t xml:space="preserve">Manager</w:t>
-            </w:r>
-          </w:p>
-        </w:tc>
-        <w:tc>
-          <w:tcPr>
-            <w:tcW w:type="pct" w:w="25%"/>
-            <w:tcMar>
-              <w:top w:type="dxa" w:w="60"/>
-              <w:left w:type="dxa" w:w="120"/>
-              <w:bottom w:type="dxa" w:w="60"/>
-              <w:right w:type="dxa" w:w="120"/>
-            </w:tcMar>
-          </w:tcPr>
-          <w:p>
-            <w:pPr>
-              <w:jc w:val="center"/>
-            </w:pPr>
-            <w:r>
-              <w:rPr>
-                <w:rFonts w:ascii="Calibri" w:eastAsia="SimSun"/>
-                <w:color w:val="000000"/>
-                <w:sz w:val="21"/>
-                <w:szCs w:val="21"/>
-              </w:rPr>
-              <w:t xml:space="preserve">經理</w:t>
-            </w:r>
-          </w:p>
-        </w:tc>
-        <w:tc>
-          <w:tcPr>
-            <w:tcW w:type="pct" w:w="28%"/>
-            <w:tcMar>
-              <w:top w:type="dxa" w:w="60"/>
-              <w:left w:type="dxa" w:w="120"/>
-              <w:bottom w:type="dxa" w:w="60"/>
-              <w:right w:type="dxa" w:w="120"/>
-            </w:tcMar>
-          </w:tcPr>
-          <w:p>
-            <w:pPr>
-              <w:jc w:val="center"/>
-            </w:pPr>
-            <w:r>
-              <w:rPr>
-                <w:rFonts w:ascii="Calibri" w:eastAsia="SimSun"/>
-                <w:color w:val="000000"/>
-                <w:sz w:val="21"/>
-                <w:szCs w:val="21"/>
-              </w:rPr>
-              <w:t xml:space="preserve">基層管理</w:t>
-            </w:r>
-          </w:p>
-        </w:tc>
-      </w:tr>
-      <w:tr>
-        <w:trPr>
-          <w:cantSplit/>
-        </w:trPr>
-        <w:tc>
-          <w:tcPr>
-            <w:tcW w:type="pct" w:w="12%"/>
-            <w:shd w:fill="F5F2E8" w:val="clear"/>
-            <w:tcMar>
-              <w:top w:type="dxa" w:w="60"/>
-              <w:left w:type="dxa" w:w="120"/>
-              <w:bottom w:type="dxa" w:w="60"/>
-              <w:right w:type="dxa" w:w="120"/>
-            </w:tcMar>
-          </w:tcPr>
-          <w:p>
-            <w:pPr>
-              <w:jc w:val="center"/>
-            </w:pPr>
-            <w:r>
-              <w:rPr>
-                <w:rFonts w:ascii="Calibri" w:eastAsia="SimSun"/>
-                <w:color w:val="000000"/>
-                <w:sz w:val="21"/>
-                <w:szCs w:val="21"/>
-              </w:rPr>
-              <w:t xml:space="preserve">第3階</w:t>
-            </w:r>
-          </w:p>
-        </w:tc>
-        <w:tc>
-          <w:tcPr>
-            <w:tcW w:type="pct" w:w="10%"/>
-            <w:shd w:fill="F5F2E8" w:val="clear"/>
-            <w:tcMar>
-              <w:top w:type="dxa" w:w="60"/>
-              <w:left w:type="dxa" w:w="120"/>
-              <w:bottom w:type="dxa" w:w="60"/>
-              <w:right w:type="dxa" w:w="120"/>
-            </w:tcMar>
-          </w:tcPr>
-          <w:p>
-            <w:pPr>
-              <w:jc w:val="center"/>
-            </w:pPr>
-            <w:r>
-              <w:rPr>
-                <w:rFonts w:ascii="Calibri" w:eastAsia="SimSun"/>
-                <w:color w:val="000000"/>
-                <w:sz w:val="21"/>
-                <w:szCs w:val="21"/>
-              </w:rPr>
-              <w:t xml:space="preserve">SM</w:t>
-            </w:r>
-          </w:p>
-        </w:tc>
-        <w:tc>
-          <w:tcPr>
-            <w:tcW w:type="pct" w:w="25%"/>
-            <w:shd w:fill="F5F2E8" w:val="clear"/>
-            <w:tcMar>
-              <w:top w:type="dxa" w:w="60"/>
-              <w:left w:type="dxa" w:w="120"/>
-              <w:bottom w:type="dxa" w:w="60"/>
-              <w:right w:type="dxa" w:w="120"/>
-            </w:tcMar>
-          </w:tcPr>
-          <w:p>
-            <w:pPr>
-              <w:jc w:val="center"/>
-            </w:pPr>
-            <w:r>
-              <w:rPr>
-                <w:rFonts w:ascii="Calibri" w:eastAsia="SimSun"/>
-                <w:color w:val="000000"/>
-                <w:sz w:val="21"/>
-                <w:szCs w:val="21"/>
-              </w:rPr>
-              <w:t xml:space="preserve">Senior Manager</w:t>
-            </w:r>
-          </w:p>
-        </w:tc>
-        <w:tc>
-          <w:tcPr>
-            <w:tcW w:type="pct" w:w="25%"/>
-            <w:shd w:fill="F5F2E8" w:val="clear"/>
-            <w:tcMar>
-              <w:top w:type="dxa" w:w="60"/>
-              <w:left w:type="dxa" w:w="120"/>
-              <w:bottom w:type="dxa" w:w="60"/>
-              <w:right w:type="dxa" w:w="120"/>
-            </w:tcMar>
-          </w:tcPr>
-          <w:p>
-            <w:pPr>
-              <w:jc w:val="center"/>
-            </w:pPr>
-            <w:r>
-              <w:rPr>
-                <w:rFonts w:ascii="Calibri" w:eastAsia="SimSun"/>
-                <w:color w:val="000000"/>
-                <w:sz w:val="21"/>
-                <w:szCs w:val="21"/>
-              </w:rPr>
-              <w:t xml:space="preserve">高級經理</w:t>
-            </w:r>
-          </w:p>
-        </w:tc>
-        <w:tc>
-          <w:tcPr>
-            <w:tcW w:type="pct" w:w="28%"/>
-            <w:shd w:fill="F5F2E8" w:val="clear"/>
-            <w:tcMar>
-              <w:top w:type="dxa" w:w="60"/>
-              <w:left w:type="dxa" w:w="120"/>
-              <w:bottom w:type="dxa" w:w="60"/>
-              <w:right w:type="dxa" w:w="120"/>
-            </w:tcMar>
-          </w:tcPr>
-          <w:p>
-            <w:pPr>
-              <w:jc w:val="center"/>
-            </w:pPr>
-            <w:r>
-              <w:rPr>
-                <w:rFonts w:ascii="Calibri" w:eastAsia="SimSun"/>
-                <w:color w:val="000000"/>
-                <w:sz w:val="21"/>
-                <w:szCs w:val="21"/>
-              </w:rPr>
-              <w:t xml:space="preserve">中層管理</w:t>
-            </w:r>
-          </w:p>
-        </w:tc>
-      </w:tr>
-      <w:tr>
-        <w:trPr>
-          <w:cantSplit/>
-        </w:trPr>
-        <w:tc>
-          <w:tcPr>
-            <w:tcW w:type="pct" w:w="12%"/>
-            <w:tcMar>
-              <w:top w:type="dxa" w:w="60"/>
-              <w:left w:type="dxa" w:w="120"/>
-              <w:bottom w:type="dxa" w:w="60"/>
-              <w:right w:type="dxa" w:w="120"/>
-            </w:tcMar>
-          </w:tcPr>
-          <w:p>
-            <w:pPr>
-              <w:jc w:val="center"/>
-            </w:pPr>
-            <w:r>
-              <w:rPr>
-                <w:rFonts w:ascii="Calibri" w:eastAsia="SimSun"/>
-                <w:color w:val="000000"/>
-                <w:sz w:val="21"/>
-                <w:szCs w:val="21"/>
-              </w:rPr>
-              <w:t xml:space="preserve">第4階</w:t>
-            </w:r>
-          </w:p>
-        </w:tc>
-        <w:tc>
-          <w:tcPr>
-            <w:tcW w:type="pct" w:w="10%"/>
-            <w:tcMar>
-              <w:top w:type="dxa" w:w="60"/>
-              <w:left w:type="dxa" w:w="120"/>
-              <w:bottom w:type="dxa" w:w="60"/>
-              <w:right w:type="dxa" w:w="120"/>
-            </w:tcMar>
-          </w:tcPr>
-          <w:p>
-            <w:pPr>
-              <w:jc w:val="center"/>
-            </w:pPr>
-            <w:r>
-              <w:rPr>
-                <w:rFonts w:ascii="Calibri" w:eastAsia="SimSun"/>
-                <w:color w:val="000000"/>
-                <w:sz w:val="21"/>
-                <w:szCs w:val="21"/>
-              </w:rPr>
-              <w:t xml:space="preserve">D</w:t>
-            </w:r>
-          </w:p>
-        </w:tc>
-        <w:tc>
-          <w:tcPr>
-            <w:tcW w:type="pct" w:w="25%"/>
-            <w:tcMar>
-              <w:top w:type="dxa" w:w="60"/>
-              <w:left w:type="dxa" w:w="120"/>
-              <w:bottom w:type="dxa" w:w="60"/>
-              <w:right w:type="dxa" w:w="120"/>
-            </w:tcMar>
-          </w:tcPr>
-          <w:p>
-            <w:pPr>
-              <w:jc w:val="center"/>
-            </w:pPr>
-            <w:r>
-              <w:rPr>
-                <w:rFonts w:ascii="Calibri" w:eastAsia="SimSun"/>
-                <w:color w:val="000000"/>
-                <w:sz w:val="21"/>
-                <w:szCs w:val="21"/>
-              </w:rPr>
-              <w:t xml:space="preserve">Director</w:t>
-            </w:r>
-          </w:p>
-        </w:tc>
-        <w:tc>
-          <w:tcPr>
-            <w:tcW w:type="pct" w:w="25%"/>
-            <w:tcMar>
-              <w:top w:type="dxa" w:w="60"/>
-              <w:left w:type="dxa" w:w="120"/>
-              <w:bottom w:type="dxa" w:w="60"/>
-              <w:right w:type="dxa" w:w="120"/>
-            </w:tcMar>
-          </w:tcPr>
-          <w:p>
-            <w:pPr>
-              <w:jc w:val="center"/>
-            </w:pPr>
-            <w:r>
-              <w:rPr>
-                <w:rFonts w:ascii="Calibri" w:eastAsia="SimSun"/>
-                <w:color w:val="000000"/>
-                <w:sz w:val="21"/>
-                <w:szCs w:val="21"/>
-              </w:rPr>
-              <w:t xml:space="preserve">總監</w:t>
-            </w:r>
-          </w:p>
-        </w:tc>
-        <w:tc>
-          <w:tcPr>
-            <w:tcW w:type="pct" w:w="28%"/>
-            <w:tcMar>
-              <w:top w:type="dxa" w:w="60"/>
-              <w:left w:type="dxa" w:w="120"/>
-              <w:bottom w:type="dxa" w:w="60"/>
-              <w:right w:type="dxa" w:w="120"/>
-            </w:tcMar>
-          </w:tcPr>
-          <w:p>
-            <w:pPr>
-              <w:jc w:val="center"/>
-            </w:pPr>
-            <w:r>
-              <w:rPr>
-                <w:rFonts w:ascii="Calibri" w:eastAsia="SimSun"/>
-                <w:color w:val="000000"/>
-                <w:sz w:val="21"/>
-                <w:szCs w:val="21"/>
-              </w:rPr>
-              <w:t xml:space="preserve">高層管理</w:t>
-            </w:r>
-          </w:p>
-        </w:tc>
-      </w:tr>
-      <w:tr>
-        <w:trPr>
-          <w:cantSplit/>
-        </w:trPr>
-        <w:tc>
-          <w:tcPr>
-            <w:tcW w:type="pct" w:w="12%"/>
-            <w:shd w:fill="F5F2E8" w:val="clear"/>
-            <w:tcMar>
-              <w:top w:type="dxa" w:w="60"/>
-              <w:left w:type="dxa" w:w="120"/>
-              <w:bottom w:type="dxa" w:w="60"/>
-              <w:right w:type="dxa" w:w="120"/>
-            </w:tcMar>
-          </w:tcPr>
-          <w:p>
-            <w:pPr>
-              <w:jc w:val="center"/>
-            </w:pPr>
-            <w:r>
-              <w:rPr>
-                <w:rFonts w:ascii="Calibri" w:eastAsia="SimSun"/>
-                <w:color w:val="000000"/>
-                <w:sz w:val="21"/>
-                <w:szCs w:val="21"/>
-              </w:rPr>
-              <w:t xml:space="preserve">第5階</w:t>
-            </w:r>
-          </w:p>
-        </w:tc>
-        <w:tc>
-          <w:tcPr>
-            <w:tcW w:type="pct" w:w="10%"/>
-            <w:shd w:fill="F5F2E8" w:val="clear"/>
-            <w:tcMar>
-              <w:top w:type="dxa" w:w="60"/>
-              <w:left w:type="dxa" w:w="120"/>
-              <w:bottom w:type="dxa" w:w="60"/>
-              <w:right w:type="dxa" w:w="120"/>
-            </w:tcMar>
-          </w:tcPr>
-          <w:p>
-            <w:pPr>
-              <w:jc w:val="center"/>
-            </w:pPr>
-            <w:r>
-              <w:rPr>
-                <w:rFonts w:ascii="Calibri" w:eastAsia="SimSun"/>
-                <w:color w:val="000000"/>
-                <w:sz w:val="21"/>
-                <w:szCs w:val="21"/>
-              </w:rPr>
-              <w:t xml:space="preserve">ED</w:t>
-            </w:r>
-          </w:p>
-        </w:tc>
-        <w:tc>
-          <w:tcPr>
-            <w:tcW w:type="pct" w:w="25%"/>
-            <w:shd w:fill="F5F2E8" w:val="clear"/>
-            <w:tcMar>
-              <w:top w:type="dxa" w:w="60"/>
-              <w:left w:type="dxa" w:w="120"/>
-              <w:bottom w:type="dxa" w:w="60"/>
-              <w:right w:type="dxa" w:w="120"/>
-            </w:tcMar>
-          </w:tcPr>
-          <w:p>
-            <w:pPr>
-              <w:jc w:val="center"/>
-            </w:pPr>
-            <w:r>
-              <w:rPr>
-                <w:rFonts w:ascii="Calibri" w:eastAsia="SimSun"/>
-                <w:color w:val="000000"/>
-                <w:sz w:val="21"/>
-                <w:szCs w:val="21"/>
-              </w:rPr>
-              <w:t xml:space="preserve">Executive Director</w:t>
-            </w:r>
-          </w:p>
-        </w:tc>
-        <w:tc>
-          <w:tcPr>
-            <w:tcW w:type="pct" w:w="25%"/>
-            <w:shd w:fill="F5F2E8" w:val="clear"/>
-            <w:tcMar>
-              <w:top w:type="dxa" w:w="60"/>
-              <w:left w:type="dxa" w:w="120"/>
-              <w:bottom w:type="dxa" w:w="60"/>
-              <w:right w:type="dxa" w:w="120"/>
-            </w:tcMar>
-          </w:tcPr>
-          <w:p>
-            <w:pPr>
-              <w:jc w:val="center"/>
-            </w:pPr>
-            <w:r>
-              <w:rPr>
-                <w:rFonts w:ascii="Calibri" w:eastAsia="SimSun"/>
-                <w:color w:val="000000"/>
-                <w:sz w:val="21"/>
-                <w:szCs w:val="21"/>
-              </w:rPr>
-              <w:t xml:space="preserve">執行總監</w:t>
-            </w:r>
-          </w:p>
-        </w:tc>
-        <w:tc>
-          <w:tcPr>
-            <w:tcW w:type="pct" w:w="28%"/>
-            <w:shd w:fill="F5F2E8" w:val="clear"/>
-            <w:tcMar>
-              <w:top w:type="dxa" w:w="60"/>
-              <w:left w:type="dxa" w:w="120"/>
-              <w:bottom w:type="dxa" w:w="60"/>
-              <w:right w:type="dxa" w:w="120"/>
-            </w:tcMar>
-          </w:tcPr>
-          <w:p>
-            <w:pPr>
-              <w:jc w:val="center"/>
-            </w:pPr>
-            <w:r>
-              <w:rPr>
-                <w:rFonts w:ascii="Calibri" w:eastAsia="SimSun"/>
-                <w:color w:val="000000"/>
-                <w:sz w:val="21"/>
-                <w:szCs w:val="21"/>
-              </w:rPr>
-              <w:t xml:space="preserve">高級管理</w:t>
-            </w:r>
-          </w:p>
-        </w:tc>
-      </w:tr>
-      <w:tr>
-        <w:trPr>
-          <w:cantSplit/>
-        </w:trPr>
-        <w:tc>
-          <w:tcPr>
-            <w:tcW w:type="pct" w:w="12%"/>
-            <w:tcMar>
-              <w:top w:type="dxa" w:w="60"/>
-              <w:left w:type="dxa" w:w="120"/>
-              <w:bottom w:type="dxa" w:w="60"/>
-              <w:right w:type="dxa" w:w="120"/>
-            </w:tcMar>
-          </w:tcPr>
-          <w:p>
-            <w:pPr>
-              <w:jc w:val="center"/>
-            </w:pPr>
-            <w:r>
-              <w:rPr>
-                <w:rFonts w:ascii="Calibri" w:eastAsia="SimSun"/>
-                <w:color w:val="000000"/>
-                <w:sz w:val="21"/>
-                <w:szCs w:val="21"/>
-              </w:rPr>
-              <w:t xml:space="preserve">第6階</w:t>
-            </w:r>
-          </w:p>
-        </w:tc>
-        <w:tc>
-          <w:tcPr>
-            <w:tcW w:type="pct" w:w="10%"/>
-            <w:tcMar>
-              <w:top w:type="dxa" w:w="60"/>
-              <w:left w:type="dxa" w:w="120"/>
-              <w:bottom w:type="dxa" w:w="60"/>
-              <w:right w:type="dxa" w:w="120"/>
-            </w:tcMar>
-          </w:tcPr>
-          <w:p>
-            <w:pPr>
-              <w:jc w:val="center"/>
-            </w:pPr>
-            <w:r>
-              <w:rPr>
-                <w:rFonts w:ascii="Calibri" w:eastAsia="SimSun"/>
-                <w:color w:val="000000"/>
-                <w:sz w:val="21"/>
-                <w:szCs w:val="21"/>
-              </w:rPr>
-              <w:t xml:space="preserve">VP</w:t>
-            </w:r>
-          </w:p>
-        </w:tc>
-        <w:tc>
-          <w:tcPr>
-            <w:tcW w:type="pct" w:w="25%"/>
-            <w:tcMar>
-              <w:top w:type="dxa" w:w="60"/>
-              <w:left w:type="dxa" w:w="120"/>
-              <w:bottom w:type="dxa" w:w="60"/>
-              <w:right w:type="dxa" w:w="120"/>
-            </w:tcMar>
-          </w:tcPr>
-          <w:p>
-            <w:pPr>
-              <w:jc w:val="center"/>
-            </w:pPr>
-            <w:r>
-              <w:rPr>
-                <w:rFonts w:ascii="Calibri" w:eastAsia="SimSun"/>
-                <w:color w:val="000000"/>
-                <w:sz w:val="21"/>
-                <w:szCs w:val="21"/>
-              </w:rPr>
-              <w:t xml:space="preserve">Vice President</w:t>
-            </w:r>
-          </w:p>
-        </w:tc>
-        <w:tc>
-          <w:tcPr>
-            <w:tcW w:type="pct" w:w="25%"/>
-            <w:tcMar>
-              <w:top w:type="dxa" w:w="60"/>
-              <w:left w:type="dxa" w:w="120"/>
-              <w:bottom w:type="dxa" w:w="60"/>
-              <w:right w:type="dxa" w:w="120"/>
-            </w:tcMar>
-          </w:tcPr>
-          <w:p>
-            <w:pPr>
-              <w:jc w:val="center"/>
-            </w:pPr>
-            <w:r>
-              <w:rPr>
-                <w:rFonts w:ascii="Calibri" w:eastAsia="SimSun"/>
-                <w:color w:val="000000"/>
-                <w:sz w:val="21"/>
-                <w:szCs w:val="21"/>
-              </w:rPr>
-              <w:t xml:space="preserve">副總裁</w:t>
-            </w:r>
-          </w:p>
-        </w:tc>
-        <w:tc>
-          <w:tcPr>
-            <w:tcW w:type="pct" w:w="28%"/>
-            <w:tcMar>
-              <w:top w:type="dxa" w:w="60"/>
-              <w:left w:type="dxa" w:w="120"/>
-              <w:bottom w:type="dxa" w:w="60"/>
-              <w:right w:type="dxa" w:w="120"/>
-            </w:tcMar>
-          </w:tcPr>
-          <w:p>
-            <w:pPr>
-              <w:jc w:val="center"/>
-            </w:pPr>
-            <w:r>
-              <w:rPr>
-                <w:rFonts w:ascii="Calibri" w:eastAsia="SimSun"/>
-                <w:color w:val="000000"/>
-                <w:sz w:val="21"/>
-                <w:szCs w:val="21"/>
-              </w:rPr>
-              <w:t xml:space="preserve">頂層管理</w:t>
-            </w:r>
-          </w:p>
-        </w:tc>
-      </w:tr>
-      <w:tr>
-        <w:trPr>
-          <w:cantSplit/>
-        </w:trPr>
-        <w:tc>
-          <w:tcPr>
-            <w:tcW w:type="pct" w:w="12%"/>
-            <w:shd w:fill="F5F2E8" w:val="clear"/>
-            <w:tcMar>
-              <w:top w:type="dxa" w:w="60"/>
-              <w:left w:type="dxa" w:w="120"/>
-              <w:bottom w:type="dxa" w:w="60"/>
-              <w:right w:type="dxa" w:w="120"/>
-            </w:tcMar>
-          </w:tcPr>
-          <w:p>
-            <w:pPr>
-              <w:jc w:val="center"/>
-            </w:pPr>
-            <w:r>
-              <w:rPr>
-                <w:rFonts w:ascii="Calibri" w:eastAsia="SimSun"/>
-                <w:color w:val="000000"/>
-                <w:sz w:val="21"/>
-                <w:szCs w:val="21"/>
-              </w:rPr>
-              <w:t xml:space="preserve">第7階</w:t>
-            </w:r>
-          </w:p>
-        </w:tc>
-        <w:tc>
-          <w:tcPr>
-            <w:tcW w:type="pct" w:w="10%"/>
-            <w:shd w:fill="F5F2E8" w:val="clear"/>
-            <w:tcMar>
-              <w:top w:type="dxa" w:w="60"/>
-              <w:left w:type="dxa" w:w="120"/>
-              <w:bottom w:type="dxa" w:w="60"/>
-              <w:right w:type="dxa" w:w="120"/>
-            </w:tcMar>
-          </w:tcPr>
-          <w:p>
-            <w:pPr>
-              <w:jc w:val="center"/>
-            </w:pPr>
-            <w:r>
-              <w:rPr>
-                <w:rFonts w:ascii="Calibri" w:eastAsia="SimSun"/>
-                <w:color w:val="000000"/>
-                <w:sz w:val="21"/>
-                <w:szCs w:val="21"/>
-              </w:rPr>
-              <w:t xml:space="preserve">P</w:t>
-            </w:r>
-          </w:p>
-        </w:tc>
-        <w:tc>
-          <w:tcPr>
-            <w:tcW w:type="pct" w:w="25%"/>
-            <w:shd w:fill="F5F2E8" w:val="clear"/>
-            <w:tcMar>
-              <w:top w:type="dxa" w:w="60"/>
-              <w:left w:type="dxa" w:w="120"/>
-              <w:bottom w:type="dxa" w:w="60"/>
-              <w:right w:type="dxa" w:w="120"/>
-            </w:tcMar>
-          </w:tcPr>
-          <w:p>
-            <w:pPr>
-              <w:jc w:val="center"/>
-            </w:pPr>
-            <w:r>
-              <w:rPr>
-                <w:rFonts w:ascii="Calibri" w:eastAsia="SimSun"/>
-                <w:color w:val="000000"/>
-                <w:sz w:val="21"/>
-                <w:szCs w:val="21"/>
-              </w:rPr>
-              <w:t xml:space="preserve">President</w:t>
-            </w:r>
-          </w:p>
-        </w:tc>
-        <w:tc>
-          <w:tcPr>
-            <w:tcW w:type="pct" w:w="25%"/>
-            <w:shd w:fill="F5F2E8" w:val="clear"/>
-            <w:tcMar>
-              <w:top w:type="dxa" w:w="60"/>
-              <w:left w:type="dxa" w:w="120"/>
-              <w:bottom w:type="dxa" w:w="60"/>
-              <w:right w:type="dxa" w:w="120"/>
-            </w:tcMar>
-          </w:tcPr>
-          <w:p>
-            <w:pPr>
-              <w:jc w:val="center"/>
-            </w:pPr>
-            <w:r>
-              <w:rPr>
-                <w:rFonts w:ascii="Calibri" w:eastAsia="SimSun"/>
-                <w:color w:val="000000"/>
-                <w:sz w:val="21"/>
-                <w:szCs w:val="21"/>
-              </w:rPr>
-              <w:t xml:space="preserve">總裁</w:t>
-            </w:r>
-          </w:p>
-        </w:tc>
-        <w:tc>
-          <w:tcPr>
-            <w:tcW w:type="pct" w:w="28%"/>
-            <w:shd w:fill="F5F2E8" w:val="clear"/>
-            <w:tcMar>
-              <w:top w:type="dxa" w:w="60"/>
-              <w:left w:type="dxa" w:w="120"/>
-              <w:bottom w:type="dxa" w:w="60"/>
-              <w:right w:type="dxa" w:w="120"/>
-            </w:tcMar>
-          </w:tcPr>
-          <w:p>
-            <w:pPr>
-              <w:jc w:val="center"/>
-            </w:pPr>
-            <w:r>
-              <w:rPr>
-                <w:rFonts w:ascii="Calibri" w:eastAsia="SimSun"/>
-                <w:color w:val="000000"/>
-                <w:sz w:val="21"/>
-                <w:szCs w:val="21"/>
-              </w:rPr>
-              <w:t xml:space="preserve">最高級別</w:t>
-            </w:r>
-          </w:p>
-        </w:tc>
-      </w:tr>
-    </w:tbl>
-    <w:p>
-      <w:pPr>
-        <w:spacing w:after="200" w:before="60"/>
-        <w:jc w:val="center"/>
-      </w:pPr>
-      <w:r>
-        <w:rPr>
-          <w:rFonts w:ascii="Calibri" w:eastAsia="SimSun"/>
-          <w:color w:val="4A6575"/>
-          <w:sz w:val="20"/>
-          <w:szCs w:val="20"/>
-        </w:rPr>
-        <w:t xml:space="preserve">表5：七階晉升級別</w:t>
+        <w:t xml:space="preserve">資訊鎖定是最初層次的連結，從方案一開始即生效。會員透過購買 VFK 產品及接收 MCLUB 月報，開始建立對平台的資訊依賴。健康知識、市場分析、投資資訊的持續輸出，讓會員習慣性地期待平台提供的內容，形成穩定的閱讀習慣。這個層次的依賴深度為 2/5，會員仍然可以輕鬆離開，但資訊的持續價值讓他們選擇留下。</w:t>
       </w:r>
     </w:p>
     <w:p>
       <w:pPr>
         <w:pStyle w:val="Heading2"/>
-        <w:spacing w:after="120" w:before="240" w:line="312"/>
-      </w:pPr>
-      <w:bookmarkStart w:id="100012" w:name="_Toc100012"/>
+        <w:spacing w:after="120" w:before="240"/>
+      </w:pPr>
+      <w:bookmarkStart w:id="100020" w:name="_Toc100020"/>
       <w:r>
         <w:rPr>
           <w:rFonts w:ascii="Calibri" w:eastAsia="SimHei"/>
           <w:b/>
           <w:bCs/>
-          <w:color w:val="0F2027"/>
+          <w:color w:val="000000"/>
           <w:sz w:val="28"/>
           <w:szCs w:val="28"/>
         </w:rPr>
-        <w:t xml:space="preserve">5.1 晉升條件</w:t>
-      </w:r>
-      <w:bookmarkEnd w:id="100012"/>
+        <w:t xml:space="preserve">二、社交鎖定：人脈即資產</w:t>
+      </w:r>
+      <w:bookmarkEnd w:id="100020"/>
     </w:p>
     <w:p>
       <w:pPr>
@@ -5047,496 +5687,27 @@
           <w:sz w:val="24"/>
           <w:szCs w:val="24"/>
         </w:rPr>
-        <w:t xml:space="preserve">大區（Main Zone）為會員的主要推廣團隊，通常由直接推薦的活躍會員組成，業績直接反映會員的團隊建設能力。小區（Sub Zone）為會員的次要推廣團隊，通常由間接推薦或弱勢線的會員組成。兩個區域各需累積500,000 BV才能達到最高級別，這個設計鼓勵會員建立均衡的團隊結構，避免團隊過度依賴單一線路。500,000 BV扩1 BV=$8換算，相當於$4,000,000的團隊業績。</w:t>
+        <w:t xml:space="preserve">社交鎖定在方案二和方案三階段逐步形成，通常需要 3 到 6 個月的時間。會員透過參加閉門分享會、加入推廣團隊、與同層會員交流，建立了穩固的人脈網絡。這個網絡不僅是社交資本，更是事業資本，離開平台意味著失去這些人脈資源。依賴深度提升至 3/5，會員的離開成本開始顯著增加。</w:t>
       </w:r>
     </w:p>
     <w:p>
       <w:pPr>
         <w:pStyle w:val="Heading2"/>
-        <w:spacing w:after="120" w:before="240" w:line="312"/>
-      </w:pPr>
-      <w:bookmarkStart w:id="100013" w:name="_Toc100013"/>
+        <w:spacing w:after="120" w:before="240"/>
+      </w:pPr>
+      <w:bookmarkStart w:id="100021" w:name="_Toc100021"/>
       <w:r>
         <w:rPr>
           <w:rFonts w:ascii="Calibri" w:eastAsia="SimHei"/>
           <w:b/>
           <w:bCs/>
-          <w:color w:val="0F2027"/>
+          <w:color w:val="000000"/>
           <w:sz w:val="28"/>
           <w:szCs w:val="28"/>
         </w:rPr>
-        <w:t xml:space="preserve">5.2 BV積分計算規則</w:t>
-      </w:r>
-      <w:bookmarkEnd w:id="100013"/>
-    </w:p>
-    <w:tbl>
-      <w:tblPr>
-        <w:tblW w:type="pct" w:w="100%"/>
-        <w:tblBorders>
-          <w:top w:val="single" w:color="D4AF37" w:sz="2"/>
-          <w:left w:val="none"/>
-          <w:bottom w:val="single" w:color="D4AF37" w:sz="2"/>
-          <w:right w:val="none"/>
-          <w:insideH w:val="single" w:color="DDD5C0" w:sz="1"/>
-          <w:insideV w:val="none"/>
-        </w:tblBorders>
-      </w:tblPr>
-      <w:tblGrid>
-        <w:gridCol w:w="100"/>
-        <w:gridCol w:w="100"/>
-      </w:tblGrid>
-      <w:tr>
-        <w:trPr>
-          <w:cantSplit/>
-          <w:tblHeader/>
-        </w:trPr>
-        <w:tc>
-          <w:tcPr>
-            <w:tcW w:type="pct" w:w="40%"/>
-            <w:shd w:fill="D4AF37" w:val="clear"/>
-            <w:tcMar>
-              <w:top w:type="dxa" w:w="60"/>
-              <w:left w:type="dxa" w:w="120"/>
-              <w:bottom w:type="dxa" w:w="60"/>
-              <w:right w:type="dxa" w:w="120"/>
-            </w:tcMar>
-          </w:tcPr>
-          <w:p>
-            <w:pPr>
-              <w:jc w:val="center"/>
-            </w:pPr>
-            <w:r>
-              <w:rPr>
-                <w:rFonts w:ascii="Calibri" w:eastAsia="SimHei"/>
-                <w:b/>
-                <w:bCs/>
-                <w:color w:val="1A1A1A"/>
-                <w:sz w:val="21"/>
-                <w:szCs w:val="21"/>
-              </w:rPr>
-              <w:t xml:space="preserve">項目</w:t>
-            </w:r>
-          </w:p>
-        </w:tc>
-        <w:tc>
-          <w:tcPr>
-            <w:tcW w:type="pct" w:w="60%"/>
-            <w:shd w:fill="D4AF37" w:val="clear"/>
-            <w:tcMar>
-              <w:top w:type="dxa" w:w="60"/>
-              <w:left w:type="dxa" w:w="120"/>
-              <w:bottom w:type="dxa" w:w="60"/>
-              <w:right w:type="dxa" w:w="120"/>
-            </w:tcMar>
-          </w:tcPr>
-          <w:p>
-            <w:pPr>
-              <w:jc w:val="center"/>
-            </w:pPr>
-            <w:r>
-              <w:rPr>
-                <w:rFonts w:ascii="Calibri" w:eastAsia="SimHei"/>
-                <w:b/>
-                <w:bCs/>
-                <w:color w:val="1A1A1A"/>
-                <w:sz w:val="21"/>
-                <w:szCs w:val="21"/>
-              </w:rPr>
-              <w:t xml:space="preserve">數值</w:t>
-            </w:r>
-          </w:p>
-        </w:tc>
-      </w:tr>
-      <w:tr>
-        <w:trPr>
-          <w:cantSplit/>
-        </w:trPr>
-        <w:tc>
-          <w:tcPr>
-            <w:tcW w:type="pct" w:w="40%"/>
-            <w:shd w:fill="F5F2E8" w:val="clear"/>
-            <w:tcMar>
-              <w:top w:type="dxa" w:w="60"/>
-              <w:left w:type="dxa" w:w="120"/>
-              <w:bottom w:type="dxa" w:w="60"/>
-              <w:right w:type="dxa" w:w="120"/>
-            </w:tcMar>
-          </w:tcPr>
-          <w:p>
-            <w:pPr>
-              <w:jc w:val="center"/>
-            </w:pPr>
-            <w:r>
-              <w:rPr>
-                <w:rFonts w:ascii="Calibri" w:eastAsia="SimSun"/>
-                <w:color w:val="000000"/>
-                <w:sz w:val="21"/>
-                <w:szCs w:val="21"/>
-              </w:rPr>
-              <w:t xml:space="preserve">BV換算率</w:t>
-            </w:r>
-          </w:p>
-        </w:tc>
-        <w:tc>
-          <w:tcPr>
-            <w:tcW w:type="pct" w:w="60%"/>
-            <w:shd w:fill="F5F2E8" w:val="clear"/>
-            <w:tcMar>
-              <w:top w:type="dxa" w:w="60"/>
-              <w:left w:type="dxa" w:w="120"/>
-              <w:bottom w:type="dxa" w:w="60"/>
-              <w:right w:type="dxa" w:w="120"/>
-            </w:tcMar>
-          </w:tcPr>
-          <w:p>
-            <w:pPr>
-              <w:jc w:val="center"/>
-            </w:pPr>
-            <w:r>
-              <w:rPr>
-                <w:rFonts w:ascii="Calibri" w:eastAsia="SimSun"/>
-                <w:color w:val="000000"/>
-                <w:sz w:val="21"/>
-                <w:szCs w:val="21"/>
-              </w:rPr>
-              <w:t xml:space="preserve">1 BV = $8 HKD</w:t>
-            </w:r>
-          </w:p>
-        </w:tc>
-      </w:tr>
-      <w:tr>
-        <w:trPr>
-          <w:cantSplit/>
-        </w:trPr>
-        <w:tc>
-          <w:tcPr>
-            <w:tcW w:type="pct" w:w="40%"/>
-            <w:tcMar>
-              <w:top w:type="dxa" w:w="60"/>
-              <w:left w:type="dxa" w:w="120"/>
-              <w:bottom w:type="dxa" w:w="60"/>
-              <w:right w:type="dxa" w:w="120"/>
-            </w:tcMar>
-          </w:tcPr>
-          <w:p>
-            <w:pPr>
-              <w:jc w:val="center"/>
-            </w:pPr>
-            <w:r>
-              <w:rPr>
-                <w:rFonts w:ascii="Calibri" w:eastAsia="SimSun"/>
-                <w:color w:val="000000"/>
-                <w:sz w:val="21"/>
-                <w:szCs w:val="21"/>
-              </w:rPr>
-              <w:t xml:space="preserve">大區累積目標</w:t>
-            </w:r>
-          </w:p>
-        </w:tc>
-        <w:tc>
-          <w:tcPr>
-            <w:tcW w:type="pct" w:w="60%"/>
-            <w:tcMar>
-              <w:top w:type="dxa" w:w="60"/>
-              <w:left w:type="dxa" w:w="120"/>
-              <w:bottom w:type="dxa" w:w="60"/>
-              <w:right w:type="dxa" w:w="120"/>
-            </w:tcMar>
-          </w:tcPr>
-          <w:p>
-            <w:pPr>
-              <w:jc w:val="center"/>
-            </w:pPr>
-            <w:r>
-              <w:rPr>
-                <w:rFonts w:ascii="Calibri" w:eastAsia="SimSun"/>
-                <w:color w:val="000000"/>
-                <w:sz w:val="21"/>
-                <w:szCs w:val="21"/>
-              </w:rPr>
-              <w:t xml:space="preserve">500,000 BV</w:t>
-            </w:r>
-          </w:p>
-        </w:tc>
-      </w:tr>
-      <w:tr>
-        <w:trPr>
-          <w:cantSplit/>
-        </w:trPr>
-        <w:tc>
-          <w:tcPr>
-            <w:tcW w:type="pct" w:w="40%"/>
-            <w:shd w:fill="F5F2E8" w:val="clear"/>
-            <w:tcMar>
-              <w:top w:type="dxa" w:w="60"/>
-              <w:left w:type="dxa" w:w="120"/>
-              <w:bottom w:type="dxa" w:w="60"/>
-              <w:right w:type="dxa" w:w="120"/>
-            </w:tcMar>
-          </w:tcPr>
-          <w:p>
-            <w:pPr>
-              <w:jc w:val="center"/>
-            </w:pPr>
-            <w:r>
-              <w:rPr>
-                <w:rFonts w:ascii="Calibri" w:eastAsia="SimSun"/>
-                <w:color w:val="000000"/>
-                <w:sz w:val="21"/>
-                <w:szCs w:val="21"/>
-              </w:rPr>
-              <w:t xml:space="preserve">小區累積目標</w:t>
-            </w:r>
-          </w:p>
-        </w:tc>
-        <w:tc>
-          <w:tcPr>
-            <w:tcW w:type="pct" w:w="60%"/>
-            <w:shd w:fill="F5F2E8" w:val="clear"/>
-            <w:tcMar>
-              <w:top w:type="dxa" w:w="60"/>
-              <w:left w:type="dxa" w:w="120"/>
-              <w:bottom w:type="dxa" w:w="60"/>
-              <w:right w:type="dxa" w:w="120"/>
-            </w:tcMar>
-          </w:tcPr>
-          <w:p>
-            <w:pPr>
-              <w:jc w:val="center"/>
-            </w:pPr>
-            <w:r>
-              <w:rPr>
-                <w:rFonts w:ascii="Calibri" w:eastAsia="SimSun"/>
-                <w:color w:val="000000"/>
-                <w:sz w:val="21"/>
-                <w:szCs w:val="21"/>
-              </w:rPr>
-              <w:t xml:space="preserve">500,000 BV</w:t>
-            </w:r>
-          </w:p>
-        </w:tc>
-      </w:tr>
-      <w:tr>
-        <w:trPr>
-          <w:cantSplit/>
-        </w:trPr>
-        <w:tc>
-          <w:tcPr>
-            <w:tcW w:type="pct" w:w="40%"/>
-            <w:tcMar>
-              <w:top w:type="dxa" w:w="60"/>
-              <w:left w:type="dxa" w:w="120"/>
-              <w:bottom w:type="dxa" w:w="60"/>
-              <w:right w:type="dxa" w:w="120"/>
-            </w:tcMar>
-          </w:tcPr>
-          <w:p>
-            <w:pPr>
-              <w:jc w:val="center"/>
-            </w:pPr>
-            <w:r>
-              <w:rPr>
-                <w:rFonts w:ascii="Calibri" w:eastAsia="SimSun"/>
-                <w:color w:val="000000"/>
-                <w:sz w:val="21"/>
-                <w:szCs w:val="21"/>
-              </w:rPr>
-              <w:t xml:space="preserve">BV有效期</w:t>
-            </w:r>
-          </w:p>
-        </w:tc>
-        <w:tc>
-          <w:tcPr>
-            <w:tcW w:type="pct" w:w="60%"/>
-            <w:tcMar>
-              <w:top w:type="dxa" w:w="60"/>
-              <w:left w:type="dxa" w:w="120"/>
-              <w:bottom w:type="dxa" w:w="60"/>
-              <w:right w:type="dxa" w:w="120"/>
-            </w:tcMar>
-          </w:tcPr>
-          <w:p>
-            <w:pPr>
-              <w:jc w:val="center"/>
-            </w:pPr>
-            <w:r>
-              <w:rPr>
-                <w:rFonts w:ascii="Calibri" w:eastAsia="SimSun"/>
-                <w:color w:val="000000"/>
-                <w:sz w:val="21"/>
-                <w:szCs w:val="21"/>
-              </w:rPr>
-              <w:t xml:space="preserve">無限期累積</w:t>
-            </w:r>
-          </w:p>
-        </w:tc>
-      </w:tr>
-      <w:tr>
-        <w:trPr>
-          <w:cantSplit/>
-        </w:trPr>
-        <w:tc>
-          <w:tcPr>
-            <w:tcW w:type="pct" w:w="40%"/>
-            <w:shd w:fill="F5F2E8" w:val="clear"/>
-            <w:tcMar>
-              <w:top w:type="dxa" w:w="60"/>
-              <w:left w:type="dxa" w:w="120"/>
-              <w:bottom w:type="dxa" w:w="60"/>
-              <w:right w:type="dxa" w:w="120"/>
-            </w:tcMar>
-          </w:tcPr>
-          <w:p>
-            <w:pPr>
-              <w:jc w:val="center"/>
-            </w:pPr>
-            <w:r>
-              <w:rPr>
-                <w:rFonts w:ascii="Calibri" w:eastAsia="SimSun"/>
-                <w:color w:val="000000"/>
-                <w:sz w:val="21"/>
-                <w:szCs w:val="21"/>
-              </w:rPr>
-              <w:t xml:space="preserve">大區目標換算</w:t>
-            </w:r>
-          </w:p>
-        </w:tc>
-        <w:tc>
-          <w:tcPr>
-            <w:tcW w:type="pct" w:w="60%"/>
-            <w:shd w:fill="F5F2E8" w:val="clear"/>
-            <w:tcMar>
-              <w:top w:type="dxa" w:w="60"/>
-              <w:left w:type="dxa" w:w="120"/>
-              <w:bottom w:type="dxa" w:w="60"/>
-              <w:right w:type="dxa" w:w="120"/>
-            </w:tcMar>
-          </w:tcPr>
-          <w:p>
-            <w:pPr>
-              <w:jc w:val="center"/>
-            </w:pPr>
-            <w:r>
-              <w:rPr>
-                <w:rFonts w:ascii="Calibri" w:eastAsia="SimSun"/>
-                <w:color w:val="000000"/>
-                <w:sz w:val="21"/>
-                <w:szCs w:val="21"/>
-              </w:rPr>
-              <w:t xml:space="preserve">$4,000,000 HKD</w:t>
-            </w:r>
-          </w:p>
-        </w:tc>
-      </w:tr>
-      <w:tr>
-        <w:trPr>
-          <w:cantSplit/>
-        </w:trPr>
-        <w:tc>
-          <w:tcPr>
-            <w:tcW w:type="pct" w:w="40%"/>
-            <w:tcMar>
-              <w:top w:type="dxa" w:w="60"/>
-              <w:left w:type="dxa" w:w="120"/>
-              <w:bottom w:type="dxa" w:w="60"/>
-              <w:right w:type="dxa" w:w="120"/>
-            </w:tcMar>
-          </w:tcPr>
-          <w:p>
-            <w:pPr>
-              <w:jc w:val="center"/>
-            </w:pPr>
-            <w:r>
-              <w:rPr>
-                <w:rFonts w:ascii="Calibri" w:eastAsia="SimSun"/>
-                <w:color w:val="000000"/>
-                <w:sz w:val="21"/>
-                <w:szCs w:val="21"/>
-              </w:rPr>
-              <w:t xml:space="preserve">小區目標換算</w:t>
-            </w:r>
-          </w:p>
-        </w:tc>
-        <w:tc>
-          <w:tcPr>
-            <w:tcW w:type="pct" w:w="60%"/>
-            <w:tcMar>
-              <w:top w:type="dxa" w:w="60"/>
-              <w:left w:type="dxa" w:w="120"/>
-              <w:bottom w:type="dxa" w:w="60"/>
-              <w:right w:type="dxa" w:w="120"/>
-            </w:tcMar>
-          </w:tcPr>
-          <w:p>
-            <w:pPr>
-              <w:jc w:val="center"/>
-            </w:pPr>
-            <w:r>
-              <w:rPr>
-                <w:rFonts w:ascii="Calibri" w:eastAsia="SimSun"/>
-                <w:color w:val="000000"/>
-                <w:sz w:val="21"/>
-                <w:szCs w:val="21"/>
-              </w:rPr>
-              <w:t xml:space="preserve">$4,000,000 HKD</w:t>
-            </w:r>
-          </w:p>
-        </w:tc>
-      </w:tr>
-    </w:tbl>
-    <w:p>
-      <w:pPr>
-        <w:spacing w:after="200" w:before="60"/>
-        <w:jc w:val="center"/>
-      </w:pPr>
-      <w:r>
-        <w:rPr>
-          <w:rFonts w:ascii="Calibri" w:eastAsia="SimSun"/>
-          <w:color w:val="4A6575"/>
-          <w:sz w:val="20"/>
-          <w:szCs w:val="20"/>
-        </w:rPr>
-        <w:t xml:space="preserve">表6：BV積分計算規則</w:t>
-      </w:r>
-    </w:p>
-    <w:p>
-      <w:pPr>
-        <w:pStyle w:val="Heading1"/>
-        <w:spacing w:after="160" w:before="360" w:line="312"/>
-        <w:jc w:val="center"/>
-      </w:pPr>
-      <w:bookmarkStart w:id="100014" w:name="_Toc100014"/>
-      <w:r>
-        <w:rPr>
-          <w:rFonts w:ascii="Calibri" w:eastAsia="SimHei"/>
-          <w:b/>
-          <w:bCs/>
-          <w:color w:val="0F2027"/>
-          <w:sz w:val="32"/>
-          <w:szCs w:val="32"/>
-        </w:rPr>
-        <w:t xml:space="preserve">六、推廣策略</w:t>
-      </w:r>
-      <w:bookmarkEnd w:id="100014"/>
-    </w:p>
-    <w:p>
-      <w:pPr>
-        <w:pStyle w:val="Heading2"/>
-        <w:spacing w:after="120" w:before="240" w:line="312"/>
-      </w:pPr>
-      <w:bookmarkStart w:id="100015" w:name="_Toc100015"/>
-      <w:r>
-        <w:rPr>
-          <w:rFonts w:ascii="Calibri" w:eastAsia="SimHei"/>
-          <w:b/>
-          <w:bCs/>
-          <w:color w:val="0F2027"/>
-          <w:sz w:val="28"/>
-          <w:szCs w:val="28"/>
-        </w:rPr>
-        <w:t xml:space="preserve">6.1 直接推廣（D2C）</w:t>
-      </w:r>
-      <w:bookmarkEnd w:id="100015"/>
+        <w:t xml:space="preserve">三、服務鎖定：依賴即留存</w:t>
+      </w:r>
+      <w:bookmarkEnd w:id="100021"/>
     </w:p>
     <w:p>
       <w:pPr>
@@ -5551,27 +5722,27 @@
           <w:sz w:val="24"/>
           <w:szCs w:val="24"/>
         </w:rPr>
-        <w:t xml:space="preserve">健康講座是最有效的直接推廣渠道，定期舉辦「內臟脂肪與健康」主題講座，以專業的健康知識吸引目標客群。講座中自然引入VFK產品的臨床數據和效果，讓參與者對產品產生興趣，講座後提供產品試用裝引導體驗。社交媒體營銷則在小紅書、抖音等平台發佈「內臟脂肪自測」、「VFK產品真實體驗分享」等內容，特別針對30-50歲關注健康的中高收入人群進行精準投放。會員見證計劃收集使用VFK產品後有明顯效果的會員見證，製作真實的Before/After對比內容，在社交媒體上具有極高的傳播力。</w:t>
+        <w:t xml:space="preserve">服務鎖定在方案三和方案四階段形成，通常需要 6 到 12 個月。會員對 VFK 產品產生了實質性依賴（持續使用帶來的健康效果），同時開始享受日本物業資訊、旅遊服務等平台獨有資源。這些服務是外面市場難以獲得的，依賴深度達 4/5，會員的離開成本已經很高。</w:t>
       </w:r>
     </w:p>
     <w:p>
       <w:pPr>
         <w:pStyle w:val="Heading2"/>
-        <w:spacing w:after="120" w:before="240" w:line="312"/>
-      </w:pPr>
-      <w:bookmarkStart w:id="100016" w:name="_Toc100016"/>
+        <w:spacing w:after="120" w:before="240"/>
+      </w:pPr>
+      <w:bookmarkStart w:id="100022" w:name="_Toc100022"/>
       <w:r>
         <w:rPr>
           <w:rFonts w:ascii="Calibri" w:eastAsia="SimHei"/>
           <w:b/>
           <w:bCs/>
-          <w:color w:val="0F2027"/>
+          <w:color w:val="000000"/>
           <w:sz w:val="28"/>
           <w:szCs w:val="28"/>
         </w:rPr>
-        <w:t xml:space="preserve">6.2 團隊建設推廣</w:t>
-      </w:r>
-      <w:bookmarkEnd w:id="100016"/>
+        <w:t xml:space="preserve">四、結構鎖定：架構即護城河</w:t>
+      </w:r>
+      <w:bookmarkEnd w:id="100022"/>
     </w:p>
     <w:p>
       <w:pPr>
@@ -5586,27 +5757,27 @@
           <w:sz w:val="24"/>
           <w:szCs w:val="24"/>
         </w:rPr>
-        <w:t xml:space="preserve">推薦獎勵是團隊建設的核心引擎，會員每成功推薦一位新會員加入，根據新會員選擇的方案獲得相應的BV積分獎勵，推薦獎勵直接計入推薦人的大區或小區業績，加速晉升進度。團隊培訓定期為各級別會員提供推廣技能培訓，包括產品知識、溝通技巧、團隊管理等。領袖培育則識別有潜力的高級別會員（D級以上），提供一對一的領袖培育計劃，幫助他們更快晉升至VP和P級別。高級別領袖是團隊增長的核心引擎，培育越多的高級別領袖，團隊的增長速度就越快。</w:t>
-      </w:r>
-    </w:p>
-    <w:p>
-      <w:pPr>
-        <w:pStyle w:val="Heading2"/>
-        <w:spacing w:after="120" w:before="240" w:line="312"/>
-      </w:pPr>
-      <w:bookmarkStart w:id="100017" w:name="_Toc100017"/>
+        <w:t xml:space="preserve">結構鎖定是最深層次的連結，僅在方案四階段形成，通常需要 12 到 24 個月。會員的信訖架構、物業投資、基金認購、財富傳承規劃均與平台深度綁定，轉換成本極高。依賴深度達到 5/5，會員已經將個人和家族的財富架構與 MCLUB 融為一體，離開平台的代價不僅是金錢上的，更是架構上的。這是整個體系的最終目標：讓會員的財富架構與平台共生共榮。</w:t>
+      </w:r>
+    </w:p>
+    <w:p>
+      <w:pPr>
+        <w:pStyle w:val="Heading1"/>
+        <w:spacing w:after="120" w:before="360"/>
+      </w:pPr>
+      <w:bookmarkStart w:id="100023" w:name="_Toc100023"/>
       <w:r>
         <w:rPr>
           <w:rFonts w:ascii="Calibri" w:eastAsia="SimHei"/>
           <w:b/>
           <w:bCs/>
-          <w:color w:val="0F2027"/>
-          <w:sz w:val="28"/>
-          <w:szCs w:val="28"/>
+          <w:color w:val="000000"/>
+          <w:sz w:val="32"/>
+          <w:szCs w:val="32"/>
         </w:rPr>
-        <w:t xml:space="preserve">6.3 B2B2C渠道合作</w:t>
-      </w:r>
-      <w:bookmarkEnd w:id="100017"/>
+        <w:t xml:space="preserve">第八章  統一會員路徑：從健康到財富</w:t>
+      </w:r>
+      <w:bookmarkEnd w:id="100023"/>
     </w:p>
     <w:p>
       <w:pPr>
@@ -5621,647 +5792,8 @@
           <w:sz w:val="24"/>
           <w:szCs w:val="24"/>
         </w:rPr>
-        <w:t xml:space="preserve">企業健康計劃與企業合作，將VFK產品納入員工健康福利計劃，企業批量採購VFK產品作為員工福利，同時為VFK帶來穩定的銷售量和品牌曝光。健康機構合作與健身中心、體檢中心、醫美機構等合作，VFK產品作為健康管理的配套產品推薦給客戶。這類合作夥伴的客戶群與VFK的目標客群高度重合，轉化率較高。同時，MCLUB現有的微信公眾號、小紅書、線下私享會、B2B2C合作等渠道也可以與VFK推廣協同運作，實現資源共享和會員互導。</w:t>
-      </w:r>
-    </w:p>
-    <w:p>
-      <w:pPr>
-        <w:pStyle w:val="Heading1"/>
-        <w:spacing w:after="160" w:before="360" w:line="312"/>
-        <w:jc w:val="center"/>
-      </w:pPr>
-      <w:bookmarkStart w:id="100018" w:name="_Toc100018"/>
-      <w:r>
-        <w:rPr>
-          <w:rFonts w:ascii="Calibri" w:eastAsia="SimHei"/>
-          <w:b/>
-          <w:bCs/>
-          <w:color w:val="0F2027"/>
-          <w:sz w:val="32"/>
-          <w:szCs w:val="32"/>
-        </w:rPr>
-        <w:t xml:space="preserve">七、執行路線圖</w:t>
-      </w:r>
-      <w:bookmarkEnd w:id="100018"/>
-    </w:p>
-    <w:tbl>
-      <w:tblPr>
-        <w:tblW w:type="pct" w:w="100%"/>
-        <w:tblBorders>
-          <w:top w:val="single" w:color="D4AF37" w:sz="2"/>
-          <w:left w:val="none"/>
-          <w:bottom w:val="single" w:color="D4AF37" w:sz="2"/>
-          <w:right w:val="none"/>
-          <w:insideH w:val="single" w:color="DDD5C0" w:sz="1"/>
-          <w:insideV w:val="none"/>
-        </w:tblBorders>
-      </w:tblPr>
-      <w:tblGrid>
-        <w:gridCol w:w="100"/>
-        <w:gridCol w:w="100"/>
-        <w:gridCol w:w="100"/>
-        <w:gridCol w:w="100"/>
-      </w:tblGrid>
-      <w:tr>
-        <w:trPr>
-          <w:cantSplit/>
-          <w:tblHeader/>
-        </w:trPr>
-        <w:tc>
-          <w:tcPr>
-            <w:tcW w:type="pct" w:w="12%"/>
-            <w:shd w:fill="D4AF37" w:val="clear"/>
-            <w:tcMar>
-              <w:top w:type="dxa" w:w="60"/>
-              <w:left w:type="dxa" w:w="120"/>
-              <w:bottom w:type="dxa" w:w="60"/>
-              <w:right w:type="dxa" w:w="120"/>
-            </w:tcMar>
-          </w:tcPr>
-          <w:p>
-            <w:pPr>
-              <w:jc w:val="center"/>
-            </w:pPr>
-            <w:r>
-              <w:rPr>
-                <w:rFonts w:ascii="Calibri" w:eastAsia="SimHei"/>
-                <w:b/>
-                <w:bCs/>
-                <w:color w:val="1A1A1A"/>
-                <w:sz w:val="21"/>
-                <w:szCs w:val="21"/>
-              </w:rPr>
-              <w:t xml:space="preserve">階段</w:t>
-            </w:r>
-          </w:p>
-        </w:tc>
-        <w:tc>
-          <w:tcPr>
-            <w:tcW w:type="pct" w:w="16%"/>
-            <w:shd w:fill="D4AF37" w:val="clear"/>
-            <w:tcMar>
-              <w:top w:type="dxa" w:w="60"/>
-              <w:left w:type="dxa" w:w="120"/>
-              <w:bottom w:type="dxa" w:w="60"/>
-              <w:right w:type="dxa" w:w="120"/>
-            </w:tcMar>
-          </w:tcPr>
-          <w:p>
-            <w:pPr>
-              <w:jc w:val="center"/>
-            </w:pPr>
-            <w:r>
-              <w:rPr>
-                <w:rFonts w:ascii="Calibri" w:eastAsia="SimHei"/>
-                <w:b/>
-                <w:bCs/>
-                <w:color w:val="1A1A1A"/>
-                <w:sz w:val="21"/>
-                <w:szCs w:val="21"/>
-              </w:rPr>
-              <w:t xml:space="preserve">時間</w:t>
-            </w:r>
-          </w:p>
-        </w:tc>
-        <w:tc>
-          <w:tcPr>
-            <w:tcW w:type="pct" w:w="38%"/>
-            <w:shd w:fill="D4AF37" w:val="clear"/>
-            <w:tcMar>
-              <w:top w:type="dxa" w:w="60"/>
-              <w:left w:type="dxa" w:w="120"/>
-              <w:bottom w:type="dxa" w:w="60"/>
-              <w:right w:type="dxa" w:w="120"/>
-            </w:tcMar>
-          </w:tcPr>
-          <w:p>
-            <w:pPr>
-              <w:jc w:val="center"/>
-            </w:pPr>
-            <w:r>
-              <w:rPr>
-                <w:rFonts w:ascii="Calibri" w:eastAsia="SimHei"/>
-                <w:b/>
-                <w:bCs/>
-                <w:color w:val="1A1A1A"/>
-                <w:sz w:val="21"/>
-                <w:szCs w:val="21"/>
-              </w:rPr>
-              <w:t xml:space="preserve">重點工作</w:t>
-            </w:r>
-          </w:p>
-        </w:tc>
-        <w:tc>
-          <w:tcPr>
-            <w:tcW w:type="pct" w:w="34%"/>
-            <w:shd w:fill="D4AF37" w:val="clear"/>
-            <w:tcMar>
-              <w:top w:type="dxa" w:w="60"/>
-              <w:left w:type="dxa" w:w="120"/>
-              <w:bottom w:type="dxa" w:w="60"/>
-              <w:right w:type="dxa" w:w="120"/>
-            </w:tcMar>
-          </w:tcPr>
-          <w:p>
-            <w:pPr>
-              <w:jc w:val="center"/>
-            </w:pPr>
-            <w:r>
-              <w:rPr>
-                <w:rFonts w:ascii="Calibri" w:eastAsia="SimHei"/>
-                <w:b/>
-                <w:bCs/>
-                <w:color w:val="1A1A1A"/>
-                <w:sz w:val="21"/>
-                <w:szCs w:val="21"/>
-              </w:rPr>
-              <w:t xml:space="preserve">關鍵成果</w:t>
-            </w:r>
-          </w:p>
-        </w:tc>
-      </w:tr>
-      <w:tr>
-        <w:trPr>
-          <w:cantSplit/>
-        </w:trPr>
-        <w:tc>
-          <w:tcPr>
-            <w:tcW w:type="pct" w:w="12%"/>
-            <w:shd w:fill="F5F2E8" w:val="clear"/>
-            <w:tcMar>
-              <w:top w:type="dxa" w:w="60"/>
-              <w:left w:type="dxa" w:w="120"/>
-              <w:bottom w:type="dxa" w:w="60"/>
-              <w:right w:type="dxa" w:w="120"/>
-            </w:tcMar>
-          </w:tcPr>
-          <w:p>
-            <w:pPr>
-              <w:jc w:val="center"/>
-            </w:pPr>
-            <w:r>
-              <w:rPr>
-                <w:rFonts w:ascii="Calibri" w:eastAsia="SimSun"/>
-                <w:color w:val="000000"/>
-                <w:sz w:val="21"/>
-                <w:szCs w:val="21"/>
-              </w:rPr>
-              <w:t xml:space="preserve">啟動期</w:t>
-            </w:r>
-          </w:p>
-        </w:tc>
-        <w:tc>
-          <w:tcPr>
-            <w:tcW w:type="pct" w:w="16%"/>
-            <w:shd w:fill="F5F2E8" w:val="clear"/>
-            <w:tcMar>
-              <w:top w:type="dxa" w:w="60"/>
-              <w:left w:type="dxa" w:w="120"/>
-              <w:bottom w:type="dxa" w:w="60"/>
-              <w:right w:type="dxa" w:w="120"/>
-            </w:tcMar>
-          </w:tcPr>
-          <w:p>
-            <w:pPr>
-              <w:jc w:val="center"/>
-            </w:pPr>
-            <w:r>
-              <w:rPr>
-                <w:rFonts w:ascii="Calibri" w:eastAsia="SimSun"/>
-                <w:color w:val="000000"/>
-                <w:sz w:val="21"/>
-                <w:szCs w:val="21"/>
-              </w:rPr>
-              <w:t xml:space="preserve">第1-3個月</w:t>
-            </w:r>
-          </w:p>
-        </w:tc>
-        <w:tc>
-          <w:tcPr>
-            <w:tcW w:type="pct" w:w="38%"/>
-            <w:shd w:fill="F5F2E8" w:val="clear"/>
-            <w:tcMar>
-              <w:top w:type="dxa" w:w="60"/>
-              <w:left w:type="dxa" w:w="120"/>
-              <w:bottom w:type="dxa" w:w="60"/>
-              <w:right w:type="dxa" w:w="120"/>
-            </w:tcMar>
-          </w:tcPr>
-          <w:p>
-            <w:pPr>
-              <w:jc w:val="center"/>
-            </w:pPr>
-            <w:r>
-              <w:rPr>
-                <w:rFonts w:ascii="Calibri" w:eastAsia="SimSun"/>
-                <w:color w:val="000000"/>
-                <w:sz w:val="21"/>
-                <w:szCs w:val="21"/>
-              </w:rPr>
-              <w:t xml:space="preserve">產品入庫、培訓資料準備、首批會員招募</w:t>
-            </w:r>
-          </w:p>
-        </w:tc>
-        <w:tc>
-          <w:tcPr>
-            <w:tcW w:type="pct" w:w="34%"/>
-            <w:shd w:fill="F5F2E8" w:val="clear"/>
-            <w:tcMar>
-              <w:top w:type="dxa" w:w="60"/>
-              <w:left w:type="dxa" w:w="120"/>
-              <w:bottom w:type="dxa" w:w="60"/>
-              <w:right w:type="dxa" w:w="120"/>
-            </w:tcMar>
-          </w:tcPr>
-          <w:p>
-            <w:pPr>
-              <w:jc w:val="center"/>
-            </w:pPr>
-            <w:r>
-              <w:rPr>
-                <w:rFonts w:ascii="Calibri" w:eastAsia="SimSun"/>
-                <w:color w:val="000000"/>
-                <w:sz w:val="21"/>
-                <w:szCs w:val="21"/>
-              </w:rPr>
-              <w:t xml:space="preserve">50+會員、首場健康講座</w:t>
-            </w:r>
-          </w:p>
-        </w:tc>
-      </w:tr>
-      <w:tr>
-        <w:trPr>
-          <w:cantSplit/>
-        </w:trPr>
-        <w:tc>
-          <w:tcPr>
-            <w:tcW w:type="pct" w:w="12%"/>
-            <w:tcMar>
-              <w:top w:type="dxa" w:w="60"/>
-              <w:left w:type="dxa" w:w="120"/>
-              <w:bottom w:type="dxa" w:w="60"/>
-              <w:right w:type="dxa" w:w="120"/>
-            </w:tcMar>
-          </w:tcPr>
-          <w:p>
-            <w:pPr>
-              <w:jc w:val="center"/>
-            </w:pPr>
-            <w:r>
-              <w:rPr>
-                <w:rFonts w:ascii="Calibri" w:eastAsia="SimSun"/>
-                <w:color w:val="000000"/>
-                <w:sz w:val="21"/>
-                <w:szCs w:val="21"/>
-              </w:rPr>
-              <w:t xml:space="preserve">發展期</w:t>
-            </w:r>
-          </w:p>
-        </w:tc>
-        <w:tc>
-          <w:tcPr>
-            <w:tcW w:type="pct" w:w="16%"/>
-            <w:tcMar>
-              <w:top w:type="dxa" w:w="60"/>
-              <w:left w:type="dxa" w:w="120"/>
-              <w:bottom w:type="dxa" w:w="60"/>
-              <w:right w:type="dxa" w:w="120"/>
-            </w:tcMar>
-          </w:tcPr>
-          <w:p>
-            <w:pPr>
-              <w:jc w:val="center"/>
-            </w:pPr>
-            <w:r>
-              <w:rPr>
-                <w:rFonts w:ascii="Calibri" w:eastAsia="SimSun"/>
-                <w:color w:val="000000"/>
-                <w:sz w:val="21"/>
-                <w:szCs w:val="21"/>
-              </w:rPr>
-              <w:t xml:space="preserve">第3-6個月</w:t>
-            </w:r>
-          </w:p>
-        </w:tc>
-        <w:tc>
-          <w:tcPr>
-            <w:tcW w:type="pct" w:w="38%"/>
-            <w:tcMar>
-              <w:top w:type="dxa" w:w="60"/>
-              <w:left w:type="dxa" w:w="120"/>
-              <w:bottom w:type="dxa" w:w="60"/>
-              <w:right w:type="dxa" w:w="120"/>
-            </w:tcMar>
-          </w:tcPr>
-          <w:p>
-            <w:pPr>
-              <w:jc w:val="center"/>
-            </w:pPr>
-            <w:r>
-              <w:rPr>
-                <w:rFonts w:ascii="Calibri" w:eastAsia="SimSun"/>
-                <w:color w:val="000000"/>
-                <w:sz w:val="21"/>
-                <w:szCs w:val="21"/>
-              </w:rPr>
-              <w:t xml:space="preserve">團隊建設、晉升機制驗證、渠道合作啟動</w:t>
-            </w:r>
-          </w:p>
-        </w:tc>
-        <w:tc>
-          <w:tcPr>
-            <w:tcW w:type="pct" w:w="34%"/>
-            <w:tcMar>
-              <w:top w:type="dxa" w:w="60"/>
-              <w:left w:type="dxa" w:w="120"/>
-              <w:bottom w:type="dxa" w:w="60"/>
-              <w:right w:type="dxa" w:w="120"/>
-            </w:tcMar>
-          </w:tcPr>
-          <w:p>
-            <w:pPr>
-              <w:jc w:val="center"/>
-            </w:pPr>
-            <w:r>
-              <w:rPr>
-                <w:rFonts w:ascii="Calibri" w:eastAsia="SimSun"/>
-                <w:color w:val="000000"/>
-                <w:sz w:val="21"/>
-                <w:szCs w:val="21"/>
-              </w:rPr>
-              <w:t xml:space="preserve">200+會員、首批M級會員晉升</w:t>
-            </w:r>
-          </w:p>
-        </w:tc>
-      </w:tr>
-      <w:tr>
-        <w:trPr>
-          <w:cantSplit/>
-        </w:trPr>
-        <w:tc>
-          <w:tcPr>
-            <w:tcW w:type="pct" w:w="12%"/>
-            <w:shd w:fill="F5F2E8" w:val="clear"/>
-            <w:tcMar>
-              <w:top w:type="dxa" w:w="60"/>
-              <w:left w:type="dxa" w:w="120"/>
-              <w:bottom w:type="dxa" w:w="60"/>
-              <w:right w:type="dxa" w:w="120"/>
-            </w:tcMar>
-          </w:tcPr>
-          <w:p>
-            <w:pPr>
-              <w:jc w:val="center"/>
-            </w:pPr>
-            <w:r>
-              <w:rPr>
-                <w:rFonts w:ascii="Calibri" w:eastAsia="SimSun"/>
-                <w:color w:val="000000"/>
-                <w:sz w:val="21"/>
-                <w:szCs w:val="21"/>
-              </w:rPr>
-              <w:t xml:space="preserve">擴展期</w:t>
-            </w:r>
-          </w:p>
-        </w:tc>
-        <w:tc>
-          <w:tcPr>
-            <w:tcW w:type="pct" w:w="16%"/>
-            <w:shd w:fill="F5F2E8" w:val="clear"/>
-            <w:tcMar>
-              <w:top w:type="dxa" w:w="60"/>
-              <w:left w:type="dxa" w:w="120"/>
-              <w:bottom w:type="dxa" w:w="60"/>
-              <w:right w:type="dxa" w:w="120"/>
-            </w:tcMar>
-          </w:tcPr>
-          <w:p>
-            <w:pPr>
-              <w:jc w:val="center"/>
-            </w:pPr>
-            <w:r>
-              <w:rPr>
-                <w:rFonts w:ascii="Calibri" w:eastAsia="SimSun"/>
-                <w:color w:val="000000"/>
-                <w:sz w:val="21"/>
-                <w:szCs w:val="21"/>
-              </w:rPr>
-              <w:t xml:space="preserve">第6-12個月</w:t>
-            </w:r>
-          </w:p>
-        </w:tc>
-        <w:tc>
-          <w:tcPr>
-            <w:tcW w:type="pct" w:w="38%"/>
-            <w:shd w:fill="F5F2E8" w:val="clear"/>
-            <w:tcMar>
-              <w:top w:type="dxa" w:w="60"/>
-              <w:left w:type="dxa" w:w="120"/>
-              <w:bottom w:type="dxa" w:w="60"/>
-              <w:right w:type="dxa" w:w="120"/>
-            </w:tcMar>
-          </w:tcPr>
-          <w:p>
-            <w:pPr>
-              <w:jc w:val="center"/>
-            </w:pPr>
-            <w:r>
-              <w:rPr>
-                <w:rFonts w:ascii="Calibri" w:eastAsia="SimSun"/>
-                <w:color w:val="000000"/>
-                <w:sz w:val="21"/>
-                <w:szCs w:val="21"/>
-              </w:rPr>
-              <w:t xml:space="preserve">規模化推廣、領袖培育、B2B2C渠道深化</w:t>
-            </w:r>
-          </w:p>
-        </w:tc>
-        <w:tc>
-          <w:tcPr>
-            <w:tcW w:type="pct" w:w="34%"/>
-            <w:shd w:fill="F5F2E8" w:val="clear"/>
-            <w:tcMar>
-              <w:top w:type="dxa" w:w="60"/>
-              <w:left w:type="dxa" w:w="120"/>
-              <w:bottom w:type="dxa" w:w="60"/>
-              <w:right w:type="dxa" w:w="120"/>
-            </w:tcMar>
-          </w:tcPr>
-          <w:p>
-            <w:pPr>
-              <w:jc w:val="center"/>
-            </w:pPr>
-            <w:r>
-              <w:rPr>
-                <w:rFonts w:ascii="Calibri" w:eastAsia="SimSun"/>
-                <w:color w:val="000000"/>
-                <w:sz w:val="21"/>
-                <w:szCs w:val="21"/>
-              </w:rPr>
-              <w:t xml:space="preserve">500+會員、首批D級以上會員</w:t>
-            </w:r>
-          </w:p>
-        </w:tc>
-      </w:tr>
-      <w:tr>
-        <w:trPr>
-          <w:cantSplit/>
-        </w:trPr>
-        <w:tc>
-          <w:tcPr>
-            <w:tcW w:type="pct" w:w="12%"/>
-            <w:tcMar>
-              <w:top w:type="dxa" w:w="60"/>
-              <w:left w:type="dxa" w:w="120"/>
-              <w:bottom w:type="dxa" w:w="60"/>
-              <w:right w:type="dxa" w:w="120"/>
-            </w:tcMar>
-          </w:tcPr>
-          <w:p>
-            <w:pPr>
-              <w:jc w:val="center"/>
-            </w:pPr>
-            <w:r>
-              <w:rPr>
-                <w:rFonts w:ascii="Calibri" w:eastAsia="SimSun"/>
-                <w:color w:val="000000"/>
-                <w:sz w:val="21"/>
-                <w:szCs w:val="21"/>
-              </w:rPr>
-              <w:t xml:space="preserve">成熟期</w:t>
-            </w:r>
-          </w:p>
-        </w:tc>
-        <w:tc>
-          <w:tcPr>
-            <w:tcW w:type="pct" w:w="16%"/>
-            <w:tcMar>
-              <w:top w:type="dxa" w:w="60"/>
-              <w:left w:type="dxa" w:w="120"/>
-              <w:bottom w:type="dxa" w:w="60"/>
-              <w:right w:type="dxa" w:w="120"/>
-            </w:tcMar>
-          </w:tcPr>
-          <w:p>
-            <w:pPr>
-              <w:jc w:val="center"/>
-            </w:pPr>
-            <w:r>
-              <w:rPr>
-                <w:rFonts w:ascii="Calibri" w:eastAsia="SimSun"/>
-                <w:color w:val="000000"/>
-                <w:sz w:val="21"/>
-                <w:szCs w:val="21"/>
-              </w:rPr>
-              <w:t xml:space="preserve">第12-18個月</w:t>
-            </w:r>
-          </w:p>
-        </w:tc>
-        <w:tc>
-          <w:tcPr>
-            <w:tcW w:type="pct" w:w="38%"/>
-            <w:tcMar>
-              <w:top w:type="dxa" w:w="60"/>
-              <w:left w:type="dxa" w:w="120"/>
-              <w:bottom w:type="dxa" w:w="60"/>
-              <w:right w:type="dxa" w:w="120"/>
-            </w:tcMar>
-          </w:tcPr>
-          <w:p>
-            <w:pPr>
-              <w:jc w:val="center"/>
-            </w:pPr>
-            <w:r>
-              <w:rPr>
-                <w:rFonts w:ascii="Calibri" w:eastAsia="SimSun"/>
-                <w:color w:val="000000"/>
-                <w:sz w:val="21"/>
-                <w:szCs w:val="21"/>
-              </w:rPr>
-              <w:t xml:space="preserve">體系優化、新產品線引入、品牌建設</w:t>
-            </w:r>
-          </w:p>
-        </w:tc>
-        <w:tc>
-          <w:tcPr>
-            <w:tcW w:type="pct" w:w="34%"/>
-            <w:tcMar>
-              <w:top w:type="dxa" w:w="60"/>
-              <w:left w:type="dxa" w:w="120"/>
-              <w:bottom w:type="dxa" w:w="60"/>
-              <w:right w:type="dxa" w:w="120"/>
-            </w:tcMar>
-          </w:tcPr>
-          <w:p>
-            <w:pPr>
-              <w:jc w:val="center"/>
-            </w:pPr>
-            <w:r>
-              <w:rPr>
-                <w:rFonts w:ascii="Calibri" w:eastAsia="SimSun"/>
-                <w:color w:val="000000"/>
-                <w:sz w:val="21"/>
-                <w:szCs w:val="21"/>
-              </w:rPr>
-              <w:t xml:space="preserve">1000+會員、穩定團隊增長循環</w:t>
-            </w:r>
-          </w:p>
-        </w:tc>
-      </w:tr>
-    </w:tbl>
-    <w:p>
-      <w:pPr>
-        <w:spacing w:after="200" w:before="60"/>
-        <w:jc w:val="center"/>
-      </w:pPr>
-      <w:r>
-        <w:rPr>
-          <w:rFonts w:ascii="Calibri" w:eastAsia="SimSun"/>
-          <w:color w:val="4A6575"/>
-          <w:sz w:val="20"/>
-          <w:szCs w:val="20"/>
-        </w:rPr>
-        <w:t xml:space="preserve">表7：執行路線圖</w:t>
-      </w:r>
-    </w:p>
-    <w:p>
-      <w:pPr>
-        <w:pStyle w:val="Heading1"/>
-        <w:spacing w:after="160" w:before="360" w:line="312"/>
-        <w:jc w:val="center"/>
-      </w:pPr>
-      <w:bookmarkStart w:id="100019" w:name="_Toc100019"/>
-      <w:r>
-        <w:rPr>
-          <w:rFonts w:ascii="Calibri" w:eastAsia="SimHei"/>
-          <w:b/>
-          <w:bCs/>
-          <w:color w:val="0F2027"/>
-          <w:sz w:val="32"/>
-          <w:szCs w:val="32"/>
-        </w:rPr>
-        <w:t xml:space="preserve">八、風險管理</w:t>
-      </w:r>
-      <w:bookmarkEnd w:id="100019"/>
-    </w:p>
-    <w:p>
-      <w:pPr>
-        <w:pStyle w:val="Heading2"/>
-        <w:spacing w:after="120" w:before="240" w:line="312"/>
-      </w:pPr>
-      <w:bookmarkStart w:id="100020" w:name="_Toc100020"/>
-      <w:r>
-        <w:rPr>
-          <w:rFonts w:ascii="Calibri" w:eastAsia="SimHei"/>
-          <w:b/>
-          <w:bCs/>
-          <w:color w:val="0F2027"/>
-          <w:sz w:val="28"/>
-          <w:szCs w:val="28"/>
-        </w:rPr>
-        <w:t xml:space="preserve">8.1 合規風險</w:t>
-      </w:r>
-      <w:bookmarkEnd w:id="100020"/>
+        <w:t xml:space="preserve">VFK × MCLUB 的設計核心是「由健康切入，以財富升級」。會員的完整路徑如下：從 VFK 健康產品體驗開始（方案一），透過產品效果建立信任；進而加深推廣參與（方案二、三），獲得更多市場資訊和投資知識；最終透過方案四進入家族辦公室，實現從健康管理到財富管理的完整轉變。每一步都有明確的價值主張和升級動力，讓會員始終感受到前進的必要性和獲得感。</w:t>
+      </w:r>
     </w:p>
     <w:p>
       <w:pPr>
@@ -6276,27 +5808,46 @@
           <w:sz w:val="24"/>
           <w:szCs w:val="24"/>
         </w:rPr>
-        <w:t xml:space="preserve">VFK推廣計劃需嚴格遵守香港及內地相關法規，包括產品宣傳需有科學數據支持，避免誇大療效聲明；推廣計劃介紹需清晰透明，避免誤導性承諾；遵守多層次推廣的相關法律法規，確保計劃合法合規。在內地市場的宣傳推廣過程中，還需要特別注意中國相關法規的要求，所有展示給內地客戶的宣傳材料應當避免直接的招募語言，以「教育、資訊分享」為主調。</w:t>
-      </w:r>
-    </w:p>
-    <w:p>
-      <w:pPr>
-        <w:pStyle w:val="Heading2"/>
-        <w:spacing w:after="120" w:before="240" w:line="312"/>
-      </w:pPr>
-      <w:bookmarkStart w:id="100021" w:name="_Toc100021"/>
+        <w:t xml:space="preserve">值得注意的是，整個路徑並非單向的。方案一到方案三的會員在推廣過程中累積的 BV 積分同樣適用於晉升機制，意味著即使會員暫時沒有升級到方案四，他們的推廣業績仍然有價值，可以通過晉升機制獲得更高的收益比例。這種設計讓每個方案都有獨立的價值，同時又形成了往上升級的強烈動力。</w:t>
+      </w:r>
+    </w:p>
+    <w:p>
+      <w:pPr>
+        <w:pStyle w:val="Heading1"/>
+        <w:spacing w:after="120" w:before="360"/>
+      </w:pPr>
+      <w:bookmarkStart w:id="100024" w:name="_Toc100024"/>
       <w:r>
         <w:rPr>
           <w:rFonts w:ascii="Calibri" w:eastAsia="SimHei"/>
           <w:b/>
           <w:bCs/>
-          <w:color w:val="0F2027"/>
+          <w:color w:val="000000"/>
+          <w:sz w:val="32"/>
+          <w:szCs w:val="32"/>
+        </w:rPr>
+        <w:t xml:space="preserve">第九章  結論與建議</w:t>
+      </w:r>
+      <w:bookmarkEnd w:id="100024"/>
+    </w:p>
+    <w:p>
+      <w:pPr>
+        <w:pStyle w:val="Heading2"/>
+        <w:spacing w:after="120" w:before="240"/>
+      </w:pPr>
+      <w:bookmarkStart w:id="100025" w:name="_Toc100025"/>
+      <w:r>
+        <w:rPr>
+          <w:rFonts w:ascii="Calibri" w:eastAsia="SimHei"/>
+          <w:b/>
+          <w:bCs/>
+          <w:color w:val="000000"/>
           <w:sz w:val="28"/>
           <w:szCs w:val="28"/>
         </w:rPr>
-        <w:t xml:space="preserve">8.2 產品風險</w:t>
-      </w:r>
-      <w:bookmarkEnd w:id="100021"/>
+        <w:t xml:space="preserve">一、體系優勢總結</w:t>
+      </w:r>
+      <w:bookmarkEnd w:id="100025"/>
     </w:p>
     <w:p>
       <w:pPr>
@@ -6311,27 +5862,27 @@
           <w:sz w:val="24"/>
           <w:szCs w:val="24"/>
         </w:rPr>
-        <w:t xml:space="preserve">確保產品供應穩定，避免斷貨影響會員推廣信心；持續監測產品使用反饋，及時處理任何品質問題；定期更新臨床數據，保持產品的科學可信度。英國製造的品質保證是VFK的重要競爭優勢，必須嚴格把控產品品質，維護品牌聲譽。</w:t>
+        <w:t xml:space="preserve">VFK × MCLUB 統一體系具有三大核心優勢。第一，低門檻入場：最低僅需 HK$1,980 即可體驗產品及服務，大大擴大了潜在客戶群。第二，自然升級路徑：從健康產品到家族辦公室，每一步都有明確的價值递進，會員升級動力充足。第三，深度鎖定：四層鎖定模型確保會員的長期留存率，尤其是方案四的結構鎖定，讓會員與平台形成真正的共生關係。</w:t>
       </w:r>
     </w:p>
     <w:p>
       <w:pPr>
         <w:pStyle w:val="Heading2"/>
-        <w:spacing w:after="120" w:before="240" w:line="312"/>
-      </w:pPr>
-      <w:bookmarkStart w:id="100022" w:name="_Toc100022"/>
+        <w:spacing w:after="120" w:before="240"/>
+      </w:pPr>
+      <w:bookmarkStart w:id="100026" w:name="_Toc100026"/>
       <w:r>
         <w:rPr>
           <w:rFonts w:ascii="Calibri" w:eastAsia="SimHei"/>
           <w:b/>
           <w:bCs/>
-          <w:color w:val="0F2027"/>
+          <w:color w:val="000000"/>
           <w:sz w:val="28"/>
           <w:szCs w:val="28"/>
         </w:rPr>
-        <w:t xml:space="preserve">8.3 團隊風險</w:t>
-      </w:r>
-      <w:bookmarkEnd w:id="100022"/>
+        <w:t xml:space="preserve">二、實施建議</w:t>
+      </w:r>
+      <w:bookmarkEnd w:id="100026"/>
     </w:p>
     <w:p>
       <w:pPr>
@@ -6346,12 +5897,13 @@
           <w:sz w:val="24"/>
           <w:szCs w:val="24"/>
         </w:rPr>
-        <w:t xml:space="preserve">避免團隊過度依賴單一領袖，建立多元化的團隊結構；關注會員滿意度，及時處理投訴和籠紛；建立退出機制，確保會員可以合理退出而不影響團隊穩定。同時要注意團隊的均衡發展，大區和小區的雙軌制度正是為了防止團隊過度傾斜，確保團隊的可持續增長。</w:t>
+        <w:t xml:space="preserve">建議在實施過程中重點關注以下幾個方面。首先，產品效果是整個體系的基礎，必須確保 VFK 產品的品質和效果穩定，因為會員的信任從產品體驗開始。其次，分享會和團隊建設是社交鎖定的關鍵，應定期舉辦高質量的線上線下活動，增強會員之間的連結。第三，家族辦公室服務的專業性至關重要，這是方案四的核心價值，必須確保服務質素達到客戶預期。最後，建議建立完善的數據追蹤系統，監控每個方案的轉化率和會員流失率，及時優化策略。</w:t>
       </w:r>
     </w:p>
     <w:sectPr>
       <w:headerReference w:type="default" r:id="rId8"/>
       <w:footerReference w:type="default" r:id="rId9"/>
+      <w:type w:val="nextPage"/>
       <w:pgSz w:w="11906" w:h="16838" w:orient="portrait"/>
       <w:pgMar w:top="1440" w:right="1417" w:bottom="1440" w:left="1701" w:header="708" w:footer="708" w:gutter="0"/>
       <w:pgNumType w:start="1" w:fmt="decimal"/>
@@ -6410,7 +5962,7 @@
     </w:pPr>
     <w:r>
       <w:rPr>
-        <w:color w:val="4A6575"/>
+        <w:color w:val="808080"/>
         <w:sz w:val="18"/>
         <w:szCs w:val="18"/>
       </w:rPr>
@@ -6431,7 +5983,7 @@
     </w:pPr>
     <w:r>
       <w:rPr>
-        <w:color w:val="4A6575"/>
+        <w:color w:val="808080"/>
         <w:sz w:val="18"/>
         <w:szCs w:val="18"/>
       </w:rPr>
@@ -6485,16 +6037,15 @@
 <w:hdr xmlns:wpc="http://schemas.microsoft.com/office/word/2010/wordprocessingCanvas" xmlns:mc="http://schemas.openxmlformats.org/markup-compatibility/2006" xmlns:o="urn:schemas-microsoft-com:office:office" xmlns:r="http://schemas.openxmlformats.org/officeDocument/2006/relationships" xmlns:m="http://schemas.openxmlformats.org/officeDocument/2006/math" xmlns:v="urn:schemas-microsoft-com:vml" xmlns:wp14="http://schemas.microsoft.com/office/word/2010/wordprocessingDrawing" xmlns:wp="http://schemas.openxmlformats.org/drawingml/2006/wordprocessingDrawing" xmlns:w10="urn:schemas-microsoft-com:office:word" xmlns:w="http://schemas.openxmlformats.org/wordprocessingml/2006/main" xmlns:w14="http://schemas.microsoft.com/office/word/2010/wordml" xmlns:w15="http://schemas.microsoft.com/office/word/2012/wordml" xmlns:wpg="http://schemas.microsoft.com/office/word/2010/wordprocessingGroup" xmlns:wpi="http://schemas.microsoft.com/office/word/2010/wordprocessingInk" xmlns:wne="http://schemas.microsoft.com/office/word/2006/wordml" xmlns:wps="http://schemas.microsoft.com/office/word/2010/wordprocessingShape" xmlns:cx="http://schemas.microsoft.com/office/drawing/2014/chartex" xmlns:cx1="http://schemas.microsoft.com/office/drawing/2015/9/8/chartex" xmlns:cx2="http://schemas.microsoft.com/office/drawing/2015/10/21/chartex" xmlns:cx3="http://schemas.microsoft.com/office/drawing/2016/5/9/chartex" xmlns:cx4="http://schemas.microsoft.com/office/drawing/2016/5/10/chartex" xmlns:cx5="http://schemas.microsoft.com/office/drawing/2016/5/11/chartex" xmlns:cx6="http://schemas.microsoft.com/office/drawing/2016/5/12/chartex" xmlns:cx7="http://schemas.microsoft.com/office/drawing/2016/5/13/chartex" xmlns:cx8="http://schemas.microsoft.com/office/drawing/2016/5/14/chartex" xmlns:w16cid="http://schemas.microsoft.com/office/word/2016/wordml/cid" xmlns:w16se="http://schemas.microsoft.com/office/word/2015/wordml/symex">
   <w:p>
     <w:pPr>
-      <w:jc w:val="right"/>
+      <w:jc w:val="center"/>
     </w:pPr>
     <w:r>
       <w:rPr>
-        <w:rFonts w:ascii="Calibri" w:eastAsia="Microsoft YaHei"/>
-        <w:color w:val="4A6575"/>
+        <w:color w:val="808080"/>
         <w:sz w:val="18"/>
         <w:szCs w:val="18"/>
       </w:rPr>
-      <w:t xml:space="preserve">VFK×MCLUB推廣計劃報告</w:t>
+      <w:t xml:space="preserve">VFK × MCLUB 推廣計劃報告</w:t>
     </w:r>
   </w:p>
 </w:hdr>
@@ -6600,7 +6151,7 @@
   <w:docDefaults>
     <w:rPrDefault>
       <w:rPr>
-        <w:rFonts w:ascii="Calibri" w:eastAsia="Microsoft YaHei"/>
+        <w:rFonts w:ascii="Calibri" w:eastAsia="SimSun"/>
         <w:color w:val="000000"/>
         <w:sz w:val="24"/>
         <w:szCs w:val="24"/>
@@ -6635,7 +6186,7 @@
       <w:rFonts w:ascii="Calibri" w:eastAsia="SimHei"/>
       <w:b/>
       <w:bCs/>
-      <w:color w:val="0F2027"/>
+      <w:color w:val="000000"/>
       <w:sz w:val="32"/>
       <w:szCs w:val="32"/>
     </w:rPr>
@@ -6653,7 +6204,7 @@
       <w:rFonts w:ascii="Calibri" w:eastAsia="SimHei"/>
       <w:b/>
       <w:bCs/>
-      <w:color w:val="0F2027"/>
+      <w:color w:val="000000"/>
       <w:sz w:val="28"/>
       <w:szCs w:val="28"/>
     </w:rPr>
@@ -6671,7 +6222,7 @@
       <w:rFonts w:ascii="Calibri" w:eastAsia="SimHei"/>
       <w:b/>
       <w:bCs/>
-      <w:color w:val="0F2027"/>
+      <w:color w:val="000000"/>
       <w:sz w:val="24"/>
       <w:szCs w:val="24"/>
     </w:rPr>
